--- a/examples/anomalies/doc/40-autoencoder-han_autoenc_adv_ed.docx
+++ b/examples/anomalies/doc/40-autoencoder-han_autoenc_adv_ed.docx
@@ -93,15 +93,90 @@
       </w:r>
     </w:p>
     <w:bookmarkEnd w:id="22"/>
-    <w:bookmarkStart w:id="32" w:name="walkthrough"/>
+    <w:bookmarkStart w:id="23" w:name="how-to-read-this-walkthrough"/>
     <w:p>
       <w:pPr>
         <w:pStyle w:val="Heading2"/>
       </w:pPr>
       <w:r>
+        <w:t xml:space="preserve">How to read this walkthrough</w:t>
+      </w:r>
+    </w:p>
+    <w:p>
+      <w:pPr>
+        <w:pStyle w:val="FirstParagraph"/>
+      </w:pPr>
+      <w:r>
+        <w:t xml:space="preserve">The code blocks below follow the same learning rhythm used throughout the collection: prepare the environment, choose the dataset, configure the method, run the analysis, and then inspect the result. Readers who are still learning time-series mining can use that order to understand not only</w:t>
+      </w:r>
+      <w:r>
+        <w:t xml:space="preserve"> </w:t>
+      </w:r>
+      <w:r>
+        <w:rPr>
+          <w:i/>
+          <w:iCs/>
+        </w:rPr>
+        <w:t xml:space="preserve">what</w:t>
+      </w:r>
+      <w:r>
+        <w:t xml:space="preserve"> </w:t>
+      </w:r>
+      <w:r>
+        <w:t xml:space="preserve">each command does, but also</w:t>
+      </w:r>
+      <w:r>
+        <w:t xml:space="preserve"> </w:t>
+      </w:r>
+      <w:r>
+        <w:rPr>
+          <w:i/>
+          <w:iCs/>
+        </w:rPr>
+        <w:t xml:space="preserve">why</w:t>
+      </w:r>
+      <w:r>
+        <w:t xml:space="preserve"> </w:t>
+      </w:r>
+      <w:r>
+        <w:t xml:space="preserve">it appears at that stage of the workflow.</w:t>
+      </w:r>
+    </w:p>
+    <w:p>
+      <w:pPr>
+        <w:pStyle w:val="BodyText"/>
+      </w:pPr>
+      <w:r>
+        <w:t xml:space="preserve">As you go through the notebook, read the inline comments inside each chunk as the operational explanation and use the surrounding prose as the conceptual guide.</w:t>
+      </w:r>
+    </w:p>
+    <w:bookmarkEnd w:id="23"/>
+    <w:bookmarkStart w:id="39" w:name="walkthrough"/>
+    <w:p>
+      <w:pPr>
+        <w:pStyle w:val="Heading2"/>
+      </w:pPr>
+      <w:r>
         <w:t xml:space="preserve">Walkthrough</w:t>
       </w:r>
     </w:p>
+    <w:bookmarkStart w:id="24" w:name="prepare-the-example"/>
+    <w:p>
+      <w:pPr>
+        <w:pStyle w:val="Heading3"/>
+      </w:pPr>
+      <w:r>
+        <w:t xml:space="preserve">Prepare the Example</w:t>
+      </w:r>
+    </w:p>
+    <w:p>
+      <w:pPr>
+        <w:pStyle w:val="FirstParagraph"/>
+      </w:pPr>
+      <w:r>
+        <w:t xml:space="preserve">We begin by organizing the environment, loading the packages, and selecting the dataset used in the notebook. This part is intentionally more direct: the goal is to make the starting point explicit before the method-specific reasoning begins.</w:t>
+      </w:r>
+    </w:p>
     <w:p>
       <w:pPr>
         <w:pStyle w:val="SourceCode"/>
@@ -326,6 +401,24 @@
           <w:rStyle w:val="VerbatimChar"/>
         </w:rPr>
         <w:t xml:space="preserve">## 6 0.3153224 FALSE</w:t>
+      </w:r>
+    </w:p>
+    <w:bookmarkEnd w:id="24"/>
+    <w:bookmarkStart w:id="28" w:name="interpret-the-result-visually"/>
+    <w:p>
+      <w:pPr>
+        <w:pStyle w:val="Heading3"/>
+      </w:pPr>
+      <w:r>
+        <w:t xml:space="preserve">Interpret the Result Visually</w:t>
+      </w:r>
+    </w:p>
+    <w:p>
+      <w:pPr>
+        <w:pStyle w:val="FirstParagraph"/>
+      </w:pPr>
+      <w:r>
+        <w:t xml:space="preserve">The final plots are not just illustrations. They help the reader connect the method’s internal output with the original series, making it easier to see why a point, range, motif, or symbolic pattern was emphasized and whether that emphasis is coherent with the stated objective of the example.</w:t>
       </w:r>
     </w:p>
     <w:p>
@@ -387,18 +480,18 @@
           <wp:inline>
             <wp:extent cx="4620126" cy="3696101"/>
             <wp:effectExtent b="0" l="0" r="0" t="0"/>
-            <wp:docPr descr="" title="" id="24" name="Picture"/>
+            <wp:docPr descr="" title="" id="26" name="Picture"/>
             <a:graphic>
               <a:graphicData uri="http://schemas.openxmlformats.org/drawingml/2006/picture">
                 <pic:pic>
                   <pic:nvPicPr>
-                    <pic:cNvPr descr="/home/gpca/harbinger/examples/anomalies/doc/han_autoenc_adv_ed_files/figure-docx/unnamed-chunk-5-1.png" id="25" name="Picture"/>
+                    <pic:cNvPr descr="/home/gpca/harbinger/examples/anomalies/doc/40-autoencoder-han_autoenc_adv_ed_files/figure-docx/unnamed-chunk-5-1.png" id="27" name="Picture"/>
                     <pic:cNvPicPr>
                       <a:picLocks noChangeArrowheads="1" noChangeAspect="1"/>
                     </pic:cNvPicPr>
                   </pic:nvPicPr>
                   <pic:blipFill>
-                    <a:blip r:embed="rId23"/>
+                    <a:blip r:embed="rId25"/>
                     <a:stretch>
                       <a:fillRect/>
                     </a:stretch>
@@ -425,6 +518,24 @@
         </w:drawing>
       </w:r>
     </w:p>
+    <w:bookmarkEnd w:id="28"/>
+    <w:bookmarkStart w:id="29" w:name="configure-the-method"/>
+    <w:p>
+      <w:pPr>
+        <w:pStyle w:val="Heading3"/>
+      </w:pPr>
+      <w:r>
+        <w:t xml:space="preserve">Configure the Method</w:t>
+      </w:r>
+    </w:p>
+    <w:p>
+      <w:pPr>
+        <w:pStyle w:val="FirstParagraph"/>
+      </w:pPr>
+      <w:r>
+        <w:t xml:space="preserve">The next step is to instantiate the method and, when necessary, fit it to the selected series. This is where the notebook makes its analytical choice explicit: the parameters chosen here determine what kind of pattern the detector or transformer will become sensitive to and how the later outputs should be interpreted.</w:t>
+      </w:r>
+    </w:p>
     <w:p>
       <w:pPr>
         <w:pStyle w:val="SourceCode"/>
@@ -573,6 +684,24 @@
         <w:t xml:space="preserve">serie)</w:t>
       </w:r>
     </w:p>
+    <w:bookmarkEnd w:id="29"/>
+    <w:bookmarkStart w:id="30" w:name="run-the-core-analysis"/>
+    <w:p>
+      <w:pPr>
+        <w:pStyle w:val="Heading3"/>
+      </w:pPr>
+      <w:r>
+        <w:t xml:space="preserve">Run the Core Analysis</w:t>
+      </w:r>
+    </w:p>
+    <w:p>
+      <w:pPr>
+        <w:pStyle w:val="FirstParagraph"/>
+      </w:pPr>
+      <w:r>
+        <w:t xml:space="preserve">With the environment and the method ready, we execute the central analytical step and inspect its immediate output. This is the point where the abstract idea described earlier becomes operational, so the reader should pay attention to what is produced and how Harbinger standardizes the result.</w:t>
+      </w:r>
+    </w:p>
     <w:p>
       <w:pPr>
         <w:pStyle w:val="SourceCode"/>
@@ -737,126 +866,153 @@
         </w:rPr>
         <w:t xml:space="preserve">## 2  44  TRUE anomaly</w:t>
       </w:r>
+    </w:p>
+    <w:bookmarkEnd w:id="30"/>
+    <w:bookmarkStart w:id="31" w:name="evaluate-what-was-found"/>
+    <w:p>
+      <w:pPr>
+        <w:pStyle w:val="Heading3"/>
+      </w:pPr>
+      <w:r>
+        <w:t xml:space="preserve">Evaluate What Was Found</w:t>
+      </w:r>
+    </w:p>
+    <w:p>
+      <w:pPr>
+        <w:pStyle w:val="FirstParagraph"/>
+      </w:pPr>
+      <w:r>
+        <w:t xml:space="preserve">After producing detections or transformed outputs, we compare them with the reference labels whenever they are available. This stage matters because it connects the visual intuition of the method with an explicit measurement of quality, helping the learner understand not only whether the method runs, but how well it behaves.</w:t>
+      </w:r>
+    </w:p>
+    <w:p>
+      <w:pPr>
+        <w:pStyle w:val="SourceCode"/>
+      </w:pPr>
+      <w:r>
+        <w:rPr>
+          <w:rStyle w:val="CommentTok"/>
+        </w:rPr>
+        <w:t xml:space="preserve"># Evaluate detections against ground-truth labels</w:t>
+      </w:r>
       <w:r>
         <w:br/>
       </w:r>
       <w:r>
         <w:rPr>
+          <w:rStyle w:val="NormalTok"/>
+        </w:rPr>
+        <w:t xml:space="preserve">  evaluation </w:t>
+      </w:r>
+      <w:r>
+        <w:rPr>
+          <w:rStyle w:val="OtherTok"/>
+        </w:rPr>
+        <w:t xml:space="preserve">&lt;-</w:t>
+      </w:r>
+      <w:r>
+        <w:rPr>
+          <w:rStyle w:val="NormalTok"/>
+        </w:rPr>
+        <w:t xml:space="preserve"> </w:t>
+      </w:r>
+      <w:r>
+        <w:rPr>
+          <w:rStyle w:val="FunctionTok"/>
+        </w:rPr>
+        <w:t xml:space="preserve">evaluate</w:t>
+      </w:r>
+      <w:r>
+        <w:rPr>
+          <w:rStyle w:val="NormalTok"/>
+        </w:rPr>
+        <w:t xml:space="preserve">(model, detection</w:t>
+      </w:r>
+      <w:r>
+        <w:rPr>
+          <w:rStyle w:val="SpecialCharTok"/>
+        </w:rPr>
+        <w:t xml:space="preserve">$</w:t>
+      </w:r>
+      <w:r>
+        <w:rPr>
+          <w:rStyle w:val="NormalTok"/>
+        </w:rPr>
+        <w:t xml:space="preserve">event, dataset</w:t>
+      </w:r>
+      <w:r>
+        <w:rPr>
+          <w:rStyle w:val="SpecialCharTok"/>
+        </w:rPr>
+        <w:t xml:space="preserve">$</w:t>
+      </w:r>
+      <w:r>
+        <w:rPr>
+          <w:rStyle w:val="NormalTok"/>
+        </w:rPr>
+        <w:t xml:space="preserve">event)</w:t>
+      </w:r>
+      <w:r>
+        <w:br/>
+      </w:r>
+      <w:r>
+        <w:rPr>
+          <w:rStyle w:val="NormalTok"/>
+        </w:rPr>
+        <w:t xml:space="preserve">  </w:t>
+      </w:r>
+      <w:r>
+        <w:rPr>
+          <w:rStyle w:val="FunctionTok"/>
+        </w:rPr>
+        <w:t xml:space="preserve">print</w:t>
+      </w:r>
+      <w:r>
+        <w:rPr>
+          <w:rStyle w:val="NormalTok"/>
+        </w:rPr>
+        <w:t xml:space="preserve">(evaluation</w:t>
+      </w:r>
+      <w:r>
+        <w:rPr>
+          <w:rStyle w:val="SpecialCharTok"/>
+        </w:rPr>
+        <w:t xml:space="preserve">$</w:t>
+      </w:r>
+      <w:r>
+        <w:rPr>
+          <w:rStyle w:val="NormalTok"/>
+        </w:rPr>
+        <w:t xml:space="preserve">confMatrix)</w:t>
+      </w:r>
+    </w:p>
+    <w:p>
+      <w:pPr>
+        <w:pStyle w:val="SourceCode"/>
+      </w:pPr>
+      <w:r>
+        <w:rPr>
           <w:rStyle w:val="VerbatimChar"/>
         </w:rPr>
-        <w:t xml:space="preserve">## 3  69  TRUE anomaly</w:t>
-      </w:r>
-    </w:p>
-    <w:p>
-      <w:pPr>
-        <w:pStyle w:val="SourceCode"/>
-      </w:pPr>
-      <w:r>
-        <w:rPr>
-          <w:rStyle w:val="CommentTok"/>
-        </w:rPr>
-        <w:t xml:space="preserve"># Evaluate detections against ground-truth labels</w:t>
+        <w:t xml:space="preserve">##           event      </w:t>
       </w:r>
       <w:r>
         <w:br/>
       </w:r>
       <w:r>
         <w:rPr>
-          <w:rStyle w:val="NormalTok"/>
-        </w:rPr>
-        <w:t xml:space="preserve">  evaluation </w:t>
-      </w:r>
-      <w:r>
-        <w:rPr>
-          <w:rStyle w:val="OtherTok"/>
-        </w:rPr>
-        <w:t xml:space="preserve">&lt;-</w:t>
-      </w:r>
-      <w:r>
-        <w:rPr>
-          <w:rStyle w:val="NormalTok"/>
-        </w:rPr>
-        <w:t xml:space="preserve"> </w:t>
-      </w:r>
-      <w:r>
-        <w:rPr>
-          <w:rStyle w:val="FunctionTok"/>
-        </w:rPr>
-        <w:t xml:space="preserve">evaluate</w:t>
-      </w:r>
-      <w:r>
-        <w:rPr>
-          <w:rStyle w:val="NormalTok"/>
-        </w:rPr>
-        <w:t xml:space="preserve">(model, detection</w:t>
-      </w:r>
-      <w:r>
-        <w:rPr>
-          <w:rStyle w:val="SpecialCharTok"/>
-        </w:rPr>
-        <w:t xml:space="preserve">$</w:t>
-      </w:r>
-      <w:r>
-        <w:rPr>
-          <w:rStyle w:val="NormalTok"/>
-        </w:rPr>
-        <w:t xml:space="preserve">event, dataset</w:t>
-      </w:r>
-      <w:r>
-        <w:rPr>
-          <w:rStyle w:val="SpecialCharTok"/>
-        </w:rPr>
-        <w:t xml:space="preserve">$</w:t>
-      </w:r>
-      <w:r>
-        <w:rPr>
-          <w:rStyle w:val="NormalTok"/>
-        </w:rPr>
-        <w:t xml:space="preserve">event)</w:t>
+          <w:rStyle w:val="VerbatimChar"/>
+        </w:rPr>
+        <w:t xml:space="preserve">## detection TRUE  FALSE</w:t>
       </w:r>
       <w:r>
         <w:br/>
       </w:r>
       <w:r>
         <w:rPr>
-          <w:rStyle w:val="NormalTok"/>
-        </w:rPr>
-        <w:t xml:space="preserve">  </w:t>
-      </w:r>
-      <w:r>
-        <w:rPr>
-          <w:rStyle w:val="FunctionTok"/>
-        </w:rPr>
-        <w:t xml:space="preserve">print</w:t>
-      </w:r>
-      <w:r>
-        <w:rPr>
-          <w:rStyle w:val="NormalTok"/>
-        </w:rPr>
-        <w:t xml:space="preserve">(evaluation</w:t>
-      </w:r>
-      <w:r>
-        <w:rPr>
-          <w:rStyle w:val="SpecialCharTok"/>
-        </w:rPr>
-        <w:t xml:space="preserve">$</w:t>
-      </w:r>
-      <w:r>
-        <w:rPr>
-          <w:rStyle w:val="NormalTok"/>
-        </w:rPr>
-        <w:t xml:space="preserve">confMatrix)</w:t>
-      </w:r>
-    </w:p>
-    <w:p>
-      <w:pPr>
-        <w:pStyle w:val="SourceCode"/>
-      </w:pPr>
-      <w:r>
-        <w:rPr>
           <w:rStyle w:val="VerbatimChar"/>
         </w:rPr>
-        <w:t xml:space="preserve">##           event      </w:t>
+        <w:t xml:space="preserve">## TRUE      0     2    </w:t>
       </w:r>
       <w:r>
         <w:br/>
@@ -865,25 +1021,25 @@
         <w:rPr>
           <w:rStyle w:val="VerbatimChar"/>
         </w:rPr>
-        <w:t xml:space="preserve">## detection TRUE  FALSE</w:t>
-      </w:r>
-      <w:r>
-        <w:br/>
-      </w:r>
-      <w:r>
-        <w:rPr>
-          <w:rStyle w:val="VerbatimChar"/>
-        </w:rPr>
-        <w:t xml:space="preserve">## TRUE      0     3    </w:t>
-      </w:r>
-      <w:r>
-        <w:br/>
-      </w:r>
-      <w:r>
-        <w:rPr>
-          <w:rStyle w:val="VerbatimChar"/>
-        </w:rPr>
-        <w:t xml:space="preserve">## FALSE     1     97</w:t>
+        <w:t xml:space="preserve">## FALSE     1     98</w:t>
+      </w:r>
+    </w:p>
+    <w:bookmarkEnd w:id="31"/>
+    <w:bookmarkStart w:id="38" w:name="interpret-the-result-visually-1"/>
+    <w:p>
+      <w:pPr>
+        <w:pStyle w:val="Heading3"/>
+      </w:pPr>
+      <w:r>
+        <w:t xml:space="preserve">Interpret the Result Visually</w:t>
+      </w:r>
+    </w:p>
+    <w:p>
+      <w:pPr>
+        <w:pStyle w:val="FirstParagraph"/>
+      </w:pPr>
+      <w:r>
+        <w:t xml:space="preserve">The final plots are not just illustrations. They help the reader connect the method’s internal output with the original series, making it easier to see why a point, range, motif, or symbolic pattern was emphasized and whether that emphasis is coherent with the stated objective of the example.</w:t>
       </w:r>
     </w:p>
     <w:p>
@@ -951,18 +1107,18 @@
           <wp:inline>
             <wp:extent cx="4620126" cy="3696101"/>
             <wp:effectExtent b="0" l="0" r="0" t="0"/>
-            <wp:docPr descr="" title="" id="27" name="Picture"/>
+            <wp:docPr descr="" title="" id="33" name="Picture"/>
             <a:graphic>
               <a:graphicData uri="http://schemas.openxmlformats.org/drawingml/2006/picture">
                 <pic:pic>
                   <pic:nvPicPr>
-                    <pic:cNvPr descr="/home/gpca/harbinger/examples/anomalies/doc/han_autoenc_adv_ed_files/figure-docx/unnamed-chunk-11-1.png" id="28" name="Picture"/>
+                    <pic:cNvPr descr="/home/gpca/harbinger/examples/anomalies/doc/40-autoencoder-han_autoenc_adv_ed_files/figure-docx/unnamed-chunk-11-1.png" id="34" name="Picture"/>
                     <pic:cNvPicPr>
                       <a:picLocks noChangeArrowheads="1" noChangeAspect="1"/>
                     </pic:cNvPicPr>
                   </pic:nvPicPr>
                   <pic:blipFill>
-                    <a:blip r:embed="rId26"/>
+                    <a:blip r:embed="rId32"/>
                     <a:stretch>
                       <a:fillRect/>
                     </a:stretch>
@@ -1102,18 +1258,18 @@
           <wp:inline>
             <wp:extent cx="4620126" cy="3696101"/>
             <wp:effectExtent b="0" l="0" r="0" t="0"/>
-            <wp:docPr descr="" title="" id="30" name="Picture"/>
+            <wp:docPr descr="" title="" id="36" name="Picture"/>
             <a:graphic>
               <a:graphicData uri="http://schemas.openxmlformats.org/drawingml/2006/picture">
                 <pic:pic>
                   <pic:nvPicPr>
-                    <pic:cNvPr descr="/home/gpca/harbinger/examples/anomalies/doc/han_autoenc_adv_ed_files/figure-docx/unnamed-chunk-12-1.png" id="31" name="Picture"/>
+                    <pic:cNvPr descr="/home/gpca/harbinger/examples/anomalies/doc/40-autoencoder-han_autoenc_adv_ed_files/figure-docx/unnamed-chunk-12-1.png" id="37" name="Picture"/>
                     <pic:cNvPicPr>
                       <a:picLocks noChangeArrowheads="1" noChangeAspect="1"/>
                     </pic:cNvPicPr>
                   </pic:nvPicPr>
                   <pic:blipFill>
-                    <a:blip r:embed="rId29"/>
+                    <a:blip r:embed="rId35"/>
                     <a:stretch>
                       <a:fillRect/>
                     </a:stretch>
@@ -1140,8 +1296,9 @@
         </w:drawing>
       </w:r>
     </w:p>
-    <w:bookmarkEnd w:id="32"/>
-    <w:bookmarkStart w:id="33" w:name="references"/>
+    <w:bookmarkEnd w:id="38"/>
+    <w:bookmarkEnd w:id="39"/>
+    <w:bookmarkStart w:id="40" w:name="references"/>
     <w:p>
       <w:pPr>
         <w:pStyle w:val="Heading2"/>
@@ -1174,7 +1331,7 @@
         <w:t xml:space="preserve">Chalapathy, R., &amp; Chawla, S. (2019). Deep Learning for Anomaly Detection: A Survey. arXiv:1901.03407.</w:t>
       </w:r>
     </w:p>
-    <w:bookmarkEnd w:id="33"/>
+    <w:bookmarkEnd w:id="40"/>
     <w:sectPr>
       <w:footnotePr>
         <w:numRestart w:val="eachSect"/>

--- a/examples/anomalies/doc/40-autoencoder-han_autoenc_adv_ed.docx
+++ b/examples/anomalies/doc/40-autoencoder-han_autoenc_adv_ed.docx
@@ -43,11 +43,11 @@
         <w:pStyle w:val="FirstParagraph"/>
       </w:pPr>
       <w:r>
-        <w:t xml:space="preserve">Adversarial Autoencoder (encode-decode): An adversarial autoencoder (AAE) augments a standard encoder–decoder with an adversarial objective on the latent code. The encoder maps each input window into a latent vector and the decoder attempts to reconstruct the original window. In parallel, a discriminator is trained to distinguish latent samples produced by the encoder from samples drawn from a chosen prior distribution (e.g., Gaussian). The encoder is trained to fool the discriminator, aligning the aggregated posterior of the latent space with the prior. This regularization encourages the model to represent normal time-series patterns on a compact manifold and to reconstruct them well. Windows that deviate from this learned manifold (anomalies) typically yield larger reconstruction errors. In this example, windows are scored by reconstruction error and events are flagged when the score exceeds a learned threshold.</w:t>
+        <w:t xml:space="preserve">Adversarial Autoencoder (encode-decode): An adversarial autoencoder (AAE) augments a standard encoder-decoder with an adversarial objective on the latent code. The encoder maps each input window into a latent vector and the decoder attempts to reconstruct the original window. In parallel, a discriminator is trained to distinguish latent samples produced by the encoder from samples drawn from a chosen prior distribution (e.g., Gaussian). The encoder is trained to fool the discriminator, aligning the aggregated posterior of the latent space with the prior. This regularization encourages the model to represent normal time-series patterns on a compact manifold and to reconstruct them well. Windows that deviate from this learned manifold (anomalies) typically yield larger reconstruction errors. In this example, windows are scored by reconstruction error and events are flagged when the score exceeds a learned threshold.</w:t>
       </w:r>
     </w:p>
     <w:bookmarkEnd w:id="21"/>
-    <w:bookmarkStart w:id="22" w:name="what-you-will-do"/>
+    <w:bookmarkStart w:id="37" w:name="what-you-will-do"/>
     <w:p>
       <w:pPr>
         <w:pStyle w:val="Heading2"/>
@@ -92,14 +92,269 @@
         <w:t xml:space="preserve">inspect the evaluation outputs and the diagnostic plots produced by Harbinger</w:t>
       </w:r>
     </w:p>
+    <w:bookmarkStart w:id="22" w:name="prepare-the-example"/>
+    <w:p>
+      <w:pPr>
+        <w:pStyle w:val="Heading3"/>
+      </w:pPr>
+      <w:r>
+        <w:t xml:space="preserve">Prepare the Example</w:t>
+      </w:r>
+    </w:p>
+    <w:p>
+      <w:pPr>
+        <w:pStyle w:val="FirstParagraph"/>
+      </w:pPr>
+      <w:r>
+        <w:t xml:space="preserve">This setup anchors the notebook in the specific series used to examine</w:t>
+      </w:r>
+      <w:r>
+        <w:t xml:space="preserve"> </w:t>
+      </w:r>
+      <w:r>
+        <w:rPr>
+          <w:rStyle w:val="VerbatimChar"/>
+        </w:rPr>
+        <w:t xml:space="preserve">han_autoencoder(..., autoenc_adv_ed, ...)</w:t>
+      </w:r>
+      <w:r>
+        <w:t xml:space="preserve">. The semantic point is the one stated above: adversarial Autoencoder (encode-decode): An adversarial autoencoder (AAE) augments a standard encoder-decoder with an adversarial objective on the latent code, so the raw signal needs to be visible before any fitting step hides that structure behind model output.</w:t>
+      </w:r>
+    </w:p>
+    <w:p>
+      <w:pPr>
+        <w:pStyle w:val="SourceCode"/>
+      </w:pPr>
+      <w:r>
+        <w:rPr>
+          <w:rStyle w:val="CommentTok"/>
+        </w:rPr>
+        <w:t xml:space="preserve"># Install Harbinger (only once, if needed)</w:t>
+      </w:r>
+      <w:r>
+        <w:br/>
+      </w:r>
+      <w:r>
+        <w:rPr>
+          <w:rStyle w:val="CommentTok"/>
+        </w:rPr>
+        <w:t xml:space="preserve">#install.packages("harbinger")</w:t>
+      </w:r>
+    </w:p>
+    <w:p>
+      <w:pPr>
+        <w:pStyle w:val="SourceCode"/>
+      </w:pPr>
+      <w:r>
+        <w:rPr>
+          <w:rStyle w:val="CommentTok"/>
+        </w:rPr>
+        <w:t xml:space="preserve"># Load required packages</w:t>
+      </w:r>
+      <w:r>
+        <w:br/>
+      </w:r>
+      <w:r>
+        <w:rPr>
+          <w:rStyle w:val="FunctionTok"/>
+        </w:rPr>
+        <w:t xml:space="preserve">library</w:t>
+      </w:r>
+      <w:r>
+        <w:rPr>
+          <w:rStyle w:val="NormalTok"/>
+        </w:rPr>
+        <w:t xml:space="preserve">(daltoolbox)</w:t>
+      </w:r>
+      <w:r>
+        <w:br/>
+      </w:r>
+      <w:r>
+        <w:rPr>
+          <w:rStyle w:val="FunctionTok"/>
+        </w:rPr>
+        <w:t xml:space="preserve">library</w:t>
+      </w:r>
+      <w:r>
+        <w:rPr>
+          <w:rStyle w:val="NormalTok"/>
+        </w:rPr>
+        <w:t xml:space="preserve">(daltoolboxdp)</w:t>
+      </w:r>
+      <w:r>
+        <w:br/>
+      </w:r>
+      <w:r>
+        <w:rPr>
+          <w:rStyle w:val="FunctionTok"/>
+        </w:rPr>
+        <w:t xml:space="preserve">library</w:t>
+      </w:r>
+      <w:r>
+        <w:rPr>
+          <w:rStyle w:val="NormalTok"/>
+        </w:rPr>
+        <w:t xml:space="preserve">(harbinger) </w:t>
+      </w:r>
+    </w:p>
+    <w:p>
+      <w:pPr>
+        <w:pStyle w:val="SourceCode"/>
+      </w:pPr>
+      <w:r>
+        <w:rPr>
+          <w:rStyle w:val="CommentTok"/>
+        </w:rPr>
+        <w:t xml:space="preserve"># Load example datasets bundled with harbinger</w:t>
+      </w:r>
+      <w:r>
+        <w:br/>
+      </w:r>
+      <w:r>
+        <w:rPr>
+          <w:rStyle w:val="FunctionTok"/>
+        </w:rPr>
+        <w:t xml:space="preserve">data</w:t>
+      </w:r>
+      <w:r>
+        <w:rPr>
+          <w:rStyle w:val="NormalTok"/>
+        </w:rPr>
+        <w:t xml:space="preserve">(examples_anomalies)</w:t>
+      </w:r>
+    </w:p>
+    <w:p>
+      <w:pPr>
+        <w:pStyle w:val="SourceCode"/>
+      </w:pPr>
+      <w:r>
+        <w:rPr>
+          <w:rStyle w:val="CommentTok"/>
+        </w:rPr>
+        <w:t xml:space="preserve"># Select a simple synthetic time series with labeled anomalies</w:t>
+      </w:r>
+      <w:r>
+        <w:br/>
+      </w:r>
+      <w:r>
+        <w:rPr>
+          <w:rStyle w:val="NormalTok"/>
+        </w:rPr>
+        <w:t xml:space="preserve">dataset </w:t>
+      </w:r>
+      <w:r>
+        <w:rPr>
+          <w:rStyle w:val="OtherTok"/>
+        </w:rPr>
+        <w:t xml:space="preserve">&lt;-</w:t>
+      </w:r>
+      <w:r>
+        <w:rPr>
+          <w:rStyle w:val="NormalTok"/>
+        </w:rPr>
+        <w:t xml:space="preserve"> examples_anomalies</w:t>
+      </w:r>
+      <w:r>
+        <w:rPr>
+          <w:rStyle w:val="SpecialCharTok"/>
+        </w:rPr>
+        <w:t xml:space="preserve">$</w:t>
+      </w:r>
+      <w:r>
+        <w:rPr>
+          <w:rStyle w:val="NormalTok"/>
+        </w:rPr>
+        <w:t xml:space="preserve">simple</w:t>
+      </w:r>
+      <w:r>
+        <w:br/>
+      </w:r>
+      <w:r>
+        <w:rPr>
+          <w:rStyle w:val="FunctionTok"/>
+        </w:rPr>
+        <w:t xml:space="preserve">head</w:t>
+      </w:r>
+      <w:r>
+        <w:rPr>
+          <w:rStyle w:val="NormalTok"/>
+        </w:rPr>
+        <w:t xml:space="preserve">(dataset)</w:t>
+      </w:r>
+    </w:p>
+    <w:p>
+      <w:pPr>
+        <w:pStyle w:val="SourceCode"/>
+      </w:pPr>
+      <w:r>
+        <w:rPr>
+          <w:rStyle w:val="VerbatimChar"/>
+        </w:rPr>
+        <w:t xml:space="preserve">##       serie event</w:t>
+      </w:r>
+      <w:r>
+        <w:br/>
+      </w:r>
+      <w:r>
+        <w:rPr>
+          <w:rStyle w:val="VerbatimChar"/>
+        </w:rPr>
+        <w:t xml:space="preserve">## 1 1.0000000 FALSE</w:t>
+      </w:r>
+      <w:r>
+        <w:br/>
+      </w:r>
+      <w:r>
+        <w:rPr>
+          <w:rStyle w:val="VerbatimChar"/>
+        </w:rPr>
+        <w:t xml:space="preserve">## 2 0.9689124 FALSE</w:t>
+      </w:r>
+      <w:r>
+        <w:br/>
+      </w:r>
+      <w:r>
+        <w:rPr>
+          <w:rStyle w:val="VerbatimChar"/>
+        </w:rPr>
+        <w:t xml:space="preserve">## 3 0.8775826 FALSE</w:t>
+      </w:r>
+      <w:r>
+        <w:br/>
+      </w:r>
+      <w:r>
+        <w:rPr>
+          <w:rStyle w:val="VerbatimChar"/>
+        </w:rPr>
+        <w:t xml:space="preserve">## 4 0.7316889 FALSE</w:t>
+      </w:r>
+      <w:r>
+        <w:br/>
+      </w:r>
+      <w:r>
+        <w:rPr>
+          <w:rStyle w:val="VerbatimChar"/>
+        </w:rPr>
+        <w:t xml:space="preserve">## 5 0.5403023 FALSE</w:t>
+      </w:r>
+      <w:r>
+        <w:br/>
+      </w:r>
+      <w:r>
+        <w:rPr>
+          <w:rStyle w:val="VerbatimChar"/>
+        </w:rPr>
+        <w:t xml:space="preserve">## 6 0.3153224 FALSE</w:t>
+      </w:r>
+    </w:p>
     <w:bookmarkEnd w:id="22"/>
-    <w:bookmarkStart w:id="23" w:name="how-to-read-this-walkthrough"/>
-    <w:p>
-      <w:pPr>
-        <w:pStyle w:val="Heading2"/>
-      </w:pPr>
-      <w:r>
-        <w:t xml:space="preserve">How to read this walkthrough</w:t>
+    <w:bookmarkStart w:id="26" w:name="interpret-the-result-visually"/>
+    <w:p>
+      <w:pPr>
+        <w:pStyle w:val="Heading3"/>
+      </w:pPr>
+      <w:r>
+        <w:t xml:space="preserve">Interpret the Result Visually</w:t>
       </w:r>
     </w:p>
     <w:p>
@@ -107,318 +362,7 @@
         <w:pStyle w:val="FirstParagraph"/>
       </w:pPr>
       <w:r>
-        <w:t xml:space="preserve">The code blocks below follow the same learning rhythm used throughout the collection: prepare the environment, choose the dataset, configure the method, run the analysis, and then inspect the result. Readers who are still learning time-series mining can use that order to understand not only</w:t>
-      </w:r>
-      <w:r>
-        <w:t xml:space="preserve"> </w:t>
-      </w:r>
-      <w:r>
-        <w:rPr>
-          <w:i/>
-          <w:iCs/>
-        </w:rPr>
-        <w:t xml:space="preserve">what</w:t>
-      </w:r>
-      <w:r>
-        <w:t xml:space="preserve"> </w:t>
-      </w:r>
-      <w:r>
-        <w:t xml:space="preserve">each command does, but also</w:t>
-      </w:r>
-      <w:r>
-        <w:t xml:space="preserve"> </w:t>
-      </w:r>
-      <w:r>
-        <w:rPr>
-          <w:i/>
-          <w:iCs/>
-        </w:rPr>
-        <w:t xml:space="preserve">why</w:t>
-      </w:r>
-      <w:r>
-        <w:t xml:space="preserve"> </w:t>
-      </w:r>
-      <w:r>
-        <w:t xml:space="preserve">it appears at that stage of the workflow.</w:t>
-      </w:r>
-    </w:p>
-    <w:p>
-      <w:pPr>
-        <w:pStyle w:val="BodyText"/>
-      </w:pPr>
-      <w:r>
-        <w:t xml:space="preserve">As you go through the notebook, read the inline comments inside each chunk as the operational explanation and use the surrounding prose as the conceptual guide.</w:t>
-      </w:r>
-    </w:p>
-    <w:bookmarkEnd w:id="23"/>
-    <w:bookmarkStart w:id="39" w:name="walkthrough"/>
-    <w:p>
-      <w:pPr>
-        <w:pStyle w:val="Heading2"/>
-      </w:pPr>
-      <w:r>
-        <w:t xml:space="preserve">Walkthrough</w:t>
-      </w:r>
-    </w:p>
-    <w:bookmarkStart w:id="24" w:name="prepare-the-example"/>
-    <w:p>
-      <w:pPr>
-        <w:pStyle w:val="Heading3"/>
-      </w:pPr>
-      <w:r>
-        <w:t xml:space="preserve">Prepare the Example</w:t>
-      </w:r>
-    </w:p>
-    <w:p>
-      <w:pPr>
-        <w:pStyle w:val="FirstParagraph"/>
-      </w:pPr>
-      <w:r>
-        <w:t xml:space="preserve">We begin by organizing the environment, loading the packages, and selecting the dataset used in the notebook. This part is intentionally more direct: the goal is to make the starting point explicit before the method-specific reasoning begins.</w:t>
-      </w:r>
-    </w:p>
-    <w:p>
-      <w:pPr>
-        <w:pStyle w:val="SourceCode"/>
-      </w:pPr>
-      <w:r>
-        <w:rPr>
-          <w:rStyle w:val="CommentTok"/>
-        </w:rPr>
-        <w:t xml:space="preserve"># Install Harbinger (only once, if needed)</w:t>
-      </w:r>
-      <w:r>
-        <w:br/>
-      </w:r>
-      <w:r>
-        <w:rPr>
-          <w:rStyle w:val="CommentTok"/>
-        </w:rPr>
-        <w:t xml:space="preserve">#install.packages("harbinger")</w:t>
-      </w:r>
-    </w:p>
-    <w:p>
-      <w:pPr>
-        <w:pStyle w:val="SourceCode"/>
-      </w:pPr>
-      <w:r>
-        <w:rPr>
-          <w:rStyle w:val="CommentTok"/>
-        </w:rPr>
-        <w:t xml:space="preserve"># Load required packages</w:t>
-      </w:r>
-      <w:r>
-        <w:br/>
-      </w:r>
-      <w:r>
-        <w:rPr>
-          <w:rStyle w:val="FunctionTok"/>
-        </w:rPr>
-        <w:t xml:space="preserve">library</w:t>
-      </w:r>
-      <w:r>
-        <w:rPr>
-          <w:rStyle w:val="NormalTok"/>
-        </w:rPr>
-        <w:t xml:space="preserve">(daltoolbox)</w:t>
-      </w:r>
-      <w:r>
-        <w:br/>
-      </w:r>
-      <w:r>
-        <w:rPr>
-          <w:rStyle w:val="FunctionTok"/>
-        </w:rPr>
-        <w:t xml:space="preserve">library</w:t>
-      </w:r>
-      <w:r>
-        <w:rPr>
-          <w:rStyle w:val="NormalTok"/>
-        </w:rPr>
-        <w:t xml:space="preserve">(daltoolboxdp)</w:t>
-      </w:r>
-      <w:r>
-        <w:br/>
-      </w:r>
-      <w:r>
-        <w:rPr>
-          <w:rStyle w:val="FunctionTok"/>
-        </w:rPr>
-        <w:t xml:space="preserve">library</w:t>
-      </w:r>
-      <w:r>
-        <w:rPr>
-          <w:rStyle w:val="NormalTok"/>
-        </w:rPr>
-        <w:t xml:space="preserve">(harbinger) </w:t>
-      </w:r>
-    </w:p>
-    <w:p>
-      <w:pPr>
-        <w:pStyle w:val="SourceCode"/>
-      </w:pPr>
-      <w:r>
-        <w:rPr>
-          <w:rStyle w:val="CommentTok"/>
-        </w:rPr>
-        <w:t xml:space="preserve"># Load example datasets bundled with harbinger</w:t>
-      </w:r>
-      <w:r>
-        <w:br/>
-      </w:r>
-      <w:r>
-        <w:rPr>
-          <w:rStyle w:val="FunctionTok"/>
-        </w:rPr>
-        <w:t xml:space="preserve">data</w:t>
-      </w:r>
-      <w:r>
-        <w:rPr>
-          <w:rStyle w:val="NormalTok"/>
-        </w:rPr>
-        <w:t xml:space="preserve">(examples_anomalies)</w:t>
-      </w:r>
-    </w:p>
-    <w:p>
-      <w:pPr>
-        <w:pStyle w:val="SourceCode"/>
-      </w:pPr>
-      <w:r>
-        <w:rPr>
-          <w:rStyle w:val="CommentTok"/>
-        </w:rPr>
-        <w:t xml:space="preserve"># Select a simple synthetic time series with labeled anomalies</w:t>
-      </w:r>
-      <w:r>
-        <w:br/>
-      </w:r>
-      <w:r>
-        <w:rPr>
-          <w:rStyle w:val="NormalTok"/>
-        </w:rPr>
-        <w:t xml:space="preserve">dataset </w:t>
-      </w:r>
-      <w:r>
-        <w:rPr>
-          <w:rStyle w:val="OtherTok"/>
-        </w:rPr>
-        <w:t xml:space="preserve">&lt;-</w:t>
-      </w:r>
-      <w:r>
-        <w:rPr>
-          <w:rStyle w:val="NormalTok"/>
-        </w:rPr>
-        <w:t xml:space="preserve"> examples_anomalies</w:t>
-      </w:r>
-      <w:r>
-        <w:rPr>
-          <w:rStyle w:val="SpecialCharTok"/>
-        </w:rPr>
-        <w:t xml:space="preserve">$</w:t>
-      </w:r>
-      <w:r>
-        <w:rPr>
-          <w:rStyle w:val="NormalTok"/>
-        </w:rPr>
-        <w:t xml:space="preserve">simple</w:t>
-      </w:r>
-      <w:r>
-        <w:br/>
-      </w:r>
-      <w:r>
-        <w:rPr>
-          <w:rStyle w:val="FunctionTok"/>
-        </w:rPr>
-        <w:t xml:space="preserve">head</w:t>
-      </w:r>
-      <w:r>
-        <w:rPr>
-          <w:rStyle w:val="NormalTok"/>
-        </w:rPr>
-        <w:t xml:space="preserve">(dataset)</w:t>
-      </w:r>
-    </w:p>
-    <w:p>
-      <w:pPr>
-        <w:pStyle w:val="SourceCode"/>
-      </w:pPr>
-      <w:r>
-        <w:rPr>
-          <w:rStyle w:val="VerbatimChar"/>
-        </w:rPr>
-        <w:t xml:space="preserve">##       serie event</w:t>
-      </w:r>
-      <w:r>
-        <w:br/>
-      </w:r>
-      <w:r>
-        <w:rPr>
-          <w:rStyle w:val="VerbatimChar"/>
-        </w:rPr>
-        <w:t xml:space="preserve">## 1 1.0000000 FALSE</w:t>
-      </w:r>
-      <w:r>
-        <w:br/>
-      </w:r>
-      <w:r>
-        <w:rPr>
-          <w:rStyle w:val="VerbatimChar"/>
-        </w:rPr>
-        <w:t xml:space="preserve">## 2 0.9689124 FALSE</w:t>
-      </w:r>
-      <w:r>
-        <w:br/>
-      </w:r>
-      <w:r>
-        <w:rPr>
-          <w:rStyle w:val="VerbatimChar"/>
-        </w:rPr>
-        <w:t xml:space="preserve">## 3 0.8775826 FALSE</w:t>
-      </w:r>
-      <w:r>
-        <w:br/>
-      </w:r>
-      <w:r>
-        <w:rPr>
-          <w:rStyle w:val="VerbatimChar"/>
-        </w:rPr>
-        <w:t xml:space="preserve">## 4 0.7316889 FALSE</w:t>
-      </w:r>
-      <w:r>
-        <w:br/>
-      </w:r>
-      <w:r>
-        <w:rPr>
-          <w:rStyle w:val="VerbatimChar"/>
-        </w:rPr>
-        <w:t xml:space="preserve">## 5 0.5403023 FALSE</w:t>
-      </w:r>
-      <w:r>
-        <w:br/>
-      </w:r>
-      <w:r>
-        <w:rPr>
-          <w:rStyle w:val="VerbatimChar"/>
-        </w:rPr>
-        <w:t xml:space="preserve">## 6 0.3153224 FALSE</w:t>
-      </w:r>
-    </w:p>
-    <w:bookmarkEnd w:id="24"/>
-    <w:bookmarkStart w:id="28" w:name="interpret-the-result-visually"/>
-    <w:p>
-      <w:pPr>
-        <w:pStyle w:val="Heading3"/>
-      </w:pPr>
-      <w:r>
-        <w:t xml:space="preserve">Interpret the Result Visually</w:t>
-      </w:r>
-    </w:p>
-    <w:p>
-      <w:pPr>
-        <w:pStyle w:val="FirstParagraph"/>
-      </w:pPr>
-      <w:r>
-        <w:t xml:space="preserve">The final plots are not just illustrations. They help the reader connect the method’s internal output with the original series, making it easier to see why a point, range, motif, or symbolic pattern was emphasized and whether that emphasis is coherent with the stated objective of the example.</w:t>
+        <w:t xml:space="preserve">This first visual pass establishes what the method should react to in the raw series. Keep the method summary in mind here, because adversarial Autoencoder (encode-decode): An adversarial autoencoder (AAE) augments a standard encoder-decoder with an adversarial objective on the latent code and the plot tells you whether that structure is clean, weak, local, repeated, or mixed with other effects.</w:t>
       </w:r>
     </w:p>
     <w:p>
@@ -480,18 +424,18 @@
           <wp:inline>
             <wp:extent cx="4620126" cy="3696101"/>
             <wp:effectExtent b="0" l="0" r="0" t="0"/>
-            <wp:docPr descr="" title="" id="26" name="Picture"/>
+            <wp:docPr descr="" title="" id="24" name="Picture"/>
             <a:graphic>
               <a:graphicData uri="http://schemas.openxmlformats.org/drawingml/2006/picture">
                 <pic:pic>
                   <pic:nvPicPr>
-                    <pic:cNvPr descr="/home/gpca/harbinger/examples/anomalies/doc/40-autoencoder-han_autoenc_adv_ed_files/figure-docx/unnamed-chunk-5-1.png" id="27" name="Picture"/>
+                    <pic:cNvPr descr="/home/gpca/harbinger/examples/anomalies/doc/40-autoencoder-han_autoenc_adv_ed_files/figure-docx/unnamed-chunk-5-1.png" id="25" name="Picture"/>
                     <pic:cNvPicPr>
                       <a:picLocks noChangeArrowheads="1" noChangeAspect="1"/>
                     </pic:cNvPicPr>
                   </pic:nvPicPr>
                   <pic:blipFill>
-                    <a:blip r:embed="rId25"/>
+                    <a:blip r:embed="rId23"/>
                     <a:stretch>
                       <a:fillRect/>
                     </a:stretch>
@@ -518,14 +462,375 @@
         </w:drawing>
       </w:r>
     </w:p>
+    <w:bookmarkEnd w:id="26"/>
+    <w:bookmarkStart w:id="27" w:name="configure-the-method"/>
+    <w:p>
+      <w:pPr>
+        <w:pStyle w:val="Heading3"/>
+      </w:pPr>
+      <w:r>
+        <w:t xml:space="preserve">Configure the Method</w:t>
+      </w:r>
+    </w:p>
+    <w:p>
+      <w:pPr>
+        <w:pStyle w:val="FirstParagraph"/>
+      </w:pPr>
+      <w:r>
+        <w:t xml:space="preserve">The choices below turn the central modeling idea into concrete parameters. They matter because adversarial Autoencoder (encode-decode): An adversarial autoencoder (AAE) augments a standard encoder-decoder with an adversarial objective on the latent code, so each argument controls how strongly the method will emphasize that pattern when it later produces reconstruction-based anomaly flags.</w:t>
+      </w:r>
+    </w:p>
+    <w:p>
+      <w:pPr>
+        <w:pStyle w:val="SourceCode"/>
+      </w:pPr>
+      <w:r>
+        <w:rPr>
+          <w:rStyle w:val="CommentTok"/>
+        </w:rPr>
+        <w:t xml:space="preserve"># Define adversarial autoencoder-based detector (autoenc_adv_ed)</w:t>
+      </w:r>
+      <w:r>
+        <w:br/>
+      </w:r>
+      <w:r>
+        <w:rPr>
+          <w:rStyle w:val="NormalTok"/>
+        </w:rPr>
+        <w:t xml:space="preserve">  model </w:t>
+      </w:r>
+      <w:r>
+        <w:rPr>
+          <w:rStyle w:val="OtherTok"/>
+        </w:rPr>
+        <w:t xml:space="preserve">&lt;-</w:t>
+      </w:r>
+      <w:r>
+        <w:rPr>
+          <w:rStyle w:val="NormalTok"/>
+        </w:rPr>
+        <w:t xml:space="preserve"> </w:t>
+      </w:r>
+      <w:r>
+        <w:rPr>
+          <w:rStyle w:val="FunctionTok"/>
+        </w:rPr>
+        <w:t xml:space="preserve">han_autoencoder</w:t>
+      </w:r>
+      <w:r>
+        <w:rPr>
+          <w:rStyle w:val="NormalTok"/>
+        </w:rPr>
+        <w:t xml:space="preserve">(</w:t>
+      </w:r>
+      <w:r>
+        <w:rPr>
+          <w:rStyle w:val="DecValTok"/>
+        </w:rPr>
+        <w:t xml:space="preserve">3</w:t>
+      </w:r>
+      <w:r>
+        <w:rPr>
+          <w:rStyle w:val="NormalTok"/>
+        </w:rPr>
+        <w:t xml:space="preserve">, </w:t>
+      </w:r>
+      <w:r>
+        <w:rPr>
+          <w:rStyle w:val="DecValTok"/>
+        </w:rPr>
+        <w:t xml:space="preserve">2</w:t>
+      </w:r>
+      <w:r>
+        <w:rPr>
+          <w:rStyle w:val="NormalTok"/>
+        </w:rPr>
+        <w:t xml:space="preserve">, autoenc_adv_ed, </w:t>
+      </w:r>
+      <w:r>
+        <w:rPr>
+          <w:rStyle w:val="AttributeTok"/>
+        </w:rPr>
+        <w:t xml:space="preserve">num_epochs =</w:t>
+      </w:r>
+      <w:r>
+        <w:rPr>
+          <w:rStyle w:val="NormalTok"/>
+        </w:rPr>
+        <w:t xml:space="preserve"> </w:t>
+      </w:r>
+      <w:r>
+        <w:rPr>
+          <w:rStyle w:val="DecValTok"/>
+        </w:rPr>
+        <w:t xml:space="preserve">1500</w:t>
+      </w:r>
+      <w:r>
+        <w:rPr>
+          <w:rStyle w:val="NormalTok"/>
+        </w:rPr>
+        <w:t xml:space="preserve">)</w:t>
+      </w:r>
+    </w:p>
+    <w:p>
+      <w:pPr>
+        <w:pStyle w:val="SourceCode"/>
+      </w:pPr>
+      <w:r>
+        <w:rPr>
+          <w:rStyle w:val="CommentTok"/>
+        </w:rPr>
+        <w:t xml:space="preserve"># Fit the model</w:t>
+      </w:r>
+      <w:r>
+        <w:br/>
+      </w:r>
+      <w:r>
+        <w:rPr>
+          <w:rStyle w:val="NormalTok"/>
+        </w:rPr>
+        <w:t xml:space="preserve">  model </w:t>
+      </w:r>
+      <w:r>
+        <w:rPr>
+          <w:rStyle w:val="OtherTok"/>
+        </w:rPr>
+        <w:t xml:space="preserve">&lt;-</w:t>
+      </w:r>
+      <w:r>
+        <w:rPr>
+          <w:rStyle w:val="NormalTok"/>
+        </w:rPr>
+        <w:t xml:space="preserve"> </w:t>
+      </w:r>
+      <w:r>
+        <w:rPr>
+          <w:rStyle w:val="FunctionTok"/>
+        </w:rPr>
+        <w:t xml:space="preserve">fit</w:t>
+      </w:r>
+      <w:r>
+        <w:rPr>
+          <w:rStyle w:val="NormalTok"/>
+        </w:rPr>
+        <w:t xml:space="preserve">(model, dataset</w:t>
+      </w:r>
+      <w:r>
+        <w:rPr>
+          <w:rStyle w:val="SpecialCharTok"/>
+        </w:rPr>
+        <w:t xml:space="preserve">$</w:t>
+      </w:r>
+      <w:r>
+        <w:rPr>
+          <w:rStyle w:val="NormalTok"/>
+        </w:rPr>
+        <w:t xml:space="preserve">serie)</w:t>
+      </w:r>
+    </w:p>
+    <w:bookmarkEnd w:id="27"/>
+    <w:bookmarkStart w:id="28" w:name="run-the-core-analysis"/>
+    <w:p>
+      <w:pPr>
+        <w:pStyle w:val="Heading3"/>
+      </w:pPr>
+      <w:r>
+        <w:t xml:space="preserve">Run the Core Analysis</w:t>
+      </w:r>
+    </w:p>
+    <w:p>
+      <w:pPr>
+        <w:pStyle w:val="FirstParagraph"/>
+      </w:pPr>
+      <w:r>
+        <w:t xml:space="preserve">This is the moment where the notebook tests its central assumption on actual data. After applying</w:t>
+      </w:r>
+      <w:r>
+        <w:t xml:space="preserve"> </w:t>
+      </w:r>
+      <w:r>
+        <w:rPr>
+          <w:rStyle w:val="VerbatimChar"/>
+        </w:rPr>
+        <w:t xml:space="preserve">han_autoencoder(..., autoenc_adv_ed, ...)</w:t>
+      </w:r>
+      <w:r>
+        <w:t xml:space="preserve">, the important question is whether the resulting reconstruction-based anomaly flags really correspond to the pattern implied by the method description above, rather than to arbitrary numerical variation.</w:t>
+      </w:r>
+    </w:p>
+    <w:p>
+      <w:pPr>
+        <w:pStyle w:val="SourceCode"/>
+      </w:pPr>
+      <w:r>
+        <w:rPr>
+          <w:rStyle w:val="CommentTok"/>
+        </w:rPr>
+        <w:t xml:space="preserve"># Detect anomalies (reconstruction error -&gt; events)</w:t>
+      </w:r>
+      <w:r>
+        <w:br/>
+      </w:r>
+      <w:r>
+        <w:rPr>
+          <w:rStyle w:val="NormalTok"/>
+        </w:rPr>
+        <w:t xml:space="preserve">  detection </w:t>
+      </w:r>
+      <w:r>
+        <w:rPr>
+          <w:rStyle w:val="OtherTok"/>
+        </w:rPr>
+        <w:t xml:space="preserve">&lt;-</w:t>
+      </w:r>
+      <w:r>
+        <w:rPr>
+          <w:rStyle w:val="NormalTok"/>
+        </w:rPr>
+        <w:t xml:space="preserve"> </w:t>
+      </w:r>
+      <w:r>
+        <w:rPr>
+          <w:rStyle w:val="FunctionTok"/>
+        </w:rPr>
+        <w:t xml:space="preserve">detect</w:t>
+      </w:r>
+      <w:r>
+        <w:rPr>
+          <w:rStyle w:val="NormalTok"/>
+        </w:rPr>
+        <w:t xml:space="preserve">(model, dataset</w:t>
+      </w:r>
+      <w:r>
+        <w:rPr>
+          <w:rStyle w:val="SpecialCharTok"/>
+        </w:rPr>
+        <w:t xml:space="preserve">$</w:t>
+      </w:r>
+      <w:r>
+        <w:rPr>
+          <w:rStyle w:val="NormalTok"/>
+        </w:rPr>
+        <w:t xml:space="preserve">serie)</w:t>
+      </w:r>
+    </w:p>
+    <w:p>
+      <w:pPr>
+        <w:pStyle w:val="SourceCode"/>
+      </w:pPr>
+      <w:r>
+        <w:rPr>
+          <w:rStyle w:val="CommentTok"/>
+        </w:rPr>
+        <w:t xml:space="preserve"># Show only timestamps flagged as events</w:t>
+      </w:r>
+      <w:r>
+        <w:br/>
+      </w:r>
+      <w:r>
+        <w:rPr>
+          <w:rStyle w:val="NormalTok"/>
+        </w:rPr>
+        <w:t xml:space="preserve">  </w:t>
+      </w:r>
+      <w:r>
+        <w:rPr>
+          <w:rStyle w:val="FunctionTok"/>
+        </w:rPr>
+        <w:t xml:space="preserve">print</w:t>
+      </w:r>
+      <w:r>
+        <w:rPr>
+          <w:rStyle w:val="NormalTok"/>
+        </w:rPr>
+        <w:t xml:space="preserve">(detection </w:t>
+      </w:r>
+      <w:r>
+        <w:rPr>
+          <w:rStyle w:val="SpecialCharTok"/>
+        </w:rPr>
+        <w:t xml:space="preserve">|&gt;</w:t>
+      </w:r>
+      <w:r>
+        <w:rPr>
+          <w:rStyle w:val="NormalTok"/>
+        </w:rPr>
+        <w:t xml:space="preserve"> dplyr</w:t>
+      </w:r>
+      <w:r>
+        <w:rPr>
+          <w:rStyle w:val="SpecialCharTok"/>
+        </w:rPr>
+        <w:t xml:space="preserve">::</w:t>
+      </w:r>
+      <w:r>
+        <w:rPr>
+          <w:rStyle w:val="FunctionTok"/>
+        </w:rPr>
+        <w:t xml:space="preserve">filter</w:t>
+      </w:r>
+      <w:r>
+        <w:rPr>
+          <w:rStyle w:val="NormalTok"/>
+        </w:rPr>
+        <w:t xml:space="preserve">(event</w:t>
+      </w:r>
+      <w:r>
+        <w:rPr>
+          <w:rStyle w:val="SpecialCharTok"/>
+        </w:rPr>
+        <w:t xml:space="preserve">==</w:t>
+      </w:r>
+      <w:r>
+        <w:rPr>
+          <w:rStyle w:val="ConstantTok"/>
+        </w:rPr>
+        <w:t xml:space="preserve">TRUE</w:t>
+      </w:r>
+      <w:r>
+        <w:rPr>
+          <w:rStyle w:val="NormalTok"/>
+        </w:rPr>
+        <w:t xml:space="preserve">))</w:t>
+      </w:r>
+    </w:p>
+    <w:p>
+      <w:pPr>
+        <w:pStyle w:val="SourceCode"/>
+      </w:pPr>
+      <w:r>
+        <w:rPr>
+          <w:rStyle w:val="VerbatimChar"/>
+        </w:rPr>
+        <w:t xml:space="preserve">##   idx event    type</w:t>
+      </w:r>
+      <w:r>
+        <w:br/>
+      </w:r>
+      <w:r>
+        <w:rPr>
+          <w:rStyle w:val="VerbatimChar"/>
+        </w:rPr>
+        <w:t xml:space="preserve">## 1  19  TRUE anomaly</w:t>
+      </w:r>
+      <w:r>
+        <w:br/>
+      </w:r>
+      <w:r>
+        <w:rPr>
+          <w:rStyle w:val="VerbatimChar"/>
+        </w:rPr>
+        <w:t xml:space="preserve">## 2  44  TRUE anomaly</w:t>
+      </w:r>
+    </w:p>
     <w:bookmarkEnd w:id="28"/>
-    <w:bookmarkStart w:id="29" w:name="configure-the-method"/>
+    <w:bookmarkStart w:id="29" w:name="evaluate-what-was-found"/>
     <w:p>
       <w:pPr>
         <w:pStyle w:val="Heading3"/>
       </w:pPr>
       <w:r>
-        <w:t xml:space="preserve">Configure the Method</w:t>
+        <w:t xml:space="preserve">Evaluate What Was Found</w:t>
       </w:r>
     </w:p>
     <w:p>
@@ -533,7 +838,22 @@
         <w:pStyle w:val="FirstParagraph"/>
       </w:pPr>
       <w:r>
-        <w:t xml:space="preserve">The next step is to instantiate the method and, when necessary, fit it to the selected series. This is where the notebook makes its analytical choice explicit: the parameters chosen here determine what kind of pattern the detector or transformer will become sensitive to and how the later outputs should be interpreted.</w:t>
+        <w:t xml:space="preserve">The evaluation asks whether the reconstruction-based anomaly flags produced by</w:t>
+      </w:r>
+      <w:r>
+        <w:t xml:space="preserve"> </w:t>
+      </w:r>
+      <w:r>
+        <w:rPr>
+          <w:rStyle w:val="VerbatimChar"/>
+        </w:rPr>
+        <w:t xml:space="preserve">han_autoencoder(..., autoenc_adv_ed, ...)</w:t>
+      </w:r>
+      <w:r>
+        <w:t xml:space="preserve"> </w:t>
+      </w:r>
+      <w:r>
+        <w:t xml:space="preserve">match the labeled structure on this dataset. Read the scores as evidence about the method’s assumptions in practice, not as detached summary numbers.</w:t>
       </w:r>
     </w:p>
     <w:p>
@@ -544,7 +864,7 @@
         <w:rPr>
           <w:rStyle w:val="CommentTok"/>
         </w:rPr>
-        <w:t xml:space="preserve"># Define adversarial autoencoder-based detector (autoenc_adv_ed)</w:t>
+        <w:t xml:space="preserve"># Evaluate detections against ground-truth labels</w:t>
       </w:r>
       <w:r>
         <w:br/>
@@ -553,7 +873,7 @@
         <w:rPr>
           <w:rStyle w:val="NormalTok"/>
         </w:rPr>
-        <w:t xml:space="preserve">  model </w:t>
+        <w:t xml:space="preserve">  evaluation </w:t>
       </w:r>
       <w:r>
         <w:rPr>
@@ -571,61 +891,70 @@
         <w:rPr>
           <w:rStyle w:val="FunctionTok"/>
         </w:rPr>
-        <w:t xml:space="preserve">han_autoencoder</w:t>
-      </w:r>
-      <w:r>
-        <w:rPr>
-          <w:rStyle w:val="NormalTok"/>
-        </w:rPr>
-        <w:t xml:space="preserve">(</w:t>
-      </w:r>
-      <w:r>
-        <w:rPr>
-          <w:rStyle w:val="DecValTok"/>
-        </w:rPr>
-        <w:t xml:space="preserve">3</w:t>
-      </w:r>
-      <w:r>
-        <w:rPr>
-          <w:rStyle w:val="NormalTok"/>
-        </w:rPr>
-        <w:t xml:space="preserve">, </w:t>
-      </w:r>
-      <w:r>
-        <w:rPr>
-          <w:rStyle w:val="DecValTok"/>
-        </w:rPr>
-        <w:t xml:space="preserve">2</w:t>
-      </w:r>
-      <w:r>
-        <w:rPr>
-          <w:rStyle w:val="NormalTok"/>
-        </w:rPr>
-        <w:t xml:space="preserve">, autoenc_adv_ed, </w:t>
-      </w:r>
-      <w:r>
-        <w:rPr>
-          <w:rStyle w:val="AttributeTok"/>
-        </w:rPr>
-        <w:t xml:space="preserve">num_epochs =</w:t>
-      </w:r>
-      <w:r>
-        <w:rPr>
-          <w:rStyle w:val="NormalTok"/>
-        </w:rPr>
-        <w:t xml:space="preserve"> </w:t>
-      </w:r>
-      <w:r>
-        <w:rPr>
-          <w:rStyle w:val="DecValTok"/>
-        </w:rPr>
-        <w:t xml:space="preserve">1500</w:t>
-      </w:r>
-      <w:r>
-        <w:rPr>
-          <w:rStyle w:val="NormalTok"/>
-        </w:rPr>
-        <w:t xml:space="preserve">)</w:t>
+        <w:t xml:space="preserve">evaluate</w:t>
+      </w:r>
+      <w:r>
+        <w:rPr>
+          <w:rStyle w:val="NormalTok"/>
+        </w:rPr>
+        <w:t xml:space="preserve">(model, detection</w:t>
+      </w:r>
+      <w:r>
+        <w:rPr>
+          <w:rStyle w:val="SpecialCharTok"/>
+        </w:rPr>
+        <w:t xml:space="preserve">$</w:t>
+      </w:r>
+      <w:r>
+        <w:rPr>
+          <w:rStyle w:val="NormalTok"/>
+        </w:rPr>
+        <w:t xml:space="preserve">event, dataset</w:t>
+      </w:r>
+      <w:r>
+        <w:rPr>
+          <w:rStyle w:val="SpecialCharTok"/>
+        </w:rPr>
+        <w:t xml:space="preserve">$</w:t>
+      </w:r>
+      <w:r>
+        <w:rPr>
+          <w:rStyle w:val="NormalTok"/>
+        </w:rPr>
+        <w:t xml:space="preserve">event)</w:t>
+      </w:r>
+      <w:r>
+        <w:br/>
+      </w:r>
+      <w:r>
+        <w:rPr>
+          <w:rStyle w:val="NormalTok"/>
+        </w:rPr>
+        <w:t xml:space="preserve">  </w:t>
+      </w:r>
+      <w:r>
+        <w:rPr>
+          <w:rStyle w:val="FunctionTok"/>
+        </w:rPr>
+        <w:t xml:space="preserve">print</w:t>
+      </w:r>
+      <w:r>
+        <w:rPr>
+          <w:rStyle w:val="NormalTok"/>
+        </w:rPr>
+        <w:t xml:space="preserve">(evaluation</w:t>
+      </w:r>
+      <w:r>
+        <w:rPr>
+          <w:rStyle w:val="SpecialCharTok"/>
+        </w:rPr>
+        <w:t xml:space="preserve">$</w:t>
+      </w:r>
+      <w:r>
+        <w:rPr>
+          <w:rStyle w:val="NormalTok"/>
+        </w:rPr>
+        <w:t xml:space="preserve">confMatrix)</w:t>
       </w:r>
     </w:p>
     <w:p>
@@ -634,64 +963,46 @@
       </w:pPr>
       <w:r>
         <w:rPr>
-          <w:rStyle w:val="CommentTok"/>
-        </w:rPr>
-        <w:t xml:space="preserve"># Fit the model</w:t>
+          <w:rStyle w:val="VerbatimChar"/>
+        </w:rPr>
+        <w:t xml:space="preserve">##           event      </w:t>
       </w:r>
       <w:r>
         <w:br/>
       </w:r>
       <w:r>
         <w:rPr>
-          <w:rStyle w:val="NormalTok"/>
-        </w:rPr>
-        <w:t xml:space="preserve">  model </w:t>
-      </w:r>
-      <w:r>
-        <w:rPr>
-          <w:rStyle w:val="OtherTok"/>
-        </w:rPr>
-        <w:t xml:space="preserve">&lt;-</w:t>
-      </w:r>
-      <w:r>
-        <w:rPr>
-          <w:rStyle w:val="NormalTok"/>
-        </w:rPr>
-        <w:t xml:space="preserve"> </w:t>
-      </w:r>
-      <w:r>
-        <w:rPr>
-          <w:rStyle w:val="FunctionTok"/>
-        </w:rPr>
-        <w:t xml:space="preserve">fit</w:t>
-      </w:r>
-      <w:r>
-        <w:rPr>
-          <w:rStyle w:val="NormalTok"/>
-        </w:rPr>
-        <w:t xml:space="preserve">(model, dataset</w:t>
-      </w:r>
-      <w:r>
-        <w:rPr>
-          <w:rStyle w:val="SpecialCharTok"/>
-        </w:rPr>
-        <w:t xml:space="preserve">$</w:t>
-      </w:r>
-      <w:r>
-        <w:rPr>
-          <w:rStyle w:val="NormalTok"/>
-        </w:rPr>
-        <w:t xml:space="preserve">serie)</w:t>
+          <w:rStyle w:val="VerbatimChar"/>
+        </w:rPr>
+        <w:t xml:space="preserve">## detection TRUE  FALSE</w:t>
+      </w:r>
+      <w:r>
+        <w:br/>
+      </w:r>
+      <w:r>
+        <w:rPr>
+          <w:rStyle w:val="VerbatimChar"/>
+        </w:rPr>
+        <w:t xml:space="preserve">## TRUE      0     2    </w:t>
+      </w:r>
+      <w:r>
+        <w:br/>
+      </w:r>
+      <w:r>
+        <w:rPr>
+          <w:rStyle w:val="VerbatimChar"/>
+        </w:rPr>
+        <w:t xml:space="preserve">## FALSE     1     98</w:t>
       </w:r>
     </w:p>
     <w:bookmarkEnd w:id="29"/>
-    <w:bookmarkStart w:id="30" w:name="run-the-core-analysis"/>
+    <w:bookmarkStart w:id="36" w:name="interpret-the-result-visually-1"/>
     <w:p>
       <w:pPr>
         <w:pStyle w:val="Heading3"/>
       </w:pPr>
       <w:r>
-        <w:t xml:space="preserve">Run the Core Analysis</w:t>
+        <w:t xml:space="preserve">Interpret the Result Visually</w:t>
       </w:r>
     </w:p>
     <w:p>
@@ -699,347 +1010,7 @@
         <w:pStyle w:val="FirstParagraph"/>
       </w:pPr>
       <w:r>
-        <w:t xml:space="preserve">With the environment and the method ready, we execute the central analytical step and inspect its immediate output. This is the point where the abstract idea described earlier becomes operational, so the reader should pay attention to what is produced and how Harbinger standardizes the result.</w:t>
-      </w:r>
-    </w:p>
-    <w:p>
-      <w:pPr>
-        <w:pStyle w:val="SourceCode"/>
-      </w:pPr>
-      <w:r>
-        <w:rPr>
-          <w:rStyle w:val="CommentTok"/>
-        </w:rPr>
-        <w:t xml:space="preserve"># Detect anomalies (reconstruction error -&gt; events)</w:t>
-      </w:r>
-      <w:r>
-        <w:br/>
-      </w:r>
-      <w:r>
-        <w:rPr>
-          <w:rStyle w:val="NormalTok"/>
-        </w:rPr>
-        <w:t xml:space="preserve">  detection </w:t>
-      </w:r>
-      <w:r>
-        <w:rPr>
-          <w:rStyle w:val="OtherTok"/>
-        </w:rPr>
-        <w:t xml:space="preserve">&lt;-</w:t>
-      </w:r>
-      <w:r>
-        <w:rPr>
-          <w:rStyle w:val="NormalTok"/>
-        </w:rPr>
-        <w:t xml:space="preserve"> </w:t>
-      </w:r>
-      <w:r>
-        <w:rPr>
-          <w:rStyle w:val="FunctionTok"/>
-        </w:rPr>
-        <w:t xml:space="preserve">detect</w:t>
-      </w:r>
-      <w:r>
-        <w:rPr>
-          <w:rStyle w:val="NormalTok"/>
-        </w:rPr>
-        <w:t xml:space="preserve">(model, dataset</w:t>
-      </w:r>
-      <w:r>
-        <w:rPr>
-          <w:rStyle w:val="SpecialCharTok"/>
-        </w:rPr>
-        <w:t xml:space="preserve">$</w:t>
-      </w:r>
-      <w:r>
-        <w:rPr>
-          <w:rStyle w:val="NormalTok"/>
-        </w:rPr>
-        <w:t xml:space="preserve">serie)</w:t>
-      </w:r>
-    </w:p>
-    <w:p>
-      <w:pPr>
-        <w:pStyle w:val="SourceCode"/>
-      </w:pPr>
-      <w:r>
-        <w:rPr>
-          <w:rStyle w:val="CommentTok"/>
-        </w:rPr>
-        <w:t xml:space="preserve"># Show only timestamps flagged as events</w:t>
-      </w:r>
-      <w:r>
-        <w:br/>
-      </w:r>
-      <w:r>
-        <w:rPr>
-          <w:rStyle w:val="NormalTok"/>
-        </w:rPr>
-        <w:t xml:space="preserve">  </w:t>
-      </w:r>
-      <w:r>
-        <w:rPr>
-          <w:rStyle w:val="FunctionTok"/>
-        </w:rPr>
-        <w:t xml:space="preserve">print</w:t>
-      </w:r>
-      <w:r>
-        <w:rPr>
-          <w:rStyle w:val="NormalTok"/>
-        </w:rPr>
-        <w:t xml:space="preserve">(detection </w:t>
-      </w:r>
-      <w:r>
-        <w:rPr>
-          <w:rStyle w:val="SpecialCharTok"/>
-        </w:rPr>
-        <w:t xml:space="preserve">|&gt;</w:t>
-      </w:r>
-      <w:r>
-        <w:rPr>
-          <w:rStyle w:val="NormalTok"/>
-        </w:rPr>
-        <w:t xml:space="preserve"> dplyr</w:t>
-      </w:r>
-      <w:r>
-        <w:rPr>
-          <w:rStyle w:val="SpecialCharTok"/>
-        </w:rPr>
-        <w:t xml:space="preserve">::</w:t>
-      </w:r>
-      <w:r>
-        <w:rPr>
-          <w:rStyle w:val="FunctionTok"/>
-        </w:rPr>
-        <w:t xml:space="preserve">filter</w:t>
-      </w:r>
-      <w:r>
-        <w:rPr>
-          <w:rStyle w:val="NormalTok"/>
-        </w:rPr>
-        <w:t xml:space="preserve">(event</w:t>
-      </w:r>
-      <w:r>
-        <w:rPr>
-          <w:rStyle w:val="SpecialCharTok"/>
-        </w:rPr>
-        <w:t xml:space="preserve">==</w:t>
-      </w:r>
-      <w:r>
-        <w:rPr>
-          <w:rStyle w:val="ConstantTok"/>
-        </w:rPr>
-        <w:t xml:space="preserve">TRUE</w:t>
-      </w:r>
-      <w:r>
-        <w:rPr>
-          <w:rStyle w:val="NormalTok"/>
-        </w:rPr>
-        <w:t xml:space="preserve">))</w:t>
-      </w:r>
-    </w:p>
-    <w:p>
-      <w:pPr>
-        <w:pStyle w:val="SourceCode"/>
-      </w:pPr>
-      <w:r>
-        <w:rPr>
-          <w:rStyle w:val="VerbatimChar"/>
-        </w:rPr>
-        <w:t xml:space="preserve">##   idx event    type</w:t>
-      </w:r>
-      <w:r>
-        <w:br/>
-      </w:r>
-      <w:r>
-        <w:rPr>
-          <w:rStyle w:val="VerbatimChar"/>
-        </w:rPr>
-        <w:t xml:space="preserve">## 1  19  TRUE anomaly</w:t>
-      </w:r>
-      <w:r>
-        <w:br/>
-      </w:r>
-      <w:r>
-        <w:rPr>
-          <w:rStyle w:val="VerbatimChar"/>
-        </w:rPr>
-        <w:t xml:space="preserve">## 2  44  TRUE anomaly</w:t>
-      </w:r>
-    </w:p>
-    <w:bookmarkEnd w:id="30"/>
-    <w:bookmarkStart w:id="31" w:name="evaluate-what-was-found"/>
-    <w:p>
-      <w:pPr>
-        <w:pStyle w:val="Heading3"/>
-      </w:pPr>
-      <w:r>
-        <w:t xml:space="preserve">Evaluate What Was Found</w:t>
-      </w:r>
-    </w:p>
-    <w:p>
-      <w:pPr>
-        <w:pStyle w:val="FirstParagraph"/>
-      </w:pPr>
-      <w:r>
-        <w:t xml:space="preserve">After producing detections or transformed outputs, we compare them with the reference labels whenever they are available. This stage matters because it connects the visual intuition of the method with an explicit measurement of quality, helping the learner understand not only whether the method runs, but how well it behaves.</w:t>
-      </w:r>
-    </w:p>
-    <w:p>
-      <w:pPr>
-        <w:pStyle w:val="SourceCode"/>
-      </w:pPr>
-      <w:r>
-        <w:rPr>
-          <w:rStyle w:val="CommentTok"/>
-        </w:rPr>
-        <w:t xml:space="preserve"># Evaluate detections against ground-truth labels</w:t>
-      </w:r>
-      <w:r>
-        <w:br/>
-      </w:r>
-      <w:r>
-        <w:rPr>
-          <w:rStyle w:val="NormalTok"/>
-        </w:rPr>
-        <w:t xml:space="preserve">  evaluation </w:t>
-      </w:r>
-      <w:r>
-        <w:rPr>
-          <w:rStyle w:val="OtherTok"/>
-        </w:rPr>
-        <w:t xml:space="preserve">&lt;-</w:t>
-      </w:r>
-      <w:r>
-        <w:rPr>
-          <w:rStyle w:val="NormalTok"/>
-        </w:rPr>
-        <w:t xml:space="preserve"> </w:t>
-      </w:r>
-      <w:r>
-        <w:rPr>
-          <w:rStyle w:val="FunctionTok"/>
-        </w:rPr>
-        <w:t xml:space="preserve">evaluate</w:t>
-      </w:r>
-      <w:r>
-        <w:rPr>
-          <w:rStyle w:val="NormalTok"/>
-        </w:rPr>
-        <w:t xml:space="preserve">(model, detection</w:t>
-      </w:r>
-      <w:r>
-        <w:rPr>
-          <w:rStyle w:val="SpecialCharTok"/>
-        </w:rPr>
-        <w:t xml:space="preserve">$</w:t>
-      </w:r>
-      <w:r>
-        <w:rPr>
-          <w:rStyle w:val="NormalTok"/>
-        </w:rPr>
-        <w:t xml:space="preserve">event, dataset</w:t>
-      </w:r>
-      <w:r>
-        <w:rPr>
-          <w:rStyle w:val="SpecialCharTok"/>
-        </w:rPr>
-        <w:t xml:space="preserve">$</w:t>
-      </w:r>
-      <w:r>
-        <w:rPr>
-          <w:rStyle w:val="NormalTok"/>
-        </w:rPr>
-        <w:t xml:space="preserve">event)</w:t>
-      </w:r>
-      <w:r>
-        <w:br/>
-      </w:r>
-      <w:r>
-        <w:rPr>
-          <w:rStyle w:val="NormalTok"/>
-        </w:rPr>
-        <w:t xml:space="preserve">  </w:t>
-      </w:r>
-      <w:r>
-        <w:rPr>
-          <w:rStyle w:val="FunctionTok"/>
-        </w:rPr>
-        <w:t xml:space="preserve">print</w:t>
-      </w:r>
-      <w:r>
-        <w:rPr>
-          <w:rStyle w:val="NormalTok"/>
-        </w:rPr>
-        <w:t xml:space="preserve">(evaluation</w:t>
-      </w:r>
-      <w:r>
-        <w:rPr>
-          <w:rStyle w:val="SpecialCharTok"/>
-        </w:rPr>
-        <w:t xml:space="preserve">$</w:t>
-      </w:r>
-      <w:r>
-        <w:rPr>
-          <w:rStyle w:val="NormalTok"/>
-        </w:rPr>
-        <w:t xml:space="preserve">confMatrix)</w:t>
-      </w:r>
-    </w:p>
-    <w:p>
-      <w:pPr>
-        <w:pStyle w:val="SourceCode"/>
-      </w:pPr>
-      <w:r>
-        <w:rPr>
-          <w:rStyle w:val="VerbatimChar"/>
-        </w:rPr>
-        <w:t xml:space="preserve">##           event      </w:t>
-      </w:r>
-      <w:r>
-        <w:br/>
-      </w:r>
-      <w:r>
-        <w:rPr>
-          <w:rStyle w:val="VerbatimChar"/>
-        </w:rPr>
-        <w:t xml:space="preserve">## detection TRUE  FALSE</w:t>
-      </w:r>
-      <w:r>
-        <w:br/>
-      </w:r>
-      <w:r>
-        <w:rPr>
-          <w:rStyle w:val="VerbatimChar"/>
-        </w:rPr>
-        <w:t xml:space="preserve">## TRUE      0     2    </w:t>
-      </w:r>
-      <w:r>
-        <w:br/>
-      </w:r>
-      <w:r>
-        <w:rPr>
-          <w:rStyle w:val="VerbatimChar"/>
-        </w:rPr>
-        <w:t xml:space="preserve">## FALSE     1     98</w:t>
-      </w:r>
-    </w:p>
-    <w:bookmarkEnd w:id="31"/>
-    <w:bookmarkStart w:id="38" w:name="interpret-the-result-visually-1"/>
-    <w:p>
-      <w:pPr>
-        <w:pStyle w:val="Heading3"/>
-      </w:pPr>
-      <w:r>
-        <w:t xml:space="preserve">Interpret the Result Visually</w:t>
-      </w:r>
-    </w:p>
-    <w:p>
-      <w:pPr>
-        <w:pStyle w:val="FirstParagraph"/>
-      </w:pPr>
-      <w:r>
-        <w:t xml:space="preserve">The final plots are not just illustrations. They help the reader connect the method’s internal output with the original series, making it easier to see why a point, range, motif, or symbolic pattern was emphasized and whether that emphasis is coherent with the stated objective of the example.</w:t>
+        <w:t xml:space="preserve">This visual check puts the model output back on top of the original signal. What matters now is whether the highlighted reconstruction-based anomaly flags line up with the structure suggested by the method, which is the real semantic test of whether the example is teaching the right lesson.</w:t>
       </w:r>
     </w:p>
     <w:p>
@@ -1107,18 +1078,18 @@
           <wp:inline>
             <wp:extent cx="4620126" cy="3696101"/>
             <wp:effectExtent b="0" l="0" r="0" t="0"/>
-            <wp:docPr descr="" title="" id="33" name="Picture"/>
+            <wp:docPr descr="" title="" id="31" name="Picture"/>
             <a:graphic>
               <a:graphicData uri="http://schemas.openxmlformats.org/drawingml/2006/picture">
                 <pic:pic>
                   <pic:nvPicPr>
-                    <pic:cNvPr descr="/home/gpca/harbinger/examples/anomalies/doc/40-autoencoder-han_autoenc_adv_ed_files/figure-docx/unnamed-chunk-11-1.png" id="34" name="Picture"/>
+                    <pic:cNvPr descr="/home/gpca/harbinger/examples/anomalies/doc/40-autoencoder-han_autoenc_adv_ed_files/figure-docx/unnamed-chunk-11-1.png" id="32" name="Picture"/>
                     <pic:cNvPicPr>
                       <a:picLocks noChangeArrowheads="1" noChangeAspect="1"/>
                     </pic:cNvPicPr>
                   </pic:nvPicPr>
                   <pic:blipFill>
-                    <a:blip r:embed="rId32"/>
+                    <a:blip r:embed="rId30"/>
                     <a:stretch>
                       <a:fillRect/>
                     </a:stretch>
@@ -1258,18 +1229,18 @@
           <wp:inline>
             <wp:extent cx="4620126" cy="3696101"/>
             <wp:effectExtent b="0" l="0" r="0" t="0"/>
-            <wp:docPr descr="" title="" id="36" name="Picture"/>
+            <wp:docPr descr="" title="" id="34" name="Picture"/>
             <a:graphic>
               <a:graphicData uri="http://schemas.openxmlformats.org/drawingml/2006/picture">
                 <pic:pic>
                   <pic:nvPicPr>
-                    <pic:cNvPr descr="/home/gpca/harbinger/examples/anomalies/doc/40-autoencoder-han_autoenc_adv_ed_files/figure-docx/unnamed-chunk-12-1.png" id="37" name="Picture"/>
+                    <pic:cNvPr descr="/home/gpca/harbinger/examples/anomalies/doc/40-autoencoder-han_autoenc_adv_ed_files/figure-docx/unnamed-chunk-12-1.png" id="35" name="Picture"/>
                     <pic:cNvPicPr>
                       <a:picLocks noChangeArrowheads="1" noChangeAspect="1"/>
                     </pic:cNvPicPr>
                   </pic:nvPicPr>
                   <pic:blipFill>
-                    <a:blip r:embed="rId35"/>
+                    <a:blip r:embed="rId33"/>
                     <a:stretch>
                       <a:fillRect/>
                     </a:stretch>
@@ -1296,9 +1267,9 @@
         </w:drawing>
       </w:r>
     </w:p>
-    <w:bookmarkEnd w:id="38"/>
-    <w:bookmarkEnd w:id="39"/>
-    <w:bookmarkStart w:id="40" w:name="references"/>
+    <w:bookmarkEnd w:id="36"/>
+    <w:bookmarkEnd w:id="37"/>
+    <w:bookmarkStart w:id="38" w:name="references"/>
     <w:p>
       <w:pPr>
         <w:pStyle w:val="Heading2"/>
@@ -1331,7 +1302,7 @@
         <w:t xml:space="preserve">Chalapathy, R., &amp; Chawla, S. (2019). Deep Learning for Anomaly Detection: A Survey. arXiv:1901.03407.</w:t>
       </w:r>
     </w:p>
-    <w:bookmarkEnd w:id="40"/>
+    <w:bookmarkEnd w:id="38"/>
     <w:sectPr>
       <w:footnotePr>
         <w:numRestart w:val="eachSect"/>

--- a/examples/anomalies/doc/40-autoencoder-han_autoenc_adv_ed.docx
+++ b/examples/anomalies/doc/40-autoencoder-han_autoenc_adv_ed.docx
@@ -2,7 +2,7 @@
 <file path=word/document.xml><?xml version="1.0" encoding="utf-8"?>
 <w:document xmlns:w="http://schemas.openxmlformats.org/wordprocessingml/2006/main" xmlns:m="http://schemas.openxmlformats.org/officeDocument/2006/math" xmlns:r="http://schemas.openxmlformats.org/officeDocument/2006/relationships" xmlns:o="urn:schemas-microsoft-com:office:office" xmlns:v="urn:schemas-microsoft-com:vml" xmlns:w10="urn:schemas-microsoft-com:office:word" xmlns:a="http://schemas.openxmlformats.org/drawingml/2006/main" xmlns:pic="http://schemas.openxmlformats.org/drawingml/2006/picture" xmlns:wp="http://schemas.openxmlformats.org/drawingml/2006/wordprocessingDrawing">
   <w:body>
-    <w:bookmarkStart w:id="20" w:name="objective"/>
+    <w:bookmarkStart w:id="9" w:name="objective"/>
     <w:p>
       <w:pPr>
         <w:pStyle w:val="Heading2"/>
@@ -28,8 +28,8 @@
         <w:t xml:space="preserve">). The model learns a robust latent representation; anomalies yield higher reconstruction error. Steps: load packages/data, visualize, define the architecture/epochs, fit, detect, evaluate, and plot.</w:t>
       </w:r>
     </w:p>
-    <w:bookmarkEnd w:id="20"/>
-    <w:bookmarkStart w:id="21" w:name="method-at-a-glance"/>
+    <w:bookmarkEnd w:id="9"/>
+    <w:bookmarkStart w:id="10" w:name="method-at-a-glance"/>
     <w:p>
       <w:pPr>
         <w:pStyle w:val="Heading2"/>
@@ -46,8 +46,8 @@
         <w:t xml:space="preserve">Adversarial Autoencoder (encode-decode): An adversarial autoencoder (AAE) augments a standard encoder-decoder with an adversarial objective on the latent code. The encoder maps each input window into a latent vector and the decoder attempts to reconstruct the original window. In parallel, a discriminator is trained to distinguish latent samples produced by the encoder from samples drawn from a chosen prior distribution (e.g., Gaussian). The encoder is trained to fool the discriminator, aligning the aggregated posterior of the latent space with the prior. This regularization encourages the model to represent normal time-series patterns on a compact manifold and to reconstruct them well. Windows that deviate from this learned manifold (anomalies) typically yield larger reconstruction errors. In this example, windows are scored by reconstruction error and events are flagged when the score exceeds a learned threshold.</w:t>
       </w:r>
     </w:p>
-    <w:bookmarkEnd w:id="21"/>
-    <w:bookmarkStart w:id="37" w:name="what-you-will-do"/>
+    <w:bookmarkEnd w:id="10"/>
+    <w:bookmarkStart w:id="17" w:name="what-you-will-do"/>
     <w:p>
       <w:pPr>
         <w:pStyle w:val="Heading2"/>
@@ -92,7 +92,7 @@
         <w:t xml:space="preserve">inspect the evaluation outputs and the diagnostic plots produced by Harbinger</w:t>
       </w:r>
     </w:p>
-    <w:bookmarkStart w:id="22" w:name="prepare-the-example"/>
+    <w:bookmarkStart w:id="11" w:name="prepare-the-example"/>
     <w:p>
       <w:pPr>
         <w:pStyle w:val="Heading3"/>
@@ -196,6 +196,156 @@
         </w:rPr>
         <w:t xml:space="preserve">(harbinger) </w:t>
       </w:r>
+      <w:r>
+        <w:br/>
+      </w:r>
+      <w:r>
+        <w:rPr>
+          <w:rStyle w:val="NormalTok"/>
+        </w:rPr>
+        <w:t xml:space="preserve">python_available </w:t>
+      </w:r>
+      <w:r>
+        <w:rPr>
+          <w:rStyle w:val="OtherTok"/>
+        </w:rPr>
+        <w:t xml:space="preserve">&lt;-</w:t>
+      </w:r>
+      <w:r>
+        <w:rPr>
+          <w:rStyle w:val="NormalTok"/>
+        </w:rPr>
+        <w:t xml:space="preserve"> </w:t>
+      </w:r>
+      <w:r>
+        <w:rPr>
+          <w:rStyle w:val="FunctionTok"/>
+        </w:rPr>
+        <w:t xml:space="preserve">requireNamespace</w:t>
+      </w:r>
+      <w:r>
+        <w:rPr>
+          <w:rStyle w:val="NormalTok"/>
+        </w:rPr>
+        <w:t xml:space="preserve">(</w:t>
+      </w:r>
+      <w:r>
+        <w:rPr>
+          <w:rStyle w:val="StringTok"/>
+        </w:rPr>
+        <w:t xml:space="preserve">"reticulate"</w:t>
+      </w:r>
+      <w:r>
+        <w:rPr>
+          <w:rStyle w:val="NormalTok"/>
+        </w:rPr>
+        <w:t xml:space="preserve">, </w:t>
+      </w:r>
+      <w:r>
+        <w:rPr>
+          <w:rStyle w:val="AttributeTok"/>
+        </w:rPr>
+        <w:t xml:space="preserve">quietly =</w:t>
+      </w:r>
+      <w:r>
+        <w:rPr>
+          <w:rStyle w:val="NormalTok"/>
+        </w:rPr>
+        <w:t xml:space="preserve"> </w:t>
+      </w:r>
+      <w:r>
+        <w:rPr>
+          <w:rStyle w:val="ConstantTok"/>
+        </w:rPr>
+        <w:t xml:space="preserve">TRUE</w:t>
+      </w:r>
+      <w:r>
+        <w:rPr>
+          <w:rStyle w:val="NormalTok"/>
+        </w:rPr>
+        <w:t xml:space="preserve">) </w:t>
+      </w:r>
+      <w:r>
+        <w:rPr>
+          <w:rStyle w:val="SpecialCharTok"/>
+        </w:rPr>
+        <w:t xml:space="preserve">&amp;&amp;</w:t>
+      </w:r>
+      <w:r>
+        <w:rPr>
+          <w:rStyle w:val="NormalTok"/>
+        </w:rPr>
+        <w:t xml:space="preserve"> reticulate</w:t>
+      </w:r>
+      <w:r>
+        <w:rPr>
+          <w:rStyle w:val="SpecialCharTok"/>
+        </w:rPr>
+        <w:t xml:space="preserve">::</w:t>
+      </w:r>
+      <w:r>
+        <w:rPr>
+          <w:rStyle w:val="FunctionTok"/>
+        </w:rPr>
+        <w:t xml:space="preserve">py_available</w:t>
+      </w:r>
+      <w:r>
+        <w:rPr>
+          <w:rStyle w:val="NormalTok"/>
+        </w:rPr>
+        <w:t xml:space="preserve">()</w:t>
+      </w:r>
+      <w:r>
+        <w:br/>
+      </w:r>
+      <w:r>
+        <w:rPr>
+          <w:rStyle w:val="NormalTok"/>
+        </w:rPr>
+        <w:t xml:space="preserve">knitr</w:t>
+      </w:r>
+      <w:r>
+        <w:rPr>
+          <w:rStyle w:val="SpecialCharTok"/>
+        </w:rPr>
+        <w:t xml:space="preserve">::</w:t>
+      </w:r>
+      <w:r>
+        <w:rPr>
+          <w:rStyle w:val="NormalTok"/>
+        </w:rPr>
+        <w:t xml:space="preserve">opts_chunk</w:t>
+      </w:r>
+      <w:r>
+        <w:rPr>
+          <w:rStyle w:val="SpecialCharTok"/>
+        </w:rPr>
+        <w:t xml:space="preserve">$</w:t>
+      </w:r>
+      <w:r>
+        <w:rPr>
+          <w:rStyle w:val="FunctionTok"/>
+        </w:rPr>
+        <w:t xml:space="preserve">set</w:t>
+      </w:r>
+      <w:r>
+        <w:rPr>
+          <w:rStyle w:val="NormalTok"/>
+        </w:rPr>
+        <w:t xml:space="preserve">(</w:t>
+      </w:r>
+      <w:r>
+        <w:rPr>
+          <w:rStyle w:val="AttributeTok"/>
+        </w:rPr>
+        <w:t xml:space="preserve">eval =</w:t>
+      </w:r>
+      <w:r>
+        <w:rPr>
+          <w:rStyle w:val="NormalTok"/>
+        </w:rPr>
+        <w:t xml:space="preserve"> python_available)</w:t>
+      </w:r>
     </w:p>
     <w:p>
       <w:pPr>
@@ -282,101 +432,632 @@
         <w:t xml:space="preserve">(dataset)</w:t>
       </w:r>
     </w:p>
+    <w:bookmarkEnd w:id="11"/>
+    <w:bookmarkStart w:id="12" w:name="interpret-the-result-visually"/>
+    <w:p>
+      <w:pPr>
+        <w:pStyle w:val="Heading3"/>
+      </w:pPr>
+      <w:r>
+        <w:t xml:space="preserve">Interpret the Result Visually</w:t>
+      </w:r>
+    </w:p>
+    <w:p>
+      <w:pPr>
+        <w:pStyle w:val="FirstParagraph"/>
+      </w:pPr>
+      <w:r>
+        <w:t xml:space="preserve">This first visual pass establishes what the method should react to in the raw series. Keep the method summary in mind here, because adversarial Autoencoder (encode-decode): An adversarial autoencoder (AAE) augments a standard encoder-decoder with an adversarial objective on the latent code and the plot tells you whether that structure is clean, weak, local, repeated, or mixed with other effects.</w:t>
+      </w:r>
+    </w:p>
     <w:p>
       <w:pPr>
         <w:pStyle w:val="SourceCode"/>
       </w:pPr>
       <w:r>
         <w:rPr>
+          <w:rStyle w:val="CommentTok"/>
+        </w:rPr>
+        <w:t xml:space="preserve"># Plot the time series</w:t>
+      </w:r>
+      <w:r>
+        <w:br/>
+      </w:r>
+      <w:r>
+        <w:rPr>
+          <w:rStyle w:val="FunctionTok"/>
+        </w:rPr>
+        <w:t xml:space="preserve">har_plot</w:t>
+      </w:r>
+      <w:r>
+        <w:rPr>
+          <w:rStyle w:val="NormalTok"/>
+        </w:rPr>
+        <w:t xml:space="preserve">(</w:t>
+      </w:r>
+      <w:r>
+        <w:rPr>
+          <w:rStyle w:val="FunctionTok"/>
+        </w:rPr>
+        <w:t xml:space="preserve">harbinger</w:t>
+      </w:r>
+      <w:r>
+        <w:rPr>
+          <w:rStyle w:val="NormalTok"/>
+        </w:rPr>
+        <w:t xml:space="preserve">(), dataset</w:t>
+      </w:r>
+      <w:r>
+        <w:rPr>
+          <w:rStyle w:val="SpecialCharTok"/>
+        </w:rPr>
+        <w:t xml:space="preserve">$</w:t>
+      </w:r>
+      <w:r>
+        <w:rPr>
+          <w:rStyle w:val="NormalTok"/>
+        </w:rPr>
+        <w:t xml:space="preserve">serie)</w:t>
+      </w:r>
+    </w:p>
+    <w:bookmarkEnd w:id="12"/>
+    <w:bookmarkStart w:id="13" w:name="configure-the-method"/>
+    <w:p>
+      <w:pPr>
+        <w:pStyle w:val="Heading3"/>
+      </w:pPr>
+      <w:r>
+        <w:t xml:space="preserve">Configure the Method</w:t>
+      </w:r>
+    </w:p>
+    <w:p>
+      <w:pPr>
+        <w:pStyle w:val="FirstParagraph"/>
+      </w:pPr>
+      <w:r>
+        <w:t xml:space="preserve">The choices below turn the central modeling idea into concrete parameters. They matter because adversarial Autoencoder (encode-decode): An adversarial autoencoder (AAE) augments a standard encoder-decoder with an adversarial objective on the latent code, so each argument controls how strongly the method will emphasize that pattern when it later produces reconstruction-based anomaly flags.</w:t>
+      </w:r>
+    </w:p>
+    <w:p>
+      <w:pPr>
+        <w:pStyle w:val="SourceCode"/>
+      </w:pPr>
+      <w:r>
+        <w:rPr>
+          <w:rStyle w:val="CommentTok"/>
+        </w:rPr>
+        <w:t xml:space="preserve"># Define adversarial autoencoder-based detector (autoenc_adv_ed)</w:t>
+      </w:r>
+      <w:r>
+        <w:br/>
+      </w:r>
+      <w:r>
+        <w:rPr>
+          <w:rStyle w:val="NormalTok"/>
+        </w:rPr>
+        <w:t xml:space="preserve">  model </w:t>
+      </w:r>
+      <w:r>
+        <w:rPr>
+          <w:rStyle w:val="OtherTok"/>
+        </w:rPr>
+        <w:t xml:space="preserve">&lt;-</w:t>
+      </w:r>
+      <w:r>
+        <w:rPr>
+          <w:rStyle w:val="NormalTok"/>
+        </w:rPr>
+        <w:t xml:space="preserve"> </w:t>
+      </w:r>
+      <w:r>
+        <w:rPr>
+          <w:rStyle w:val="FunctionTok"/>
+        </w:rPr>
+        <w:t xml:space="preserve">han_autoencoder</w:t>
+      </w:r>
+      <w:r>
+        <w:rPr>
+          <w:rStyle w:val="NormalTok"/>
+        </w:rPr>
+        <w:t xml:space="preserve">(</w:t>
+      </w:r>
+      <w:r>
+        <w:rPr>
+          <w:rStyle w:val="DecValTok"/>
+        </w:rPr>
+        <w:t xml:space="preserve">3</w:t>
+      </w:r>
+      <w:r>
+        <w:rPr>
+          <w:rStyle w:val="NormalTok"/>
+        </w:rPr>
+        <w:t xml:space="preserve">, </w:t>
+      </w:r>
+      <w:r>
+        <w:rPr>
+          <w:rStyle w:val="DecValTok"/>
+        </w:rPr>
+        <w:t xml:space="preserve">2</w:t>
+      </w:r>
+      <w:r>
+        <w:rPr>
+          <w:rStyle w:val="NormalTok"/>
+        </w:rPr>
+        <w:t xml:space="preserve">, autoenc_adv_ed, </w:t>
+      </w:r>
+      <w:r>
+        <w:rPr>
+          <w:rStyle w:val="AttributeTok"/>
+        </w:rPr>
+        <w:t xml:space="preserve">epochs =</w:t>
+      </w:r>
+      <w:r>
+        <w:rPr>
+          <w:rStyle w:val="NormalTok"/>
+        </w:rPr>
+        <w:t xml:space="preserve"> </w:t>
+      </w:r>
+      <w:r>
+        <w:rPr>
+          <w:rStyle w:val="DecValTok"/>
+        </w:rPr>
+        <w:t xml:space="preserve">100</w:t>
+      </w:r>
+      <w:r>
+        <w:rPr>
+          <w:rStyle w:val="NormalTok"/>
+        </w:rPr>
+        <w:t xml:space="preserve">)</w:t>
+      </w:r>
+    </w:p>
+    <w:p>
+      <w:pPr>
+        <w:pStyle w:val="SourceCode"/>
+      </w:pPr>
+      <w:r>
+        <w:rPr>
+          <w:rStyle w:val="CommentTok"/>
+        </w:rPr>
+        <w:t xml:space="preserve"># Fit the model</w:t>
+      </w:r>
+      <w:r>
+        <w:br/>
+      </w:r>
+      <w:r>
+        <w:rPr>
+          <w:rStyle w:val="NormalTok"/>
+        </w:rPr>
+        <w:t xml:space="preserve">  model </w:t>
+      </w:r>
+      <w:r>
+        <w:rPr>
+          <w:rStyle w:val="OtherTok"/>
+        </w:rPr>
+        <w:t xml:space="preserve">&lt;-</w:t>
+      </w:r>
+      <w:r>
+        <w:rPr>
+          <w:rStyle w:val="NormalTok"/>
+        </w:rPr>
+        <w:t xml:space="preserve"> </w:t>
+      </w:r>
+      <w:r>
+        <w:rPr>
+          <w:rStyle w:val="FunctionTok"/>
+        </w:rPr>
+        <w:t xml:space="preserve">fit</w:t>
+      </w:r>
+      <w:r>
+        <w:rPr>
+          <w:rStyle w:val="NormalTok"/>
+        </w:rPr>
+        <w:t xml:space="preserve">(model, dataset</w:t>
+      </w:r>
+      <w:r>
+        <w:rPr>
+          <w:rStyle w:val="SpecialCharTok"/>
+        </w:rPr>
+        <w:t xml:space="preserve">$</w:t>
+      </w:r>
+      <w:r>
+        <w:rPr>
+          <w:rStyle w:val="NormalTok"/>
+        </w:rPr>
+        <w:t xml:space="preserve">serie)</w:t>
+      </w:r>
+    </w:p>
+    <w:bookmarkEnd w:id="13"/>
+    <w:bookmarkStart w:id="14" w:name="run-the-core-analysis"/>
+    <w:p>
+      <w:pPr>
+        <w:pStyle w:val="Heading3"/>
+      </w:pPr>
+      <w:r>
+        <w:t xml:space="preserve">Run the Core Analysis</w:t>
+      </w:r>
+    </w:p>
+    <w:p>
+      <w:pPr>
+        <w:pStyle w:val="FirstParagraph"/>
+      </w:pPr>
+      <w:r>
+        <w:t xml:space="preserve">This is the moment where the notebook tests its central assumption on actual data. After applying</w:t>
+      </w:r>
+      <w:r>
+        <w:t xml:space="preserve"> </w:t>
+      </w:r>
+      <w:r>
+        <w:rPr>
           <w:rStyle w:val="VerbatimChar"/>
         </w:rPr>
-        <w:t xml:space="preserve">##       serie event</w:t>
+        <w:t xml:space="preserve">han_autoencoder(..., autoenc_adv_ed, ...)</w:t>
+      </w:r>
+      <w:r>
+        <w:t xml:space="preserve">, the important question is whether the resulting reconstruction-based anomaly flags really correspond to the pattern implied by the method description above, rather than to arbitrary numerical variation.</w:t>
+      </w:r>
+    </w:p>
+    <w:p>
+      <w:pPr>
+        <w:pStyle w:val="SourceCode"/>
+      </w:pPr>
+      <w:r>
+        <w:rPr>
+          <w:rStyle w:val="CommentTok"/>
+        </w:rPr>
+        <w:t xml:space="preserve"># Detect anomalies (reconstruction error -&gt; events)</w:t>
       </w:r>
       <w:r>
         <w:br/>
       </w:r>
       <w:r>
         <w:rPr>
+          <w:rStyle w:val="NormalTok"/>
+        </w:rPr>
+        <w:t xml:space="preserve">  detection </w:t>
+      </w:r>
+      <w:r>
+        <w:rPr>
+          <w:rStyle w:val="OtherTok"/>
+        </w:rPr>
+        <w:t xml:space="preserve">&lt;-</w:t>
+      </w:r>
+      <w:r>
+        <w:rPr>
+          <w:rStyle w:val="NormalTok"/>
+        </w:rPr>
+        <w:t xml:space="preserve"> </w:t>
+      </w:r>
+      <w:r>
+        <w:rPr>
+          <w:rStyle w:val="FunctionTok"/>
+        </w:rPr>
+        <w:t xml:space="preserve">detect</w:t>
+      </w:r>
+      <w:r>
+        <w:rPr>
+          <w:rStyle w:val="NormalTok"/>
+        </w:rPr>
+        <w:t xml:space="preserve">(model, dataset</w:t>
+      </w:r>
+      <w:r>
+        <w:rPr>
+          <w:rStyle w:val="SpecialCharTok"/>
+        </w:rPr>
+        <w:t xml:space="preserve">$</w:t>
+      </w:r>
+      <w:r>
+        <w:rPr>
+          <w:rStyle w:val="NormalTok"/>
+        </w:rPr>
+        <w:t xml:space="preserve">serie)</w:t>
+      </w:r>
+    </w:p>
+    <w:p>
+      <w:pPr>
+        <w:pStyle w:val="SourceCode"/>
+      </w:pPr>
+      <w:r>
+        <w:rPr>
+          <w:rStyle w:val="CommentTok"/>
+        </w:rPr>
+        <w:t xml:space="preserve"># Show only timestamps flagged as events</w:t>
+      </w:r>
+      <w:r>
+        <w:br/>
+      </w:r>
+      <w:r>
+        <w:rPr>
+          <w:rStyle w:val="NormalTok"/>
+        </w:rPr>
+        <w:t xml:space="preserve">  </w:t>
+      </w:r>
+      <w:r>
+        <w:rPr>
+          <w:rStyle w:val="FunctionTok"/>
+        </w:rPr>
+        <w:t xml:space="preserve">print</w:t>
+      </w:r>
+      <w:r>
+        <w:rPr>
+          <w:rStyle w:val="NormalTok"/>
+        </w:rPr>
+        <w:t xml:space="preserve">(detection </w:t>
+      </w:r>
+      <w:r>
+        <w:rPr>
+          <w:rStyle w:val="SpecialCharTok"/>
+        </w:rPr>
+        <w:t xml:space="preserve">|&gt;</w:t>
+      </w:r>
+      <w:r>
+        <w:rPr>
+          <w:rStyle w:val="NormalTok"/>
+        </w:rPr>
+        <w:t xml:space="preserve"> dplyr</w:t>
+      </w:r>
+      <w:r>
+        <w:rPr>
+          <w:rStyle w:val="SpecialCharTok"/>
+        </w:rPr>
+        <w:t xml:space="preserve">::</w:t>
+      </w:r>
+      <w:r>
+        <w:rPr>
+          <w:rStyle w:val="FunctionTok"/>
+        </w:rPr>
+        <w:t xml:space="preserve">filter</w:t>
+      </w:r>
+      <w:r>
+        <w:rPr>
+          <w:rStyle w:val="NormalTok"/>
+        </w:rPr>
+        <w:t xml:space="preserve">(event</w:t>
+      </w:r>
+      <w:r>
+        <w:rPr>
+          <w:rStyle w:val="SpecialCharTok"/>
+        </w:rPr>
+        <w:t xml:space="preserve">==</w:t>
+      </w:r>
+      <w:r>
+        <w:rPr>
+          <w:rStyle w:val="ConstantTok"/>
+        </w:rPr>
+        <w:t xml:space="preserve">TRUE</w:t>
+      </w:r>
+      <w:r>
+        <w:rPr>
+          <w:rStyle w:val="NormalTok"/>
+        </w:rPr>
+        <w:t xml:space="preserve">))</w:t>
+      </w:r>
+    </w:p>
+    <w:bookmarkEnd w:id="14"/>
+    <w:bookmarkStart w:id="15" w:name="evaluate-what-was-found"/>
+    <w:p>
+      <w:pPr>
+        <w:pStyle w:val="Heading3"/>
+      </w:pPr>
+      <w:r>
+        <w:t xml:space="preserve">Evaluate What Was Found</w:t>
+      </w:r>
+    </w:p>
+    <w:p>
+      <w:pPr>
+        <w:pStyle w:val="FirstParagraph"/>
+      </w:pPr>
+      <w:r>
+        <w:t xml:space="preserve">The evaluation asks whether the reconstruction-based anomaly flags produced by</w:t>
+      </w:r>
+      <w:r>
+        <w:t xml:space="preserve"> </w:t>
+      </w:r>
+      <w:r>
+        <w:rPr>
           <w:rStyle w:val="VerbatimChar"/>
         </w:rPr>
-        <w:t xml:space="preserve">## 1 1.0000000 FALSE</w:t>
+        <w:t xml:space="preserve">han_autoencoder(..., autoenc_adv_ed, ...)</w:t>
+      </w:r>
+      <w:r>
+        <w:t xml:space="preserve"> </w:t>
+      </w:r>
+      <w:r>
+        <w:t xml:space="preserve">match the labeled structure on this dataset. Read the scores as evidence about the method’s assumptions in practice, not as detached summary numbers.</w:t>
+      </w:r>
+    </w:p>
+    <w:p>
+      <w:pPr>
+        <w:pStyle w:val="SourceCode"/>
+      </w:pPr>
+      <w:r>
+        <w:rPr>
+          <w:rStyle w:val="CommentTok"/>
+        </w:rPr>
+        <w:t xml:space="preserve"># Evaluate detections against ground-truth labels</w:t>
       </w:r>
       <w:r>
         <w:br/>
       </w:r>
       <w:r>
         <w:rPr>
-          <w:rStyle w:val="VerbatimChar"/>
-        </w:rPr>
-        <w:t xml:space="preserve">## 2 0.9689124 FALSE</w:t>
+          <w:rStyle w:val="NormalTok"/>
+        </w:rPr>
+        <w:t xml:space="preserve">  evaluation </w:t>
+      </w:r>
+      <w:r>
+        <w:rPr>
+          <w:rStyle w:val="OtherTok"/>
+        </w:rPr>
+        <w:t xml:space="preserve">&lt;-</w:t>
+      </w:r>
+      <w:r>
+        <w:rPr>
+          <w:rStyle w:val="NormalTok"/>
+        </w:rPr>
+        <w:t xml:space="preserve"> </w:t>
+      </w:r>
+      <w:r>
+        <w:rPr>
+          <w:rStyle w:val="FunctionTok"/>
+        </w:rPr>
+        <w:t xml:space="preserve">evaluate</w:t>
+      </w:r>
+      <w:r>
+        <w:rPr>
+          <w:rStyle w:val="NormalTok"/>
+        </w:rPr>
+        <w:t xml:space="preserve">(model, detection</w:t>
+      </w:r>
+      <w:r>
+        <w:rPr>
+          <w:rStyle w:val="SpecialCharTok"/>
+        </w:rPr>
+        <w:t xml:space="preserve">$</w:t>
+      </w:r>
+      <w:r>
+        <w:rPr>
+          <w:rStyle w:val="NormalTok"/>
+        </w:rPr>
+        <w:t xml:space="preserve">event, dataset</w:t>
+      </w:r>
+      <w:r>
+        <w:rPr>
+          <w:rStyle w:val="SpecialCharTok"/>
+        </w:rPr>
+        <w:t xml:space="preserve">$</w:t>
+      </w:r>
+      <w:r>
+        <w:rPr>
+          <w:rStyle w:val="NormalTok"/>
+        </w:rPr>
+        <w:t xml:space="preserve">event)</w:t>
       </w:r>
       <w:r>
         <w:br/>
       </w:r>
       <w:r>
         <w:rPr>
-          <w:rStyle w:val="VerbatimChar"/>
-        </w:rPr>
-        <w:t xml:space="preserve">## 3 0.8775826 FALSE</w:t>
+          <w:rStyle w:val="NormalTok"/>
+        </w:rPr>
+        <w:t xml:space="preserve">  </w:t>
+      </w:r>
+      <w:r>
+        <w:rPr>
+          <w:rStyle w:val="FunctionTok"/>
+        </w:rPr>
+        <w:t xml:space="preserve">print</w:t>
+      </w:r>
+      <w:r>
+        <w:rPr>
+          <w:rStyle w:val="NormalTok"/>
+        </w:rPr>
+        <w:t xml:space="preserve">(evaluation</w:t>
+      </w:r>
+      <w:r>
+        <w:rPr>
+          <w:rStyle w:val="SpecialCharTok"/>
+        </w:rPr>
+        <w:t xml:space="preserve">$</w:t>
+      </w:r>
+      <w:r>
+        <w:rPr>
+          <w:rStyle w:val="NormalTok"/>
+        </w:rPr>
+        <w:t xml:space="preserve">confMatrix)</w:t>
+      </w:r>
+    </w:p>
+    <w:bookmarkEnd w:id="15"/>
+    <w:bookmarkStart w:id="16" w:name="interpret-the-result-visually-1"/>
+    <w:p>
+      <w:pPr>
+        <w:pStyle w:val="Heading3"/>
+      </w:pPr>
+      <w:r>
+        <w:t xml:space="preserve">Interpret the Result Visually</w:t>
+      </w:r>
+    </w:p>
+    <w:p>
+      <w:pPr>
+        <w:pStyle w:val="FirstParagraph"/>
+      </w:pPr>
+      <w:r>
+        <w:t xml:space="preserve">This visual check puts the model output back on top of the original signal. What matters now is whether the highlighted reconstruction-based anomaly flags line up with the structure suggested by the method, which is the real semantic test of whether the example is teaching the right lesson.</w:t>
+      </w:r>
+    </w:p>
+    <w:p>
+      <w:pPr>
+        <w:pStyle w:val="SourceCode"/>
+      </w:pPr>
+      <w:r>
+        <w:rPr>
+          <w:rStyle w:val="CommentTok"/>
+        </w:rPr>
+        <w:t xml:space="preserve"># Plot detections over the series</w:t>
       </w:r>
       <w:r>
         <w:br/>
       </w:r>
       <w:r>
         <w:rPr>
-          <w:rStyle w:val="VerbatimChar"/>
-        </w:rPr>
-        <w:t xml:space="preserve">## 4 0.7316889 FALSE</w:t>
+          <w:rStyle w:val="NormalTok"/>
+        </w:rPr>
+        <w:t xml:space="preserve">  </w:t>
+      </w:r>
+      <w:r>
+        <w:rPr>
+          <w:rStyle w:val="FunctionTok"/>
+        </w:rPr>
+        <w:t xml:space="preserve">har_plot</w:t>
+      </w:r>
+      <w:r>
+        <w:rPr>
+          <w:rStyle w:val="NormalTok"/>
+        </w:rPr>
+        <w:t xml:space="preserve">(model, dataset</w:t>
+      </w:r>
+      <w:r>
+        <w:rPr>
+          <w:rStyle w:val="SpecialCharTok"/>
+        </w:rPr>
+        <w:t xml:space="preserve">$</w:t>
+      </w:r>
+      <w:r>
+        <w:rPr>
+          <w:rStyle w:val="NormalTok"/>
+        </w:rPr>
+        <w:t xml:space="preserve">serie, detection, dataset</w:t>
+      </w:r>
+      <w:r>
+        <w:rPr>
+          <w:rStyle w:val="SpecialCharTok"/>
+        </w:rPr>
+        <w:t xml:space="preserve">$</w:t>
+      </w:r>
+      <w:r>
+        <w:rPr>
+          <w:rStyle w:val="NormalTok"/>
+        </w:rPr>
+        <w:t xml:space="preserve">event)</w:t>
+      </w:r>
+    </w:p>
+    <w:p>
+      <w:pPr>
+        <w:pStyle w:val="SourceCode"/>
+      </w:pPr>
+      <w:r>
+        <w:rPr>
+          <w:rStyle w:val="CommentTok"/>
+        </w:rPr>
+        <w:t xml:space="preserve"># Plot residual scores and threshold</w:t>
       </w:r>
       <w:r>
         <w:br/>
       </w:r>
       <w:r>
         <w:rPr>
-          <w:rStyle w:val="VerbatimChar"/>
-        </w:rPr>
-        <w:t xml:space="preserve">## 5 0.5403023 FALSE</w:t>
-      </w:r>
-      <w:r>
-        <w:br/>
-      </w:r>
-      <w:r>
-        <w:rPr>
-          <w:rStyle w:val="VerbatimChar"/>
-        </w:rPr>
-        <w:t xml:space="preserve">## 6 0.3153224 FALSE</w:t>
-      </w:r>
-    </w:p>
-    <w:bookmarkEnd w:id="22"/>
-    <w:bookmarkStart w:id="26" w:name="interpret-the-result-visually"/>
-    <w:p>
-      <w:pPr>
-        <w:pStyle w:val="Heading3"/>
-      </w:pPr>
-      <w:r>
-        <w:t xml:space="preserve">Interpret the Result Visually</w:t>
-      </w:r>
-    </w:p>
-    <w:p>
-      <w:pPr>
-        <w:pStyle w:val="FirstParagraph"/>
-      </w:pPr>
-      <w:r>
-        <w:t xml:space="preserve">This first visual pass establishes what the method should react to in the raw series. Keep the method summary in mind here, because adversarial Autoencoder (encode-decode): An adversarial autoencoder (AAE) augments a standard encoder-decoder with an adversarial objective on the latent code and the plot tells you whether that structure is clean, weak, local, repeated, or mixed with other effects.</w:t>
-      </w:r>
-    </w:p>
-    <w:p>
-      <w:pPr>
-        <w:pStyle w:val="SourceCode"/>
-      </w:pPr>
-      <w:r>
-        <w:rPr>
-          <w:rStyle w:val="CommentTok"/>
-        </w:rPr>
-        <w:t xml:space="preserve"># Plot the time series</w:t>
-      </w:r>
-      <w:r>
-        <w:br/>
+          <w:rStyle w:val="NormalTok"/>
+        </w:rPr>
+        <w:t xml:space="preserve">  </w:t>
       </w:r>
       <w:r>
         <w:rPr>
@@ -388,19 +1069,31 @@
         <w:rPr>
           <w:rStyle w:val="NormalTok"/>
         </w:rPr>
-        <w:t xml:space="preserve">(</w:t>
+        <w:t xml:space="preserve">(model, </w:t>
       </w:r>
       <w:r>
         <w:rPr>
           <w:rStyle w:val="FunctionTok"/>
         </w:rPr>
-        <w:t xml:space="preserve">harbinger</w:t>
-      </w:r>
-      <w:r>
-        <w:rPr>
-          <w:rStyle w:val="NormalTok"/>
-        </w:rPr>
-        <w:t xml:space="preserve">(), dataset</w:t>
+        <w:t xml:space="preserve">attr</w:t>
+      </w:r>
+      <w:r>
+        <w:rPr>
+          <w:rStyle w:val="NormalTok"/>
+        </w:rPr>
+        <w:t xml:space="preserve">(detection, </w:t>
+      </w:r>
+      <w:r>
+        <w:rPr>
+          <w:rStyle w:val="StringTok"/>
+        </w:rPr>
+        <w:t xml:space="preserve">"res"</w:t>
+      </w:r>
+      <w:r>
+        <w:rPr>
+          <w:rStyle w:val="NormalTok"/>
+        </w:rPr>
+        <w:t xml:space="preserve">), detection, dataset</w:t>
       </w:r>
       <w:r>
         <w:rPr>
@@ -412,98 +1105,13 @@
         <w:rPr>
           <w:rStyle w:val="NormalTok"/>
         </w:rPr>
-        <w:t xml:space="preserve">serie)</w:t>
-      </w:r>
-    </w:p>
-    <w:p>
-      <w:pPr>
-        <w:pStyle w:val="FirstParagraph"/>
-      </w:pPr>
-      <w:r>
-        <w:drawing>
-          <wp:inline>
-            <wp:extent cx="4620126" cy="3696101"/>
-            <wp:effectExtent b="0" l="0" r="0" t="0"/>
-            <wp:docPr descr="" title="" id="24" name="Picture"/>
-            <a:graphic>
-              <a:graphicData uri="http://schemas.openxmlformats.org/drawingml/2006/picture">
-                <pic:pic>
-                  <pic:nvPicPr>
-                    <pic:cNvPr descr="/home/gpca/harbinger/examples/anomalies/doc/40-autoencoder-han_autoenc_adv_ed_files/figure-docx/unnamed-chunk-5-1.png" id="25" name="Picture"/>
-                    <pic:cNvPicPr>
-                      <a:picLocks noChangeArrowheads="1" noChangeAspect="1"/>
-                    </pic:cNvPicPr>
-                  </pic:nvPicPr>
-                  <pic:blipFill>
-                    <a:blip r:embed="rId23"/>
-                    <a:stretch>
-                      <a:fillRect/>
-                    </a:stretch>
-                  </pic:blipFill>
-                  <pic:spPr bwMode="auto">
-                    <a:xfrm>
-                      <a:off x="0" y="0"/>
-                      <a:ext cx="4620126" cy="3696101"/>
-                    </a:xfrm>
-                    <a:prstGeom prst="rect">
-                      <a:avLst/>
-                    </a:prstGeom>
-                    <a:noFill/>
-                    <a:ln w="9525">
-                      <a:noFill/>
-                      <a:headEnd/>
-                      <a:tailEnd/>
-                    </a:ln>
-                  </pic:spPr>
-                </pic:pic>
-              </a:graphicData>
-            </a:graphic>
-          </wp:inline>
-        </w:drawing>
-      </w:r>
-    </w:p>
-    <w:bookmarkEnd w:id="26"/>
-    <w:bookmarkStart w:id="27" w:name="configure-the-method"/>
-    <w:p>
-      <w:pPr>
-        <w:pStyle w:val="Heading3"/>
-      </w:pPr>
-      <w:r>
-        <w:t xml:space="preserve">Configure the Method</w:t>
-      </w:r>
-    </w:p>
-    <w:p>
-      <w:pPr>
-        <w:pStyle w:val="FirstParagraph"/>
-      </w:pPr>
-      <w:r>
-        <w:t xml:space="preserve">The choices below turn the central modeling idea into concrete parameters. They matter because adversarial Autoencoder (encode-decode): An adversarial autoencoder (AAE) augments a standard encoder-decoder with an adversarial objective on the latent code, so each argument controls how strongly the method will emphasize that pattern when it later produces reconstruction-based anomaly flags.</w:t>
-      </w:r>
-    </w:p>
-    <w:p>
-      <w:pPr>
-        <w:pStyle w:val="SourceCode"/>
-      </w:pPr>
-      <w:r>
-        <w:rPr>
-          <w:rStyle w:val="CommentTok"/>
-        </w:rPr>
-        <w:t xml:space="preserve"># Define adversarial autoencoder-based detector (autoenc_adv_ed)</w:t>
-      </w:r>
-      <w:r>
-        <w:br/>
-      </w:r>
-      <w:r>
-        <w:rPr>
-          <w:rStyle w:val="NormalTok"/>
-        </w:rPr>
-        <w:t xml:space="preserve">  model </w:t>
-      </w:r>
-      <w:r>
-        <w:rPr>
-          <w:rStyle w:val="OtherTok"/>
-        </w:rPr>
-        <w:t xml:space="preserve">&lt;-</w:t>
+        <w:t xml:space="preserve">event, </w:t>
+      </w:r>
+      <w:r>
+        <w:rPr>
+          <w:rStyle w:val="AttributeTok"/>
+        </w:rPr>
+        <w:t xml:space="preserve">yline =</w:t>
       </w:r>
       <w:r>
         <w:rPr>
@@ -515,277 +1123,19 @@
         <w:rPr>
           <w:rStyle w:val="FunctionTok"/>
         </w:rPr>
-        <w:t xml:space="preserve">han_autoencoder</w:t>
-      </w:r>
-      <w:r>
-        <w:rPr>
-          <w:rStyle w:val="NormalTok"/>
-        </w:rPr>
-        <w:t xml:space="preserve">(</w:t>
-      </w:r>
-      <w:r>
-        <w:rPr>
-          <w:rStyle w:val="DecValTok"/>
-        </w:rPr>
-        <w:t xml:space="preserve">3</w:t>
-      </w:r>
-      <w:r>
-        <w:rPr>
-          <w:rStyle w:val="NormalTok"/>
-        </w:rPr>
-        <w:t xml:space="preserve">, </w:t>
-      </w:r>
-      <w:r>
-        <w:rPr>
-          <w:rStyle w:val="DecValTok"/>
-        </w:rPr>
-        <w:t xml:space="preserve">2</w:t>
-      </w:r>
-      <w:r>
-        <w:rPr>
-          <w:rStyle w:val="NormalTok"/>
-        </w:rPr>
-        <w:t xml:space="preserve">, autoenc_adv_ed, </w:t>
-      </w:r>
-      <w:r>
-        <w:rPr>
-          <w:rStyle w:val="AttributeTok"/>
-        </w:rPr>
-        <w:t xml:space="preserve">num_epochs =</w:t>
-      </w:r>
-      <w:r>
-        <w:rPr>
-          <w:rStyle w:val="NormalTok"/>
-        </w:rPr>
-        <w:t xml:space="preserve"> </w:t>
-      </w:r>
-      <w:r>
-        <w:rPr>
-          <w:rStyle w:val="DecValTok"/>
-        </w:rPr>
-        <w:t xml:space="preserve">1500</w:t>
-      </w:r>
-      <w:r>
-        <w:rPr>
-          <w:rStyle w:val="NormalTok"/>
-        </w:rPr>
-        <w:t xml:space="preserve">)</w:t>
-      </w:r>
-    </w:p>
-    <w:p>
-      <w:pPr>
-        <w:pStyle w:val="SourceCode"/>
-      </w:pPr>
-      <w:r>
-        <w:rPr>
-          <w:rStyle w:val="CommentTok"/>
-        </w:rPr>
-        <w:t xml:space="preserve"># Fit the model</w:t>
-      </w:r>
-      <w:r>
-        <w:br/>
-      </w:r>
-      <w:r>
-        <w:rPr>
-          <w:rStyle w:val="NormalTok"/>
-        </w:rPr>
-        <w:t xml:space="preserve">  model </w:t>
-      </w:r>
-      <w:r>
-        <w:rPr>
-          <w:rStyle w:val="OtherTok"/>
-        </w:rPr>
-        <w:t xml:space="preserve">&lt;-</w:t>
-      </w:r>
-      <w:r>
-        <w:rPr>
-          <w:rStyle w:val="NormalTok"/>
-        </w:rPr>
-        <w:t xml:space="preserve"> </w:t>
-      </w:r>
-      <w:r>
-        <w:rPr>
-          <w:rStyle w:val="FunctionTok"/>
-        </w:rPr>
-        <w:t xml:space="preserve">fit</w:t>
-      </w:r>
-      <w:r>
-        <w:rPr>
-          <w:rStyle w:val="NormalTok"/>
-        </w:rPr>
-        <w:t xml:space="preserve">(model, dataset</w:t>
-      </w:r>
-      <w:r>
-        <w:rPr>
-          <w:rStyle w:val="SpecialCharTok"/>
-        </w:rPr>
-        <w:t xml:space="preserve">$</w:t>
-      </w:r>
-      <w:r>
-        <w:rPr>
-          <w:rStyle w:val="NormalTok"/>
-        </w:rPr>
-        <w:t xml:space="preserve">serie)</w:t>
-      </w:r>
-    </w:p>
-    <w:bookmarkEnd w:id="27"/>
-    <w:bookmarkStart w:id="28" w:name="run-the-core-analysis"/>
-    <w:p>
-      <w:pPr>
-        <w:pStyle w:val="Heading3"/>
-      </w:pPr>
-      <w:r>
-        <w:t xml:space="preserve">Run the Core Analysis</w:t>
-      </w:r>
-    </w:p>
-    <w:p>
-      <w:pPr>
-        <w:pStyle w:val="FirstParagraph"/>
-      </w:pPr>
-      <w:r>
-        <w:t xml:space="preserve">This is the moment where the notebook tests its central assumption on actual data. After applying</w:t>
-      </w:r>
-      <w:r>
-        <w:t xml:space="preserve"> </w:t>
-      </w:r>
-      <w:r>
-        <w:rPr>
-          <w:rStyle w:val="VerbatimChar"/>
-        </w:rPr>
-        <w:t xml:space="preserve">han_autoencoder(..., autoenc_adv_ed, ...)</w:t>
-      </w:r>
-      <w:r>
-        <w:t xml:space="preserve">, the important question is whether the resulting reconstruction-based anomaly flags really correspond to the pattern implied by the method description above, rather than to arbitrary numerical variation.</w:t>
-      </w:r>
-    </w:p>
-    <w:p>
-      <w:pPr>
-        <w:pStyle w:val="SourceCode"/>
-      </w:pPr>
-      <w:r>
-        <w:rPr>
-          <w:rStyle w:val="CommentTok"/>
-        </w:rPr>
-        <w:t xml:space="preserve"># Detect anomalies (reconstruction error -&gt; events)</w:t>
-      </w:r>
-      <w:r>
-        <w:br/>
-      </w:r>
-      <w:r>
-        <w:rPr>
-          <w:rStyle w:val="NormalTok"/>
-        </w:rPr>
-        <w:t xml:space="preserve">  detection </w:t>
-      </w:r>
-      <w:r>
-        <w:rPr>
-          <w:rStyle w:val="OtherTok"/>
-        </w:rPr>
-        <w:t xml:space="preserve">&lt;-</w:t>
-      </w:r>
-      <w:r>
-        <w:rPr>
-          <w:rStyle w:val="NormalTok"/>
-        </w:rPr>
-        <w:t xml:space="preserve"> </w:t>
-      </w:r>
-      <w:r>
-        <w:rPr>
-          <w:rStyle w:val="FunctionTok"/>
-        </w:rPr>
-        <w:t xml:space="preserve">detect</w:t>
-      </w:r>
-      <w:r>
-        <w:rPr>
-          <w:rStyle w:val="NormalTok"/>
-        </w:rPr>
-        <w:t xml:space="preserve">(model, dataset</w:t>
-      </w:r>
-      <w:r>
-        <w:rPr>
-          <w:rStyle w:val="SpecialCharTok"/>
-        </w:rPr>
-        <w:t xml:space="preserve">$</w:t>
-      </w:r>
-      <w:r>
-        <w:rPr>
-          <w:rStyle w:val="NormalTok"/>
-        </w:rPr>
-        <w:t xml:space="preserve">serie)</w:t>
-      </w:r>
-    </w:p>
-    <w:p>
-      <w:pPr>
-        <w:pStyle w:val="SourceCode"/>
-      </w:pPr>
-      <w:r>
-        <w:rPr>
-          <w:rStyle w:val="CommentTok"/>
-        </w:rPr>
-        <w:t xml:space="preserve"># Show only timestamps flagged as events</w:t>
-      </w:r>
-      <w:r>
-        <w:br/>
-      </w:r>
-      <w:r>
-        <w:rPr>
-          <w:rStyle w:val="NormalTok"/>
-        </w:rPr>
-        <w:t xml:space="preserve">  </w:t>
-      </w:r>
-      <w:r>
-        <w:rPr>
-          <w:rStyle w:val="FunctionTok"/>
-        </w:rPr>
-        <w:t xml:space="preserve">print</w:t>
-      </w:r>
-      <w:r>
-        <w:rPr>
-          <w:rStyle w:val="NormalTok"/>
-        </w:rPr>
-        <w:t xml:space="preserve">(detection </w:t>
-      </w:r>
-      <w:r>
-        <w:rPr>
-          <w:rStyle w:val="SpecialCharTok"/>
-        </w:rPr>
-        <w:t xml:space="preserve">|&gt;</w:t>
-      </w:r>
-      <w:r>
-        <w:rPr>
-          <w:rStyle w:val="NormalTok"/>
-        </w:rPr>
-        <w:t xml:space="preserve"> dplyr</w:t>
-      </w:r>
-      <w:r>
-        <w:rPr>
-          <w:rStyle w:val="SpecialCharTok"/>
-        </w:rPr>
-        <w:t xml:space="preserve">::</w:t>
-      </w:r>
-      <w:r>
-        <w:rPr>
-          <w:rStyle w:val="FunctionTok"/>
-        </w:rPr>
-        <w:t xml:space="preserve">filter</w:t>
-      </w:r>
-      <w:r>
-        <w:rPr>
-          <w:rStyle w:val="NormalTok"/>
-        </w:rPr>
-        <w:t xml:space="preserve">(event</w:t>
-      </w:r>
-      <w:r>
-        <w:rPr>
-          <w:rStyle w:val="SpecialCharTok"/>
-        </w:rPr>
-        <w:t xml:space="preserve">==</w:t>
-      </w:r>
-      <w:r>
-        <w:rPr>
-          <w:rStyle w:val="ConstantTok"/>
-        </w:rPr>
-        <w:t xml:space="preserve">TRUE</w:t>
+        <w:t xml:space="preserve">attr</w:t>
+      </w:r>
+      <w:r>
+        <w:rPr>
+          <w:rStyle w:val="NormalTok"/>
+        </w:rPr>
+        <w:t xml:space="preserve">(detection, </w:t>
+      </w:r>
+      <w:r>
+        <w:rPr>
+          <w:rStyle w:val="StringTok"/>
+        </w:rPr>
+        <w:t xml:space="preserve">"threshold"</w:t>
       </w:r>
       <w:r>
         <w:rPr>
@@ -794,482 +1144,9 @@
         <w:t xml:space="preserve">))</w:t>
       </w:r>
     </w:p>
-    <w:p>
-      <w:pPr>
-        <w:pStyle w:val="SourceCode"/>
-      </w:pPr>
-      <w:r>
-        <w:rPr>
-          <w:rStyle w:val="VerbatimChar"/>
-        </w:rPr>
-        <w:t xml:space="preserve">##   idx event    type</w:t>
-      </w:r>
-      <w:r>
-        <w:br/>
-      </w:r>
-      <w:r>
-        <w:rPr>
-          <w:rStyle w:val="VerbatimChar"/>
-        </w:rPr>
-        <w:t xml:space="preserve">## 1  19  TRUE anomaly</w:t>
-      </w:r>
-      <w:r>
-        <w:br/>
-      </w:r>
-      <w:r>
-        <w:rPr>
-          <w:rStyle w:val="VerbatimChar"/>
-        </w:rPr>
-        <w:t xml:space="preserve">## 2  44  TRUE anomaly</w:t>
-      </w:r>
-    </w:p>
-    <w:bookmarkEnd w:id="28"/>
-    <w:bookmarkStart w:id="29" w:name="evaluate-what-was-found"/>
-    <w:p>
-      <w:pPr>
-        <w:pStyle w:val="Heading3"/>
-      </w:pPr>
-      <w:r>
-        <w:t xml:space="preserve">Evaluate What Was Found</w:t>
-      </w:r>
-    </w:p>
-    <w:p>
-      <w:pPr>
-        <w:pStyle w:val="FirstParagraph"/>
-      </w:pPr>
-      <w:r>
-        <w:t xml:space="preserve">The evaluation asks whether the reconstruction-based anomaly flags produced by</w:t>
-      </w:r>
-      <w:r>
-        <w:t xml:space="preserve"> </w:t>
-      </w:r>
-      <w:r>
-        <w:rPr>
-          <w:rStyle w:val="VerbatimChar"/>
-        </w:rPr>
-        <w:t xml:space="preserve">han_autoencoder(..., autoenc_adv_ed, ...)</w:t>
-      </w:r>
-      <w:r>
-        <w:t xml:space="preserve"> </w:t>
-      </w:r>
-      <w:r>
-        <w:t xml:space="preserve">match the labeled structure on this dataset. Read the scores as evidence about the method’s assumptions in practice, not as detached summary numbers.</w:t>
-      </w:r>
-    </w:p>
-    <w:p>
-      <w:pPr>
-        <w:pStyle w:val="SourceCode"/>
-      </w:pPr>
-      <w:r>
-        <w:rPr>
-          <w:rStyle w:val="CommentTok"/>
-        </w:rPr>
-        <w:t xml:space="preserve"># Evaluate detections against ground-truth labels</w:t>
-      </w:r>
-      <w:r>
-        <w:br/>
-      </w:r>
-      <w:r>
-        <w:rPr>
-          <w:rStyle w:val="NormalTok"/>
-        </w:rPr>
-        <w:t xml:space="preserve">  evaluation </w:t>
-      </w:r>
-      <w:r>
-        <w:rPr>
-          <w:rStyle w:val="OtherTok"/>
-        </w:rPr>
-        <w:t xml:space="preserve">&lt;-</w:t>
-      </w:r>
-      <w:r>
-        <w:rPr>
-          <w:rStyle w:val="NormalTok"/>
-        </w:rPr>
-        <w:t xml:space="preserve"> </w:t>
-      </w:r>
-      <w:r>
-        <w:rPr>
-          <w:rStyle w:val="FunctionTok"/>
-        </w:rPr>
-        <w:t xml:space="preserve">evaluate</w:t>
-      </w:r>
-      <w:r>
-        <w:rPr>
-          <w:rStyle w:val="NormalTok"/>
-        </w:rPr>
-        <w:t xml:space="preserve">(model, detection</w:t>
-      </w:r>
-      <w:r>
-        <w:rPr>
-          <w:rStyle w:val="SpecialCharTok"/>
-        </w:rPr>
-        <w:t xml:space="preserve">$</w:t>
-      </w:r>
-      <w:r>
-        <w:rPr>
-          <w:rStyle w:val="NormalTok"/>
-        </w:rPr>
-        <w:t xml:space="preserve">event, dataset</w:t>
-      </w:r>
-      <w:r>
-        <w:rPr>
-          <w:rStyle w:val="SpecialCharTok"/>
-        </w:rPr>
-        <w:t xml:space="preserve">$</w:t>
-      </w:r>
-      <w:r>
-        <w:rPr>
-          <w:rStyle w:val="NormalTok"/>
-        </w:rPr>
-        <w:t xml:space="preserve">event)</w:t>
-      </w:r>
-      <w:r>
-        <w:br/>
-      </w:r>
-      <w:r>
-        <w:rPr>
-          <w:rStyle w:val="NormalTok"/>
-        </w:rPr>
-        <w:t xml:space="preserve">  </w:t>
-      </w:r>
-      <w:r>
-        <w:rPr>
-          <w:rStyle w:val="FunctionTok"/>
-        </w:rPr>
-        <w:t xml:space="preserve">print</w:t>
-      </w:r>
-      <w:r>
-        <w:rPr>
-          <w:rStyle w:val="NormalTok"/>
-        </w:rPr>
-        <w:t xml:space="preserve">(evaluation</w:t>
-      </w:r>
-      <w:r>
-        <w:rPr>
-          <w:rStyle w:val="SpecialCharTok"/>
-        </w:rPr>
-        <w:t xml:space="preserve">$</w:t>
-      </w:r>
-      <w:r>
-        <w:rPr>
-          <w:rStyle w:val="NormalTok"/>
-        </w:rPr>
-        <w:t xml:space="preserve">confMatrix)</w:t>
-      </w:r>
-    </w:p>
-    <w:p>
-      <w:pPr>
-        <w:pStyle w:val="SourceCode"/>
-      </w:pPr>
-      <w:r>
-        <w:rPr>
-          <w:rStyle w:val="VerbatimChar"/>
-        </w:rPr>
-        <w:t xml:space="preserve">##           event      </w:t>
-      </w:r>
-      <w:r>
-        <w:br/>
-      </w:r>
-      <w:r>
-        <w:rPr>
-          <w:rStyle w:val="VerbatimChar"/>
-        </w:rPr>
-        <w:t xml:space="preserve">## detection TRUE  FALSE</w:t>
-      </w:r>
-      <w:r>
-        <w:br/>
-      </w:r>
-      <w:r>
-        <w:rPr>
-          <w:rStyle w:val="VerbatimChar"/>
-        </w:rPr>
-        <w:t xml:space="preserve">## TRUE      0     2    </w:t>
-      </w:r>
-      <w:r>
-        <w:br/>
-      </w:r>
-      <w:r>
-        <w:rPr>
-          <w:rStyle w:val="VerbatimChar"/>
-        </w:rPr>
-        <w:t xml:space="preserve">## FALSE     1     98</w:t>
-      </w:r>
-    </w:p>
-    <w:bookmarkEnd w:id="29"/>
-    <w:bookmarkStart w:id="36" w:name="interpret-the-result-visually-1"/>
-    <w:p>
-      <w:pPr>
-        <w:pStyle w:val="Heading3"/>
-      </w:pPr>
-      <w:r>
-        <w:t xml:space="preserve">Interpret the Result Visually</w:t>
-      </w:r>
-    </w:p>
-    <w:p>
-      <w:pPr>
-        <w:pStyle w:val="FirstParagraph"/>
-      </w:pPr>
-      <w:r>
-        <w:t xml:space="preserve">This visual check puts the model output back on top of the original signal. What matters now is whether the highlighted reconstruction-based anomaly flags line up with the structure suggested by the method, which is the real semantic test of whether the example is teaching the right lesson.</w:t>
-      </w:r>
-    </w:p>
-    <w:p>
-      <w:pPr>
-        <w:pStyle w:val="SourceCode"/>
-      </w:pPr>
-      <w:r>
-        <w:rPr>
-          <w:rStyle w:val="CommentTok"/>
-        </w:rPr>
-        <w:t xml:space="preserve"># Plot detections over the series</w:t>
-      </w:r>
-      <w:r>
-        <w:br/>
-      </w:r>
-      <w:r>
-        <w:rPr>
-          <w:rStyle w:val="NormalTok"/>
-        </w:rPr>
-        <w:t xml:space="preserve">  </w:t>
-      </w:r>
-      <w:r>
-        <w:rPr>
-          <w:rStyle w:val="FunctionTok"/>
-        </w:rPr>
-        <w:t xml:space="preserve">har_plot</w:t>
-      </w:r>
-      <w:r>
-        <w:rPr>
-          <w:rStyle w:val="NormalTok"/>
-        </w:rPr>
-        <w:t xml:space="preserve">(model, dataset</w:t>
-      </w:r>
-      <w:r>
-        <w:rPr>
-          <w:rStyle w:val="SpecialCharTok"/>
-        </w:rPr>
-        <w:t xml:space="preserve">$</w:t>
-      </w:r>
-      <w:r>
-        <w:rPr>
-          <w:rStyle w:val="NormalTok"/>
-        </w:rPr>
-        <w:t xml:space="preserve">serie, detection, dataset</w:t>
-      </w:r>
-      <w:r>
-        <w:rPr>
-          <w:rStyle w:val="SpecialCharTok"/>
-        </w:rPr>
-        <w:t xml:space="preserve">$</w:t>
-      </w:r>
-      <w:r>
-        <w:rPr>
-          <w:rStyle w:val="NormalTok"/>
-        </w:rPr>
-        <w:t xml:space="preserve">event)</w:t>
-      </w:r>
-    </w:p>
-    <w:p>
-      <w:pPr>
-        <w:pStyle w:val="FirstParagraph"/>
-      </w:pPr>
-      <w:r>
-        <w:drawing>
-          <wp:inline>
-            <wp:extent cx="4620126" cy="3696101"/>
-            <wp:effectExtent b="0" l="0" r="0" t="0"/>
-            <wp:docPr descr="" title="" id="31" name="Picture"/>
-            <a:graphic>
-              <a:graphicData uri="http://schemas.openxmlformats.org/drawingml/2006/picture">
-                <pic:pic>
-                  <pic:nvPicPr>
-                    <pic:cNvPr descr="/home/gpca/harbinger/examples/anomalies/doc/40-autoencoder-han_autoenc_adv_ed_files/figure-docx/unnamed-chunk-11-1.png" id="32" name="Picture"/>
-                    <pic:cNvPicPr>
-                      <a:picLocks noChangeArrowheads="1" noChangeAspect="1"/>
-                    </pic:cNvPicPr>
-                  </pic:nvPicPr>
-                  <pic:blipFill>
-                    <a:blip r:embed="rId30"/>
-                    <a:stretch>
-                      <a:fillRect/>
-                    </a:stretch>
-                  </pic:blipFill>
-                  <pic:spPr bwMode="auto">
-                    <a:xfrm>
-                      <a:off x="0" y="0"/>
-                      <a:ext cx="4620126" cy="3696101"/>
-                    </a:xfrm>
-                    <a:prstGeom prst="rect">
-                      <a:avLst/>
-                    </a:prstGeom>
-                    <a:noFill/>
-                    <a:ln w="9525">
-                      <a:noFill/>
-                      <a:headEnd/>
-                      <a:tailEnd/>
-                    </a:ln>
-                  </pic:spPr>
-                </pic:pic>
-              </a:graphicData>
-            </a:graphic>
-          </wp:inline>
-        </w:drawing>
-      </w:r>
-    </w:p>
-    <w:p>
-      <w:pPr>
-        <w:pStyle w:val="SourceCode"/>
-      </w:pPr>
-      <w:r>
-        <w:rPr>
-          <w:rStyle w:val="CommentTok"/>
-        </w:rPr>
-        <w:t xml:space="preserve"># Plot residual scores and threshold</w:t>
-      </w:r>
-      <w:r>
-        <w:br/>
-      </w:r>
-      <w:r>
-        <w:rPr>
-          <w:rStyle w:val="NormalTok"/>
-        </w:rPr>
-        <w:t xml:space="preserve">  </w:t>
-      </w:r>
-      <w:r>
-        <w:rPr>
-          <w:rStyle w:val="FunctionTok"/>
-        </w:rPr>
-        <w:t xml:space="preserve">har_plot</w:t>
-      </w:r>
-      <w:r>
-        <w:rPr>
-          <w:rStyle w:val="NormalTok"/>
-        </w:rPr>
-        <w:t xml:space="preserve">(model, </w:t>
-      </w:r>
-      <w:r>
-        <w:rPr>
-          <w:rStyle w:val="FunctionTok"/>
-        </w:rPr>
-        <w:t xml:space="preserve">attr</w:t>
-      </w:r>
-      <w:r>
-        <w:rPr>
-          <w:rStyle w:val="NormalTok"/>
-        </w:rPr>
-        <w:t xml:space="preserve">(detection, </w:t>
-      </w:r>
-      <w:r>
-        <w:rPr>
-          <w:rStyle w:val="StringTok"/>
-        </w:rPr>
-        <w:t xml:space="preserve">"res"</w:t>
-      </w:r>
-      <w:r>
-        <w:rPr>
-          <w:rStyle w:val="NormalTok"/>
-        </w:rPr>
-        <w:t xml:space="preserve">), detection, dataset</w:t>
-      </w:r>
-      <w:r>
-        <w:rPr>
-          <w:rStyle w:val="SpecialCharTok"/>
-        </w:rPr>
-        <w:t xml:space="preserve">$</w:t>
-      </w:r>
-      <w:r>
-        <w:rPr>
-          <w:rStyle w:val="NormalTok"/>
-        </w:rPr>
-        <w:t xml:space="preserve">event, </w:t>
-      </w:r>
-      <w:r>
-        <w:rPr>
-          <w:rStyle w:val="AttributeTok"/>
-        </w:rPr>
-        <w:t xml:space="preserve">yline =</w:t>
-      </w:r>
-      <w:r>
-        <w:rPr>
-          <w:rStyle w:val="NormalTok"/>
-        </w:rPr>
-        <w:t xml:space="preserve"> </w:t>
-      </w:r>
-      <w:r>
-        <w:rPr>
-          <w:rStyle w:val="FunctionTok"/>
-        </w:rPr>
-        <w:t xml:space="preserve">attr</w:t>
-      </w:r>
-      <w:r>
-        <w:rPr>
-          <w:rStyle w:val="NormalTok"/>
-        </w:rPr>
-        <w:t xml:space="preserve">(detection, </w:t>
-      </w:r>
-      <w:r>
-        <w:rPr>
-          <w:rStyle w:val="StringTok"/>
-        </w:rPr>
-        <w:t xml:space="preserve">"threshold"</w:t>
-      </w:r>
-      <w:r>
-        <w:rPr>
-          <w:rStyle w:val="NormalTok"/>
-        </w:rPr>
-        <w:t xml:space="preserve">))</w:t>
-      </w:r>
-    </w:p>
-    <w:p>
-      <w:pPr>
-        <w:pStyle w:val="FirstParagraph"/>
-      </w:pPr>
-      <w:r>
-        <w:drawing>
-          <wp:inline>
-            <wp:extent cx="4620126" cy="3696101"/>
-            <wp:effectExtent b="0" l="0" r="0" t="0"/>
-            <wp:docPr descr="" title="" id="34" name="Picture"/>
-            <a:graphic>
-              <a:graphicData uri="http://schemas.openxmlformats.org/drawingml/2006/picture">
-                <pic:pic>
-                  <pic:nvPicPr>
-                    <pic:cNvPr descr="/home/gpca/harbinger/examples/anomalies/doc/40-autoencoder-han_autoenc_adv_ed_files/figure-docx/unnamed-chunk-12-1.png" id="35" name="Picture"/>
-                    <pic:cNvPicPr>
-                      <a:picLocks noChangeArrowheads="1" noChangeAspect="1"/>
-                    </pic:cNvPicPr>
-                  </pic:nvPicPr>
-                  <pic:blipFill>
-                    <a:blip r:embed="rId33"/>
-                    <a:stretch>
-                      <a:fillRect/>
-                    </a:stretch>
-                  </pic:blipFill>
-                  <pic:spPr bwMode="auto">
-                    <a:xfrm>
-                      <a:off x="0" y="0"/>
-                      <a:ext cx="4620126" cy="3696101"/>
-                    </a:xfrm>
-                    <a:prstGeom prst="rect">
-                      <a:avLst/>
-                    </a:prstGeom>
-                    <a:noFill/>
-                    <a:ln w="9525">
-                      <a:noFill/>
-                      <a:headEnd/>
-                      <a:tailEnd/>
-                    </a:ln>
-                  </pic:spPr>
-                </pic:pic>
-              </a:graphicData>
-            </a:graphic>
-          </wp:inline>
-        </w:drawing>
-      </w:r>
-    </w:p>
-    <w:bookmarkEnd w:id="36"/>
-    <w:bookmarkEnd w:id="37"/>
-    <w:bookmarkStart w:id="38" w:name="references"/>
+    <w:bookmarkEnd w:id="16"/>
+    <w:bookmarkEnd w:id="17"/>
+    <w:bookmarkStart w:id="18" w:name="references"/>
     <w:p>
       <w:pPr>
         <w:pStyle w:val="Heading2"/>
@@ -1302,7 +1179,7 @@
         <w:t xml:space="preserve">Chalapathy, R., &amp; Chawla, S. (2019). Deep Learning for Anomaly Detection: A Survey. arXiv:1901.03407.</w:t>
       </w:r>
     </w:p>
-    <w:bookmarkEnd w:id="38"/>
+    <w:bookmarkEnd w:id="18"/>
     <w:sectPr>
       <w:footnotePr>
         <w:numRestart w:val="eachSect"/>
@@ -1533,10 +1410,10 @@
   <w:docDefaults>
     <w:rPrDefault>
       <w:rPr>
-        <w:rFonts w:asciiTheme="minorHAnsi" w:cstheme="minorBidi" w:eastAsiaTheme="minorHAnsi" w:hAnsiTheme="minorHAnsi"/>
+        <w:rFonts w:asciiTheme="minorHAnsi" w:cstheme="minorBidi" w:eastAsiaTheme="minorEastAsia" w:hAnsiTheme="minorHAnsi"/>
         <w:sz w:val="24"/>
         <w:szCs w:val="24"/>
-        <w:lang w:bidi="ar-SA" w:eastAsia="en-US" w:val="en-US"/>
+        <w:lang w:bidi="ar-SA" w:eastAsia="zh-CN" w:val="en-US"/>
       </w:rPr>
     </w:rPrDefault>
     <w:pPrDefault>
@@ -2077,13 +1954,6 @@
       </w:tblCellMar>
     </w:tblPr>
     <w:tblStylePr w:type="firstRow">
-      <w:tblPr>
-        <w:jc w:val="left"/>
-        <w:tblInd w:type="dxa" w:w="0"/>
-      </w:tblPr>
-      <w:trPr>
-        <w:jc w:val="left"/>
-      </w:trPr>
       <w:tcPr>
         <w:tcBorders>
           <w:bottom w:val="single"/>

--- a/examples/anomalies/doc/40-autoencoder-han_autoenc_adv_ed.docx
+++ b/examples/anomalies/doc/40-autoencoder-han_autoenc_adv_ed.docx
@@ -47,7 +47,7 @@
       </w:r>
     </w:p>
     <w:bookmarkEnd w:id="10"/>
-    <w:bookmarkStart w:id="17" w:name="what-you-will-do"/>
+    <w:bookmarkStart w:id="26" w:name="what-you-will-do"/>
     <w:p>
       <w:pPr>
         <w:pStyle w:val="Heading2"/>
@@ -196,14 +196,51 @@
         </w:rPr>
         <w:t xml:space="preserve">(harbinger) </w:t>
       </w:r>
+    </w:p>
+    <w:p>
+      <w:pPr>
+        <w:pStyle w:val="SourceCode"/>
+      </w:pPr>
+      <w:r>
+        <w:rPr>
+          <w:rStyle w:val="CommentTok"/>
+        </w:rPr>
+        <w:t xml:space="preserve"># Load example datasets bundled with harbinger</w:t>
+      </w:r>
       <w:r>
         <w:br/>
       </w:r>
       <w:r>
         <w:rPr>
-          <w:rStyle w:val="NormalTok"/>
-        </w:rPr>
-        <w:t xml:space="preserve">python_available </w:t>
+          <w:rStyle w:val="FunctionTok"/>
+        </w:rPr>
+        <w:t xml:space="preserve">data</w:t>
+      </w:r>
+      <w:r>
+        <w:rPr>
+          <w:rStyle w:val="NormalTok"/>
+        </w:rPr>
+        <w:t xml:space="preserve">(examples_anomalies)</w:t>
+      </w:r>
+    </w:p>
+    <w:p>
+      <w:pPr>
+        <w:pStyle w:val="SourceCode"/>
+      </w:pPr>
+      <w:r>
+        <w:rPr>
+          <w:rStyle w:val="CommentTok"/>
+        </w:rPr>
+        <w:t xml:space="preserve"># Select a simple synthetic time series with labeled anomalies</w:t>
+      </w:r>
+      <w:r>
+        <w:br/>
+      </w:r>
+      <w:r>
+        <w:rPr>
+          <w:rStyle w:val="NormalTok"/>
+        </w:rPr>
+        <w:t xml:space="preserve">dataset </w:t>
       </w:r>
       <w:r>
         <w:rPr>
@@ -215,13 +252,270 @@
         <w:rPr>
           <w:rStyle w:val="NormalTok"/>
         </w:rPr>
+        <w:t xml:space="preserve"> examples_anomalies</w:t>
+      </w:r>
+      <w:r>
+        <w:rPr>
+          <w:rStyle w:val="SpecialCharTok"/>
+        </w:rPr>
+        <w:t xml:space="preserve">$</w:t>
+      </w:r>
+      <w:r>
+        <w:rPr>
+          <w:rStyle w:val="NormalTok"/>
+        </w:rPr>
+        <w:t xml:space="preserve">simple</w:t>
+      </w:r>
+      <w:r>
+        <w:br/>
+      </w:r>
+      <w:r>
+        <w:rPr>
+          <w:rStyle w:val="FunctionTok"/>
+        </w:rPr>
+        <w:t xml:space="preserve">head</w:t>
+      </w:r>
+      <w:r>
+        <w:rPr>
+          <w:rStyle w:val="NormalTok"/>
+        </w:rPr>
+        <w:t xml:space="preserve">(dataset)</w:t>
+      </w:r>
+    </w:p>
+    <w:p>
+      <w:pPr>
+        <w:pStyle w:val="SourceCode"/>
+      </w:pPr>
+      <w:r>
+        <w:rPr>
+          <w:rStyle w:val="VerbatimChar"/>
+        </w:rPr>
+        <w:t xml:space="preserve">##       serie event</w:t>
+      </w:r>
+      <w:r>
+        <w:br/>
+      </w:r>
+      <w:r>
+        <w:rPr>
+          <w:rStyle w:val="VerbatimChar"/>
+        </w:rPr>
+        <w:t xml:space="preserve">## 1 1.0000000 FALSE</w:t>
+      </w:r>
+      <w:r>
+        <w:br/>
+      </w:r>
+      <w:r>
+        <w:rPr>
+          <w:rStyle w:val="VerbatimChar"/>
+        </w:rPr>
+        <w:t xml:space="preserve">## 2 0.9689124 FALSE</w:t>
+      </w:r>
+      <w:r>
+        <w:br/>
+      </w:r>
+      <w:r>
+        <w:rPr>
+          <w:rStyle w:val="VerbatimChar"/>
+        </w:rPr>
+        <w:t xml:space="preserve">## 3 0.8775826 FALSE</w:t>
+      </w:r>
+      <w:r>
+        <w:br/>
+      </w:r>
+      <w:r>
+        <w:rPr>
+          <w:rStyle w:val="VerbatimChar"/>
+        </w:rPr>
+        <w:t xml:space="preserve">## 4 0.7316889 FALSE</w:t>
+      </w:r>
+      <w:r>
+        <w:br/>
+      </w:r>
+      <w:r>
+        <w:rPr>
+          <w:rStyle w:val="VerbatimChar"/>
+        </w:rPr>
+        <w:t xml:space="preserve">## 5 0.5403023 FALSE</w:t>
+      </w:r>
+      <w:r>
+        <w:br/>
+      </w:r>
+      <w:r>
+        <w:rPr>
+          <w:rStyle w:val="VerbatimChar"/>
+        </w:rPr>
+        <w:t xml:space="preserve">## 6 0.3153224 FALSE</w:t>
+      </w:r>
+    </w:p>
+    <w:bookmarkEnd w:id="11"/>
+    <w:bookmarkStart w:id="15" w:name="interpret-the-result-visually"/>
+    <w:p>
+      <w:pPr>
+        <w:pStyle w:val="Heading3"/>
+      </w:pPr>
+      <w:r>
+        <w:t xml:space="preserve">Interpret the Result Visually</w:t>
+      </w:r>
+    </w:p>
+    <w:p>
+      <w:pPr>
+        <w:pStyle w:val="FirstParagraph"/>
+      </w:pPr>
+      <w:r>
+        <w:t xml:space="preserve">This first visual pass establishes what the method should react to in the raw series. Keep the method summary in mind here, because adversarial Autoencoder (encode-decode): An adversarial autoencoder (AAE) augments a standard encoder-decoder with an adversarial objective on the latent code and the plot tells you whether that structure is clean, weak, local, repeated, or mixed with other effects.</w:t>
+      </w:r>
+    </w:p>
+    <w:p>
+      <w:pPr>
+        <w:pStyle w:val="SourceCode"/>
+      </w:pPr>
+      <w:r>
+        <w:rPr>
+          <w:rStyle w:val="CommentTok"/>
+        </w:rPr>
+        <w:t xml:space="preserve"># Plot the time series</w:t>
+      </w:r>
+      <w:r>
+        <w:br/>
+      </w:r>
+      <w:r>
+        <w:rPr>
+          <w:rStyle w:val="FunctionTok"/>
+        </w:rPr>
+        <w:t xml:space="preserve">har_plot</w:t>
+      </w:r>
+      <w:r>
+        <w:rPr>
+          <w:rStyle w:val="NormalTok"/>
+        </w:rPr>
+        <w:t xml:space="preserve">(</w:t>
+      </w:r>
+      <w:r>
+        <w:rPr>
+          <w:rStyle w:val="FunctionTok"/>
+        </w:rPr>
+        <w:t xml:space="preserve">harbinger</w:t>
+      </w:r>
+      <w:r>
+        <w:rPr>
+          <w:rStyle w:val="NormalTok"/>
+        </w:rPr>
+        <w:t xml:space="preserve">(), dataset</w:t>
+      </w:r>
+      <w:r>
+        <w:rPr>
+          <w:rStyle w:val="SpecialCharTok"/>
+        </w:rPr>
+        <w:t xml:space="preserve">$</w:t>
+      </w:r>
+      <w:r>
+        <w:rPr>
+          <w:rStyle w:val="NormalTok"/>
+        </w:rPr>
+        <w:t xml:space="preserve">serie)</w:t>
+      </w:r>
+    </w:p>
+    <w:p>
+      <w:pPr>
+        <w:pStyle w:val="FirstParagraph"/>
+      </w:pPr>
+      <w:r>
+        <w:drawing>
+          <wp:inline>
+            <wp:extent cx="4620126" cy="3696101"/>
+            <wp:effectExtent b="0" l="0" r="0" t="0"/>
+            <wp:docPr descr="" title="" id="13" name="Picture"/>
+            <a:graphic>
+              <a:graphicData uri="http://schemas.openxmlformats.org/drawingml/2006/picture">
+                <pic:pic>
+                  <pic:nvPicPr>
+                    <pic:cNvPr descr="/home/gpca/harbinger/examples/anomalies/doc/40-autoencoder-han_autoenc_adv_ed_files/46fd22c5619288bab818a9b18590cffbd2d68ef6.png" id="14" name="Picture"/>
+                    <pic:cNvPicPr>
+                      <a:picLocks noChangeArrowheads="1" noChangeAspect="1"/>
+                    </pic:cNvPicPr>
+                  </pic:nvPicPr>
+                  <pic:blipFill>
+                    <a:blip r:embed="rId12"/>
+                    <a:stretch>
+                      <a:fillRect/>
+                    </a:stretch>
+                  </pic:blipFill>
+                  <pic:spPr bwMode="auto">
+                    <a:xfrm>
+                      <a:off x="0" y="0"/>
+                      <a:ext cx="4620126" cy="3696101"/>
+                    </a:xfrm>
+                    <a:prstGeom prst="rect">
+                      <a:avLst/>
+                    </a:prstGeom>
+                    <a:noFill/>
+                    <a:ln w="9525">
+                      <a:noFill/>
+                      <a:headEnd/>
+                      <a:tailEnd/>
+                    </a:ln>
+                  </pic:spPr>
+                </pic:pic>
+              </a:graphicData>
+            </a:graphic>
+          </wp:inline>
+        </w:drawing>
+      </w:r>
+    </w:p>
+    <w:bookmarkEnd w:id="15"/>
+    <w:bookmarkStart w:id="16" w:name="configure-the-method"/>
+    <w:p>
+      <w:pPr>
+        <w:pStyle w:val="Heading3"/>
+      </w:pPr>
+      <w:r>
+        <w:t xml:space="preserve">Configure the Method</w:t>
+      </w:r>
+    </w:p>
+    <w:p>
+      <w:pPr>
+        <w:pStyle w:val="FirstParagraph"/>
+      </w:pPr>
+      <w:r>
+        <w:t xml:space="preserve">The choices below turn the central modeling idea into concrete parameters. They matter because adversarial Autoencoder (encode-decode): An adversarial autoencoder (AAE) augments a standard encoder-decoder with an adversarial objective on the latent code, so each argument controls how strongly the method will emphasize that pattern when it later produces reconstruction-based anomaly flags.</w:t>
+      </w:r>
+    </w:p>
+    <w:p>
+      <w:pPr>
+        <w:pStyle w:val="SourceCode"/>
+      </w:pPr>
+      <w:r>
+        <w:rPr>
+          <w:rStyle w:val="CommentTok"/>
+        </w:rPr>
+        <w:t xml:space="preserve"># Define adversarial autoencoder-based detector (autoenc_adv_ed)</w:t>
+      </w:r>
+      <w:r>
+        <w:br/>
+      </w:r>
+      <w:r>
+        <w:rPr>
+          <w:rStyle w:val="NormalTok"/>
+        </w:rPr>
+        <w:t xml:space="preserve">  model </w:t>
+      </w:r>
+      <w:r>
+        <w:rPr>
+          <w:rStyle w:val="OtherTok"/>
+        </w:rPr>
+        <w:t xml:space="preserve">&lt;-</w:t>
+      </w:r>
+      <w:r>
+        <w:rPr>
+          <w:rStyle w:val="NormalTok"/>
+        </w:rPr>
         <w:t xml:space="preserve"> </w:t>
       </w:r>
       <w:r>
         <w:rPr>
           <w:rStyle w:val="FunctionTok"/>
         </w:rPr>
-        <w:t xml:space="preserve">requireNamespace</w:t>
+        <w:t xml:space="preserve">han_autoencoder</w:t>
       </w:r>
       <w:r>
         <w:rPr>
@@ -231,21 +525,660 @@
       </w:r>
       <w:r>
         <w:rPr>
+          <w:rStyle w:val="DecValTok"/>
+        </w:rPr>
+        <w:t xml:space="preserve">3</w:t>
+      </w:r>
+      <w:r>
+        <w:rPr>
+          <w:rStyle w:val="NormalTok"/>
+        </w:rPr>
+        <w:t xml:space="preserve">, </w:t>
+      </w:r>
+      <w:r>
+        <w:rPr>
+          <w:rStyle w:val="DecValTok"/>
+        </w:rPr>
+        <w:t xml:space="preserve">2</w:t>
+      </w:r>
+      <w:r>
+        <w:rPr>
+          <w:rStyle w:val="NormalTok"/>
+        </w:rPr>
+        <w:t xml:space="preserve">, autoenc_adv_ed, </w:t>
+      </w:r>
+      <w:r>
+        <w:rPr>
+          <w:rStyle w:val="AttributeTok"/>
+        </w:rPr>
+        <w:t xml:space="preserve">epochs =</w:t>
+      </w:r>
+      <w:r>
+        <w:rPr>
+          <w:rStyle w:val="NormalTok"/>
+        </w:rPr>
+        <w:t xml:space="preserve"> </w:t>
+      </w:r>
+      <w:r>
+        <w:rPr>
+          <w:rStyle w:val="DecValTok"/>
+        </w:rPr>
+        <w:t xml:space="preserve">100</w:t>
+      </w:r>
+      <w:r>
+        <w:rPr>
+          <w:rStyle w:val="NormalTok"/>
+        </w:rPr>
+        <w:t xml:space="preserve">)</w:t>
+      </w:r>
+    </w:p>
+    <w:p>
+      <w:pPr>
+        <w:pStyle w:val="SourceCode"/>
+      </w:pPr>
+      <w:r>
+        <w:rPr>
+          <w:rStyle w:val="CommentTok"/>
+        </w:rPr>
+        <w:t xml:space="preserve"># Fit the model</w:t>
+      </w:r>
+      <w:r>
+        <w:br/>
+      </w:r>
+      <w:r>
+        <w:rPr>
+          <w:rStyle w:val="NormalTok"/>
+        </w:rPr>
+        <w:t xml:space="preserve">  model </w:t>
+      </w:r>
+      <w:r>
+        <w:rPr>
+          <w:rStyle w:val="OtherTok"/>
+        </w:rPr>
+        <w:t xml:space="preserve">&lt;-</w:t>
+      </w:r>
+      <w:r>
+        <w:rPr>
+          <w:rStyle w:val="NormalTok"/>
+        </w:rPr>
+        <w:t xml:space="preserve"> </w:t>
+      </w:r>
+      <w:r>
+        <w:rPr>
+          <w:rStyle w:val="FunctionTok"/>
+        </w:rPr>
+        <w:t xml:space="preserve">fit</w:t>
+      </w:r>
+      <w:r>
+        <w:rPr>
+          <w:rStyle w:val="NormalTok"/>
+        </w:rPr>
+        <w:t xml:space="preserve">(model, dataset</w:t>
+      </w:r>
+      <w:r>
+        <w:rPr>
+          <w:rStyle w:val="SpecialCharTok"/>
+        </w:rPr>
+        <w:t xml:space="preserve">$</w:t>
+      </w:r>
+      <w:r>
+        <w:rPr>
+          <w:rStyle w:val="NormalTok"/>
+        </w:rPr>
+        <w:t xml:space="preserve">serie)</w:t>
+      </w:r>
+    </w:p>
+    <w:bookmarkEnd w:id="16"/>
+    <w:bookmarkStart w:id="17" w:name="run-the-core-analysis"/>
+    <w:p>
+      <w:pPr>
+        <w:pStyle w:val="Heading3"/>
+      </w:pPr>
+      <w:r>
+        <w:t xml:space="preserve">Run the Core Analysis</w:t>
+      </w:r>
+    </w:p>
+    <w:p>
+      <w:pPr>
+        <w:pStyle w:val="FirstParagraph"/>
+      </w:pPr>
+      <w:r>
+        <w:t xml:space="preserve">This is the moment where the notebook tests its central assumption on actual data. After applying</w:t>
+      </w:r>
+      <w:r>
+        <w:t xml:space="preserve"> </w:t>
+      </w:r>
+      <w:r>
+        <w:rPr>
+          <w:rStyle w:val="VerbatimChar"/>
+        </w:rPr>
+        <w:t xml:space="preserve">han_autoencoder(..., autoenc_adv_ed, ...)</w:t>
+      </w:r>
+      <w:r>
+        <w:t xml:space="preserve">, the important question is whether the resulting reconstruction-based anomaly flags really correspond to the pattern implied by the method description above, rather than to arbitrary numerical variation.</w:t>
+      </w:r>
+    </w:p>
+    <w:p>
+      <w:pPr>
+        <w:pStyle w:val="SourceCode"/>
+      </w:pPr>
+      <w:r>
+        <w:rPr>
+          <w:rStyle w:val="CommentTok"/>
+        </w:rPr>
+        <w:t xml:space="preserve"># Detect anomalies (reconstruction error -&gt; events)</w:t>
+      </w:r>
+      <w:r>
+        <w:br/>
+      </w:r>
+      <w:r>
+        <w:rPr>
+          <w:rStyle w:val="NormalTok"/>
+        </w:rPr>
+        <w:t xml:space="preserve">  detection </w:t>
+      </w:r>
+      <w:r>
+        <w:rPr>
+          <w:rStyle w:val="OtherTok"/>
+        </w:rPr>
+        <w:t xml:space="preserve">&lt;-</w:t>
+      </w:r>
+      <w:r>
+        <w:rPr>
+          <w:rStyle w:val="NormalTok"/>
+        </w:rPr>
+        <w:t xml:space="preserve"> </w:t>
+      </w:r>
+      <w:r>
+        <w:rPr>
+          <w:rStyle w:val="FunctionTok"/>
+        </w:rPr>
+        <w:t xml:space="preserve">detect</w:t>
+      </w:r>
+      <w:r>
+        <w:rPr>
+          <w:rStyle w:val="NormalTok"/>
+        </w:rPr>
+        <w:t xml:space="preserve">(model, dataset</w:t>
+      </w:r>
+      <w:r>
+        <w:rPr>
+          <w:rStyle w:val="SpecialCharTok"/>
+        </w:rPr>
+        <w:t xml:space="preserve">$</w:t>
+      </w:r>
+      <w:r>
+        <w:rPr>
+          <w:rStyle w:val="NormalTok"/>
+        </w:rPr>
+        <w:t xml:space="preserve">serie)</w:t>
+      </w:r>
+    </w:p>
+    <w:p>
+      <w:pPr>
+        <w:pStyle w:val="SourceCode"/>
+      </w:pPr>
+      <w:r>
+        <w:rPr>
+          <w:rStyle w:val="CommentTok"/>
+        </w:rPr>
+        <w:t xml:space="preserve"># Show only timestamps flagged as events</w:t>
+      </w:r>
+      <w:r>
+        <w:br/>
+      </w:r>
+      <w:r>
+        <w:rPr>
+          <w:rStyle w:val="NormalTok"/>
+        </w:rPr>
+        <w:t xml:space="preserve">  </w:t>
+      </w:r>
+      <w:r>
+        <w:rPr>
+          <w:rStyle w:val="FunctionTok"/>
+        </w:rPr>
+        <w:t xml:space="preserve">print</w:t>
+      </w:r>
+      <w:r>
+        <w:rPr>
+          <w:rStyle w:val="NormalTok"/>
+        </w:rPr>
+        <w:t xml:space="preserve">(detection </w:t>
+      </w:r>
+      <w:r>
+        <w:rPr>
+          <w:rStyle w:val="SpecialCharTok"/>
+        </w:rPr>
+        <w:t xml:space="preserve">|&gt;</w:t>
+      </w:r>
+      <w:r>
+        <w:rPr>
+          <w:rStyle w:val="NormalTok"/>
+        </w:rPr>
+        <w:t xml:space="preserve"> dplyr</w:t>
+      </w:r>
+      <w:r>
+        <w:rPr>
+          <w:rStyle w:val="SpecialCharTok"/>
+        </w:rPr>
+        <w:t xml:space="preserve">::</w:t>
+      </w:r>
+      <w:r>
+        <w:rPr>
+          <w:rStyle w:val="FunctionTok"/>
+        </w:rPr>
+        <w:t xml:space="preserve">filter</w:t>
+      </w:r>
+      <w:r>
+        <w:rPr>
+          <w:rStyle w:val="NormalTok"/>
+        </w:rPr>
+        <w:t xml:space="preserve">(event</w:t>
+      </w:r>
+      <w:r>
+        <w:rPr>
+          <w:rStyle w:val="SpecialCharTok"/>
+        </w:rPr>
+        <w:t xml:space="preserve">==</w:t>
+      </w:r>
+      <w:r>
+        <w:rPr>
+          <w:rStyle w:val="ConstantTok"/>
+        </w:rPr>
+        <w:t xml:space="preserve">TRUE</w:t>
+      </w:r>
+      <w:r>
+        <w:rPr>
+          <w:rStyle w:val="NormalTok"/>
+        </w:rPr>
+        <w:t xml:space="preserve">))</w:t>
+      </w:r>
+    </w:p>
+    <w:p>
+      <w:pPr>
+        <w:pStyle w:val="SourceCode"/>
+      </w:pPr>
+      <w:r>
+        <w:rPr>
+          <w:rStyle w:val="VerbatimChar"/>
+        </w:rPr>
+        <w:t xml:space="preserve">## [1] idx   event type </w:t>
+      </w:r>
+      <w:r>
+        <w:br/>
+      </w:r>
+      <w:r>
+        <w:rPr>
+          <w:rStyle w:val="VerbatimChar"/>
+        </w:rPr>
+        <w:t xml:space="preserve">## &lt;0 rows&gt; (or 0-length row.names)</w:t>
+      </w:r>
+    </w:p>
+    <w:bookmarkEnd w:id="17"/>
+    <w:bookmarkStart w:id="18" w:name="evaluate-what-was-found"/>
+    <w:p>
+      <w:pPr>
+        <w:pStyle w:val="Heading3"/>
+      </w:pPr>
+      <w:r>
+        <w:t xml:space="preserve">Evaluate What Was Found</w:t>
+      </w:r>
+    </w:p>
+    <w:p>
+      <w:pPr>
+        <w:pStyle w:val="FirstParagraph"/>
+      </w:pPr>
+      <w:r>
+        <w:t xml:space="preserve">The evaluation asks whether the reconstruction-based anomaly flags produced by</w:t>
+      </w:r>
+      <w:r>
+        <w:t xml:space="preserve"> </w:t>
+      </w:r>
+      <w:r>
+        <w:rPr>
+          <w:rStyle w:val="VerbatimChar"/>
+        </w:rPr>
+        <w:t xml:space="preserve">han_autoencoder(..., autoenc_adv_ed, ...)</w:t>
+      </w:r>
+      <w:r>
+        <w:t xml:space="preserve"> </w:t>
+      </w:r>
+      <w:r>
+        <w:t xml:space="preserve">match the labeled structure on this dataset. Read the scores as evidence about the method’s assumptions in practice, not as detached summary numbers.</w:t>
+      </w:r>
+    </w:p>
+    <w:p>
+      <w:pPr>
+        <w:pStyle w:val="SourceCode"/>
+      </w:pPr>
+      <w:r>
+        <w:rPr>
+          <w:rStyle w:val="CommentTok"/>
+        </w:rPr>
+        <w:t xml:space="preserve"># Evaluate detections against ground-truth labels</w:t>
+      </w:r>
+      <w:r>
+        <w:br/>
+      </w:r>
+      <w:r>
+        <w:rPr>
+          <w:rStyle w:val="NormalTok"/>
+        </w:rPr>
+        <w:t xml:space="preserve">  evaluation </w:t>
+      </w:r>
+      <w:r>
+        <w:rPr>
+          <w:rStyle w:val="OtherTok"/>
+        </w:rPr>
+        <w:t xml:space="preserve">&lt;-</w:t>
+      </w:r>
+      <w:r>
+        <w:rPr>
+          <w:rStyle w:val="NormalTok"/>
+        </w:rPr>
+        <w:t xml:space="preserve"> </w:t>
+      </w:r>
+      <w:r>
+        <w:rPr>
+          <w:rStyle w:val="FunctionTok"/>
+        </w:rPr>
+        <w:t xml:space="preserve">evaluate</w:t>
+      </w:r>
+      <w:r>
+        <w:rPr>
+          <w:rStyle w:val="NormalTok"/>
+        </w:rPr>
+        <w:t xml:space="preserve">(model, detection</w:t>
+      </w:r>
+      <w:r>
+        <w:rPr>
+          <w:rStyle w:val="SpecialCharTok"/>
+        </w:rPr>
+        <w:t xml:space="preserve">$</w:t>
+      </w:r>
+      <w:r>
+        <w:rPr>
+          <w:rStyle w:val="NormalTok"/>
+        </w:rPr>
+        <w:t xml:space="preserve">event, dataset</w:t>
+      </w:r>
+      <w:r>
+        <w:rPr>
+          <w:rStyle w:val="SpecialCharTok"/>
+        </w:rPr>
+        <w:t xml:space="preserve">$</w:t>
+      </w:r>
+      <w:r>
+        <w:rPr>
+          <w:rStyle w:val="NormalTok"/>
+        </w:rPr>
+        <w:t xml:space="preserve">event)</w:t>
+      </w:r>
+      <w:r>
+        <w:br/>
+      </w:r>
+      <w:r>
+        <w:rPr>
+          <w:rStyle w:val="NormalTok"/>
+        </w:rPr>
+        <w:t xml:space="preserve">  </w:t>
+      </w:r>
+      <w:r>
+        <w:rPr>
+          <w:rStyle w:val="FunctionTok"/>
+        </w:rPr>
+        <w:t xml:space="preserve">print</w:t>
+      </w:r>
+      <w:r>
+        <w:rPr>
+          <w:rStyle w:val="NormalTok"/>
+        </w:rPr>
+        <w:t xml:space="preserve">(evaluation</w:t>
+      </w:r>
+      <w:r>
+        <w:rPr>
+          <w:rStyle w:val="SpecialCharTok"/>
+        </w:rPr>
+        <w:t xml:space="preserve">$</w:t>
+      </w:r>
+      <w:r>
+        <w:rPr>
+          <w:rStyle w:val="NormalTok"/>
+        </w:rPr>
+        <w:t xml:space="preserve">confMatrix)</w:t>
+      </w:r>
+    </w:p>
+    <w:p>
+      <w:pPr>
+        <w:pStyle w:val="SourceCode"/>
+      </w:pPr>
+      <w:r>
+        <w:rPr>
+          <w:rStyle w:val="VerbatimChar"/>
+        </w:rPr>
+        <w:t xml:space="preserve">##           event      </w:t>
+      </w:r>
+      <w:r>
+        <w:br/>
+      </w:r>
+      <w:r>
+        <w:rPr>
+          <w:rStyle w:val="VerbatimChar"/>
+        </w:rPr>
+        <w:t xml:space="preserve">## detection TRUE  FALSE</w:t>
+      </w:r>
+      <w:r>
+        <w:br/>
+      </w:r>
+      <w:r>
+        <w:rPr>
+          <w:rStyle w:val="VerbatimChar"/>
+        </w:rPr>
+        <w:t xml:space="preserve">## TRUE      0     0    </w:t>
+      </w:r>
+      <w:r>
+        <w:br/>
+      </w:r>
+      <w:r>
+        <w:rPr>
+          <w:rStyle w:val="VerbatimChar"/>
+        </w:rPr>
+        <w:t xml:space="preserve">## FALSE     1     100</w:t>
+      </w:r>
+    </w:p>
+    <w:bookmarkEnd w:id="18"/>
+    <w:bookmarkStart w:id="25" w:name="interpret-the-result-visually-1"/>
+    <w:p>
+      <w:pPr>
+        <w:pStyle w:val="Heading3"/>
+      </w:pPr>
+      <w:r>
+        <w:t xml:space="preserve">Interpret the Result Visually</w:t>
+      </w:r>
+    </w:p>
+    <w:p>
+      <w:pPr>
+        <w:pStyle w:val="FirstParagraph"/>
+      </w:pPr>
+      <w:r>
+        <w:t xml:space="preserve">This visual check puts the model output back on top of the original signal. What matters now is whether the highlighted reconstruction-based anomaly flags line up with the structure suggested by the method, which is the real semantic test of whether the example is teaching the right lesson.</w:t>
+      </w:r>
+    </w:p>
+    <w:p>
+      <w:pPr>
+        <w:pStyle w:val="SourceCode"/>
+      </w:pPr>
+      <w:r>
+        <w:rPr>
+          <w:rStyle w:val="CommentTok"/>
+        </w:rPr>
+        <w:t xml:space="preserve"># Plot detections over the series</w:t>
+      </w:r>
+      <w:r>
+        <w:br/>
+      </w:r>
+      <w:r>
+        <w:rPr>
+          <w:rStyle w:val="NormalTok"/>
+        </w:rPr>
+        <w:t xml:space="preserve">  </w:t>
+      </w:r>
+      <w:r>
+        <w:rPr>
+          <w:rStyle w:val="FunctionTok"/>
+        </w:rPr>
+        <w:t xml:space="preserve">har_plot</w:t>
+      </w:r>
+      <w:r>
+        <w:rPr>
+          <w:rStyle w:val="NormalTok"/>
+        </w:rPr>
+        <w:t xml:space="preserve">(model, dataset</w:t>
+      </w:r>
+      <w:r>
+        <w:rPr>
+          <w:rStyle w:val="SpecialCharTok"/>
+        </w:rPr>
+        <w:t xml:space="preserve">$</w:t>
+      </w:r>
+      <w:r>
+        <w:rPr>
+          <w:rStyle w:val="NormalTok"/>
+        </w:rPr>
+        <w:t xml:space="preserve">serie, detection, dataset</w:t>
+      </w:r>
+      <w:r>
+        <w:rPr>
+          <w:rStyle w:val="SpecialCharTok"/>
+        </w:rPr>
+        <w:t xml:space="preserve">$</w:t>
+      </w:r>
+      <w:r>
+        <w:rPr>
+          <w:rStyle w:val="NormalTok"/>
+        </w:rPr>
+        <w:t xml:space="preserve">event)</w:t>
+      </w:r>
+    </w:p>
+    <w:p>
+      <w:pPr>
+        <w:pStyle w:val="FirstParagraph"/>
+      </w:pPr>
+      <w:r>
+        <w:drawing>
+          <wp:inline>
+            <wp:extent cx="4620126" cy="3696101"/>
+            <wp:effectExtent b="0" l="0" r="0" t="0"/>
+            <wp:docPr descr="" title="" id="20" name="Picture"/>
+            <a:graphic>
+              <a:graphicData uri="http://schemas.openxmlformats.org/drawingml/2006/picture">
+                <pic:pic>
+                  <pic:nvPicPr>
+                    <pic:cNvPr descr="/home/gpca/harbinger/examples/anomalies/doc/40-autoencoder-han_autoenc_adv_ed_files/340145a6a24854a6c9b3bc33d675594d5fc00a7e.png" id="21" name="Picture"/>
+                    <pic:cNvPicPr>
+                      <a:picLocks noChangeArrowheads="1" noChangeAspect="1"/>
+                    </pic:cNvPicPr>
+                  </pic:nvPicPr>
+                  <pic:blipFill>
+                    <a:blip r:embed="rId19"/>
+                    <a:stretch>
+                      <a:fillRect/>
+                    </a:stretch>
+                  </pic:blipFill>
+                  <pic:spPr bwMode="auto">
+                    <a:xfrm>
+                      <a:off x="0" y="0"/>
+                      <a:ext cx="4620126" cy="3696101"/>
+                    </a:xfrm>
+                    <a:prstGeom prst="rect">
+                      <a:avLst/>
+                    </a:prstGeom>
+                    <a:noFill/>
+                    <a:ln w="9525">
+                      <a:noFill/>
+                      <a:headEnd/>
+                      <a:tailEnd/>
+                    </a:ln>
+                  </pic:spPr>
+                </pic:pic>
+              </a:graphicData>
+            </a:graphic>
+          </wp:inline>
+        </w:drawing>
+      </w:r>
+    </w:p>
+    <w:p>
+      <w:pPr>
+        <w:pStyle w:val="SourceCode"/>
+      </w:pPr>
+      <w:r>
+        <w:rPr>
+          <w:rStyle w:val="CommentTok"/>
+        </w:rPr>
+        <w:t xml:space="preserve"># Plot residual scores and threshold</w:t>
+      </w:r>
+      <w:r>
+        <w:br/>
+      </w:r>
+      <w:r>
+        <w:rPr>
+          <w:rStyle w:val="NormalTok"/>
+        </w:rPr>
+        <w:t xml:space="preserve">  </w:t>
+      </w:r>
+      <w:r>
+        <w:rPr>
+          <w:rStyle w:val="FunctionTok"/>
+        </w:rPr>
+        <w:t xml:space="preserve">har_plot</w:t>
+      </w:r>
+      <w:r>
+        <w:rPr>
+          <w:rStyle w:val="NormalTok"/>
+        </w:rPr>
+        <w:t xml:space="preserve">(model, </w:t>
+      </w:r>
+      <w:r>
+        <w:rPr>
+          <w:rStyle w:val="FunctionTok"/>
+        </w:rPr>
+        <w:t xml:space="preserve">attr</w:t>
+      </w:r>
+      <w:r>
+        <w:rPr>
+          <w:rStyle w:val="NormalTok"/>
+        </w:rPr>
+        <w:t xml:space="preserve">(detection, </w:t>
+      </w:r>
+      <w:r>
+        <w:rPr>
           <w:rStyle w:val="StringTok"/>
         </w:rPr>
-        <w:t xml:space="preserve">"reticulate"</w:t>
-      </w:r>
-      <w:r>
-        <w:rPr>
-          <w:rStyle w:val="NormalTok"/>
-        </w:rPr>
-        <w:t xml:space="preserve">, </w:t>
+        <w:t xml:space="preserve">"res"</w:t>
+      </w:r>
+      <w:r>
+        <w:rPr>
+          <w:rStyle w:val="NormalTok"/>
+        </w:rPr>
+        <w:t xml:space="preserve">), detection, dataset</w:t>
+      </w:r>
+      <w:r>
+        <w:rPr>
+          <w:rStyle w:val="SpecialCharTok"/>
+        </w:rPr>
+        <w:t xml:space="preserve">$</w:t>
+      </w:r>
+      <w:r>
+        <w:rPr>
+          <w:rStyle w:val="NormalTok"/>
+        </w:rPr>
+        <w:t xml:space="preserve">event, </w:t>
       </w:r>
       <w:r>
         <w:rPr>
           <w:rStyle w:val="AttributeTok"/>
         </w:rPr>
-        <w:t xml:space="preserve">quietly =</w:t>
+        <w:t xml:space="preserve">yline =</w:t>
       </w:r>
       <w:r>
         <w:rPr>
@@ -255,191 +1188,27 @@
       </w:r>
       <w:r>
         <w:rPr>
-          <w:rStyle w:val="ConstantTok"/>
-        </w:rPr>
-        <w:t xml:space="preserve">TRUE</w:t>
-      </w:r>
-      <w:r>
-        <w:rPr>
-          <w:rStyle w:val="NormalTok"/>
-        </w:rPr>
-        <w:t xml:space="preserve">) </w:t>
-      </w:r>
-      <w:r>
-        <w:rPr>
-          <w:rStyle w:val="SpecialCharTok"/>
-        </w:rPr>
-        <w:t xml:space="preserve">&amp;&amp;</w:t>
-      </w:r>
-      <w:r>
-        <w:rPr>
-          <w:rStyle w:val="NormalTok"/>
-        </w:rPr>
-        <w:t xml:space="preserve"> reticulate</w:t>
-      </w:r>
-      <w:r>
-        <w:rPr>
-          <w:rStyle w:val="SpecialCharTok"/>
-        </w:rPr>
-        <w:t xml:space="preserve">::</w:t>
-      </w:r>
-      <w:r>
-        <w:rPr>
           <w:rStyle w:val="FunctionTok"/>
         </w:rPr>
-        <w:t xml:space="preserve">py_available</w:t>
-      </w:r>
-      <w:r>
-        <w:rPr>
-          <w:rStyle w:val="NormalTok"/>
-        </w:rPr>
-        <w:t xml:space="preserve">()</w:t>
-      </w:r>
-      <w:r>
-        <w:br/>
-      </w:r>
-      <w:r>
-        <w:rPr>
-          <w:rStyle w:val="NormalTok"/>
-        </w:rPr>
-        <w:t xml:space="preserve">knitr</w:t>
-      </w:r>
-      <w:r>
-        <w:rPr>
-          <w:rStyle w:val="SpecialCharTok"/>
-        </w:rPr>
-        <w:t xml:space="preserve">::</w:t>
-      </w:r>
-      <w:r>
-        <w:rPr>
-          <w:rStyle w:val="NormalTok"/>
-        </w:rPr>
-        <w:t xml:space="preserve">opts_chunk</w:t>
-      </w:r>
-      <w:r>
-        <w:rPr>
-          <w:rStyle w:val="SpecialCharTok"/>
-        </w:rPr>
-        <w:t xml:space="preserve">$</w:t>
-      </w:r>
-      <w:r>
-        <w:rPr>
-          <w:rStyle w:val="FunctionTok"/>
-        </w:rPr>
-        <w:t xml:space="preserve">set</w:t>
-      </w:r>
-      <w:r>
-        <w:rPr>
-          <w:rStyle w:val="NormalTok"/>
-        </w:rPr>
-        <w:t xml:space="preserve">(</w:t>
-      </w:r>
-      <w:r>
-        <w:rPr>
-          <w:rStyle w:val="AttributeTok"/>
-        </w:rPr>
-        <w:t xml:space="preserve">eval =</w:t>
-      </w:r>
-      <w:r>
-        <w:rPr>
-          <w:rStyle w:val="NormalTok"/>
-        </w:rPr>
-        <w:t xml:space="preserve"> python_available)</w:t>
-      </w:r>
-    </w:p>
-    <w:p>
-      <w:pPr>
-        <w:pStyle w:val="SourceCode"/>
-      </w:pPr>
-      <w:r>
-        <w:rPr>
-          <w:rStyle w:val="CommentTok"/>
-        </w:rPr>
-        <w:t xml:space="preserve"># Load example datasets bundled with harbinger</w:t>
-      </w:r>
-      <w:r>
-        <w:br/>
-      </w:r>
-      <w:r>
-        <w:rPr>
-          <w:rStyle w:val="FunctionTok"/>
-        </w:rPr>
-        <w:t xml:space="preserve">data</w:t>
-      </w:r>
-      <w:r>
-        <w:rPr>
-          <w:rStyle w:val="NormalTok"/>
-        </w:rPr>
-        <w:t xml:space="preserve">(examples_anomalies)</w:t>
-      </w:r>
-    </w:p>
-    <w:p>
-      <w:pPr>
-        <w:pStyle w:val="SourceCode"/>
-      </w:pPr>
-      <w:r>
-        <w:rPr>
-          <w:rStyle w:val="CommentTok"/>
-        </w:rPr>
-        <w:t xml:space="preserve"># Select a simple synthetic time series with labeled anomalies</w:t>
-      </w:r>
-      <w:r>
-        <w:br/>
-      </w:r>
-      <w:r>
-        <w:rPr>
-          <w:rStyle w:val="NormalTok"/>
-        </w:rPr>
-        <w:t xml:space="preserve">dataset </w:t>
-      </w:r>
-      <w:r>
-        <w:rPr>
-          <w:rStyle w:val="OtherTok"/>
-        </w:rPr>
-        <w:t xml:space="preserve">&lt;-</w:t>
-      </w:r>
-      <w:r>
-        <w:rPr>
-          <w:rStyle w:val="NormalTok"/>
-        </w:rPr>
-        <w:t xml:space="preserve"> examples_anomalies</w:t>
-      </w:r>
-      <w:r>
-        <w:rPr>
-          <w:rStyle w:val="SpecialCharTok"/>
-        </w:rPr>
-        <w:t xml:space="preserve">$</w:t>
-      </w:r>
-      <w:r>
-        <w:rPr>
-          <w:rStyle w:val="NormalTok"/>
-        </w:rPr>
-        <w:t xml:space="preserve">simple</w:t>
-      </w:r>
-      <w:r>
-        <w:br/>
-      </w:r>
-      <w:r>
-        <w:rPr>
-          <w:rStyle w:val="FunctionTok"/>
-        </w:rPr>
-        <w:t xml:space="preserve">head</w:t>
-      </w:r>
-      <w:r>
-        <w:rPr>
-          <w:rStyle w:val="NormalTok"/>
-        </w:rPr>
-        <w:t xml:space="preserve">(dataset)</w:t>
-      </w:r>
-    </w:p>
-    <w:bookmarkEnd w:id="11"/>
-    <w:bookmarkStart w:id="12" w:name="interpret-the-result-visually"/>
-    <w:p>
-      <w:pPr>
-        <w:pStyle w:val="Heading3"/>
-      </w:pPr>
-      <w:r>
-        <w:t xml:space="preserve">Interpret the Result Visually</w:t>
+        <w:t xml:space="preserve">attr</w:t>
+      </w:r>
+      <w:r>
+        <w:rPr>
+          <w:rStyle w:val="NormalTok"/>
+        </w:rPr>
+        <w:t xml:space="preserve">(detection, </w:t>
+      </w:r>
+      <w:r>
+        <w:rPr>
+          <w:rStyle w:val="StringTok"/>
+        </w:rPr>
+        <w:t xml:space="preserve">"threshold"</w:t>
+      </w:r>
+      <w:r>
+        <w:rPr>
+          <w:rStyle w:val="NormalTok"/>
+        </w:rPr>
+        <w:t xml:space="preserve">))</w:t>
       </w:r>
     </w:p>
     <w:p>
@@ -447,706 +1216,51 @@
         <w:pStyle w:val="FirstParagraph"/>
       </w:pPr>
       <w:r>
-        <w:t xml:space="preserve">This first visual pass establishes what the method should react to in the raw series. Keep the method summary in mind here, because adversarial Autoencoder (encode-decode): An adversarial autoencoder (AAE) augments a standard encoder-decoder with an adversarial objective on the latent code and the plot tells you whether that structure is clean, weak, local, repeated, or mixed with other effects.</w:t>
-      </w:r>
-    </w:p>
-    <w:p>
-      <w:pPr>
-        <w:pStyle w:val="SourceCode"/>
-      </w:pPr>
-      <w:r>
-        <w:rPr>
-          <w:rStyle w:val="CommentTok"/>
-        </w:rPr>
-        <w:t xml:space="preserve"># Plot the time series</w:t>
-      </w:r>
-      <w:r>
-        <w:br/>
-      </w:r>
-      <w:r>
-        <w:rPr>
-          <w:rStyle w:val="FunctionTok"/>
-        </w:rPr>
-        <w:t xml:space="preserve">har_plot</w:t>
-      </w:r>
-      <w:r>
-        <w:rPr>
-          <w:rStyle w:val="NormalTok"/>
-        </w:rPr>
-        <w:t xml:space="preserve">(</w:t>
-      </w:r>
-      <w:r>
-        <w:rPr>
-          <w:rStyle w:val="FunctionTok"/>
-        </w:rPr>
-        <w:t xml:space="preserve">harbinger</w:t>
-      </w:r>
-      <w:r>
-        <w:rPr>
-          <w:rStyle w:val="NormalTok"/>
-        </w:rPr>
-        <w:t xml:space="preserve">(), dataset</w:t>
-      </w:r>
-      <w:r>
-        <w:rPr>
-          <w:rStyle w:val="SpecialCharTok"/>
-        </w:rPr>
-        <w:t xml:space="preserve">$</w:t>
-      </w:r>
-      <w:r>
-        <w:rPr>
-          <w:rStyle w:val="NormalTok"/>
-        </w:rPr>
-        <w:t xml:space="preserve">serie)</w:t>
-      </w:r>
-    </w:p>
-    <w:bookmarkEnd w:id="12"/>
-    <w:bookmarkStart w:id="13" w:name="configure-the-method"/>
-    <w:p>
-      <w:pPr>
-        <w:pStyle w:val="Heading3"/>
-      </w:pPr>
-      <w:r>
-        <w:t xml:space="preserve">Configure the Method</w:t>
-      </w:r>
-    </w:p>
-    <w:p>
-      <w:pPr>
-        <w:pStyle w:val="FirstParagraph"/>
-      </w:pPr>
-      <w:r>
-        <w:t xml:space="preserve">The choices below turn the central modeling idea into concrete parameters. They matter because adversarial Autoencoder (encode-decode): An adversarial autoencoder (AAE) augments a standard encoder-decoder with an adversarial objective on the latent code, so each argument controls how strongly the method will emphasize that pattern when it later produces reconstruction-based anomaly flags.</w:t>
-      </w:r>
-    </w:p>
-    <w:p>
-      <w:pPr>
-        <w:pStyle w:val="SourceCode"/>
-      </w:pPr>
-      <w:r>
-        <w:rPr>
-          <w:rStyle w:val="CommentTok"/>
-        </w:rPr>
-        <w:t xml:space="preserve"># Define adversarial autoencoder-based detector (autoenc_adv_ed)</w:t>
-      </w:r>
-      <w:r>
-        <w:br/>
-      </w:r>
-      <w:r>
-        <w:rPr>
-          <w:rStyle w:val="NormalTok"/>
-        </w:rPr>
-        <w:t xml:space="preserve">  model </w:t>
-      </w:r>
-      <w:r>
-        <w:rPr>
-          <w:rStyle w:val="OtherTok"/>
-        </w:rPr>
-        <w:t xml:space="preserve">&lt;-</w:t>
-      </w:r>
-      <w:r>
-        <w:rPr>
-          <w:rStyle w:val="NormalTok"/>
-        </w:rPr>
-        <w:t xml:space="preserve"> </w:t>
-      </w:r>
-      <w:r>
-        <w:rPr>
-          <w:rStyle w:val="FunctionTok"/>
-        </w:rPr>
-        <w:t xml:space="preserve">han_autoencoder</w:t>
-      </w:r>
-      <w:r>
-        <w:rPr>
-          <w:rStyle w:val="NormalTok"/>
-        </w:rPr>
-        <w:t xml:space="preserve">(</w:t>
-      </w:r>
-      <w:r>
-        <w:rPr>
-          <w:rStyle w:val="DecValTok"/>
-        </w:rPr>
-        <w:t xml:space="preserve">3</w:t>
-      </w:r>
-      <w:r>
-        <w:rPr>
-          <w:rStyle w:val="NormalTok"/>
-        </w:rPr>
-        <w:t xml:space="preserve">, </w:t>
-      </w:r>
-      <w:r>
-        <w:rPr>
-          <w:rStyle w:val="DecValTok"/>
-        </w:rPr>
-        <w:t xml:space="preserve">2</w:t>
-      </w:r>
-      <w:r>
-        <w:rPr>
-          <w:rStyle w:val="NormalTok"/>
-        </w:rPr>
-        <w:t xml:space="preserve">, autoenc_adv_ed, </w:t>
-      </w:r>
-      <w:r>
-        <w:rPr>
-          <w:rStyle w:val="AttributeTok"/>
-        </w:rPr>
-        <w:t xml:space="preserve">epochs =</w:t>
-      </w:r>
-      <w:r>
-        <w:rPr>
-          <w:rStyle w:val="NormalTok"/>
-        </w:rPr>
-        <w:t xml:space="preserve"> </w:t>
-      </w:r>
-      <w:r>
-        <w:rPr>
-          <w:rStyle w:val="DecValTok"/>
-        </w:rPr>
-        <w:t xml:space="preserve">100</w:t>
-      </w:r>
-      <w:r>
-        <w:rPr>
-          <w:rStyle w:val="NormalTok"/>
-        </w:rPr>
-        <w:t xml:space="preserve">)</w:t>
-      </w:r>
-    </w:p>
-    <w:p>
-      <w:pPr>
-        <w:pStyle w:val="SourceCode"/>
-      </w:pPr>
-      <w:r>
-        <w:rPr>
-          <w:rStyle w:val="CommentTok"/>
-        </w:rPr>
-        <w:t xml:space="preserve"># Fit the model</w:t>
-      </w:r>
-      <w:r>
-        <w:br/>
-      </w:r>
-      <w:r>
-        <w:rPr>
-          <w:rStyle w:val="NormalTok"/>
-        </w:rPr>
-        <w:t xml:space="preserve">  model </w:t>
-      </w:r>
-      <w:r>
-        <w:rPr>
-          <w:rStyle w:val="OtherTok"/>
-        </w:rPr>
-        <w:t xml:space="preserve">&lt;-</w:t>
-      </w:r>
-      <w:r>
-        <w:rPr>
-          <w:rStyle w:val="NormalTok"/>
-        </w:rPr>
-        <w:t xml:space="preserve"> </w:t>
-      </w:r>
-      <w:r>
-        <w:rPr>
-          <w:rStyle w:val="FunctionTok"/>
-        </w:rPr>
-        <w:t xml:space="preserve">fit</w:t>
-      </w:r>
-      <w:r>
-        <w:rPr>
-          <w:rStyle w:val="NormalTok"/>
-        </w:rPr>
-        <w:t xml:space="preserve">(model, dataset</w:t>
-      </w:r>
-      <w:r>
-        <w:rPr>
-          <w:rStyle w:val="SpecialCharTok"/>
-        </w:rPr>
-        <w:t xml:space="preserve">$</w:t>
-      </w:r>
-      <w:r>
-        <w:rPr>
-          <w:rStyle w:val="NormalTok"/>
-        </w:rPr>
-        <w:t xml:space="preserve">serie)</w:t>
-      </w:r>
-    </w:p>
-    <w:bookmarkEnd w:id="13"/>
-    <w:bookmarkStart w:id="14" w:name="run-the-core-analysis"/>
-    <w:p>
-      <w:pPr>
-        <w:pStyle w:val="Heading3"/>
-      </w:pPr>
-      <w:r>
-        <w:t xml:space="preserve">Run the Core Analysis</w:t>
-      </w:r>
-    </w:p>
-    <w:p>
-      <w:pPr>
-        <w:pStyle w:val="FirstParagraph"/>
-      </w:pPr>
-      <w:r>
-        <w:t xml:space="preserve">This is the moment where the notebook tests its central assumption on actual data. After applying</w:t>
-      </w:r>
-      <w:r>
-        <w:t xml:space="preserve"> </w:t>
-      </w:r>
-      <w:r>
-        <w:rPr>
-          <w:rStyle w:val="VerbatimChar"/>
-        </w:rPr>
-        <w:t xml:space="preserve">han_autoencoder(..., autoenc_adv_ed, ...)</w:t>
-      </w:r>
-      <w:r>
-        <w:t xml:space="preserve">, the important question is whether the resulting reconstruction-based anomaly flags really correspond to the pattern implied by the method description above, rather than to arbitrary numerical variation.</w:t>
-      </w:r>
-    </w:p>
-    <w:p>
-      <w:pPr>
-        <w:pStyle w:val="SourceCode"/>
-      </w:pPr>
-      <w:r>
-        <w:rPr>
-          <w:rStyle w:val="CommentTok"/>
-        </w:rPr>
-        <w:t xml:space="preserve"># Detect anomalies (reconstruction error -&gt; events)</w:t>
-      </w:r>
-      <w:r>
-        <w:br/>
-      </w:r>
-      <w:r>
-        <w:rPr>
-          <w:rStyle w:val="NormalTok"/>
-        </w:rPr>
-        <w:t xml:space="preserve">  detection </w:t>
-      </w:r>
-      <w:r>
-        <w:rPr>
-          <w:rStyle w:val="OtherTok"/>
-        </w:rPr>
-        <w:t xml:space="preserve">&lt;-</w:t>
-      </w:r>
-      <w:r>
-        <w:rPr>
-          <w:rStyle w:val="NormalTok"/>
-        </w:rPr>
-        <w:t xml:space="preserve"> </w:t>
-      </w:r>
-      <w:r>
-        <w:rPr>
-          <w:rStyle w:val="FunctionTok"/>
-        </w:rPr>
-        <w:t xml:space="preserve">detect</w:t>
-      </w:r>
-      <w:r>
-        <w:rPr>
-          <w:rStyle w:val="NormalTok"/>
-        </w:rPr>
-        <w:t xml:space="preserve">(model, dataset</w:t>
-      </w:r>
-      <w:r>
-        <w:rPr>
-          <w:rStyle w:val="SpecialCharTok"/>
-        </w:rPr>
-        <w:t xml:space="preserve">$</w:t>
-      </w:r>
-      <w:r>
-        <w:rPr>
-          <w:rStyle w:val="NormalTok"/>
-        </w:rPr>
-        <w:t xml:space="preserve">serie)</w:t>
-      </w:r>
-    </w:p>
-    <w:p>
-      <w:pPr>
-        <w:pStyle w:val="SourceCode"/>
-      </w:pPr>
-      <w:r>
-        <w:rPr>
-          <w:rStyle w:val="CommentTok"/>
-        </w:rPr>
-        <w:t xml:space="preserve"># Show only timestamps flagged as events</w:t>
-      </w:r>
-      <w:r>
-        <w:br/>
-      </w:r>
-      <w:r>
-        <w:rPr>
-          <w:rStyle w:val="NormalTok"/>
-        </w:rPr>
-        <w:t xml:space="preserve">  </w:t>
-      </w:r>
-      <w:r>
-        <w:rPr>
-          <w:rStyle w:val="FunctionTok"/>
-        </w:rPr>
-        <w:t xml:space="preserve">print</w:t>
-      </w:r>
-      <w:r>
-        <w:rPr>
-          <w:rStyle w:val="NormalTok"/>
-        </w:rPr>
-        <w:t xml:space="preserve">(detection </w:t>
-      </w:r>
-      <w:r>
-        <w:rPr>
-          <w:rStyle w:val="SpecialCharTok"/>
-        </w:rPr>
-        <w:t xml:space="preserve">|&gt;</w:t>
-      </w:r>
-      <w:r>
-        <w:rPr>
-          <w:rStyle w:val="NormalTok"/>
-        </w:rPr>
-        <w:t xml:space="preserve"> dplyr</w:t>
-      </w:r>
-      <w:r>
-        <w:rPr>
-          <w:rStyle w:val="SpecialCharTok"/>
-        </w:rPr>
-        <w:t xml:space="preserve">::</w:t>
-      </w:r>
-      <w:r>
-        <w:rPr>
-          <w:rStyle w:val="FunctionTok"/>
-        </w:rPr>
-        <w:t xml:space="preserve">filter</w:t>
-      </w:r>
-      <w:r>
-        <w:rPr>
-          <w:rStyle w:val="NormalTok"/>
-        </w:rPr>
-        <w:t xml:space="preserve">(event</w:t>
-      </w:r>
-      <w:r>
-        <w:rPr>
-          <w:rStyle w:val="SpecialCharTok"/>
-        </w:rPr>
-        <w:t xml:space="preserve">==</w:t>
-      </w:r>
-      <w:r>
-        <w:rPr>
-          <w:rStyle w:val="ConstantTok"/>
-        </w:rPr>
-        <w:t xml:space="preserve">TRUE</w:t>
-      </w:r>
-      <w:r>
-        <w:rPr>
-          <w:rStyle w:val="NormalTok"/>
-        </w:rPr>
-        <w:t xml:space="preserve">))</w:t>
-      </w:r>
-    </w:p>
-    <w:bookmarkEnd w:id="14"/>
-    <w:bookmarkStart w:id="15" w:name="evaluate-what-was-found"/>
-    <w:p>
-      <w:pPr>
-        <w:pStyle w:val="Heading3"/>
-      </w:pPr>
-      <w:r>
-        <w:t xml:space="preserve">Evaluate What Was Found</w:t>
-      </w:r>
-    </w:p>
-    <w:p>
-      <w:pPr>
-        <w:pStyle w:val="FirstParagraph"/>
-      </w:pPr>
-      <w:r>
-        <w:t xml:space="preserve">The evaluation asks whether the reconstruction-based anomaly flags produced by</w:t>
-      </w:r>
-      <w:r>
-        <w:t xml:space="preserve"> </w:t>
-      </w:r>
-      <w:r>
-        <w:rPr>
-          <w:rStyle w:val="VerbatimChar"/>
-        </w:rPr>
-        <w:t xml:space="preserve">han_autoencoder(..., autoenc_adv_ed, ...)</w:t>
-      </w:r>
-      <w:r>
-        <w:t xml:space="preserve"> </w:t>
-      </w:r>
-      <w:r>
-        <w:t xml:space="preserve">match the labeled structure on this dataset. Read the scores as evidence about the method’s assumptions in practice, not as detached summary numbers.</w:t>
-      </w:r>
-    </w:p>
-    <w:p>
-      <w:pPr>
-        <w:pStyle w:val="SourceCode"/>
-      </w:pPr>
-      <w:r>
-        <w:rPr>
-          <w:rStyle w:val="CommentTok"/>
-        </w:rPr>
-        <w:t xml:space="preserve"># Evaluate detections against ground-truth labels</w:t>
-      </w:r>
-      <w:r>
-        <w:br/>
-      </w:r>
-      <w:r>
-        <w:rPr>
-          <w:rStyle w:val="NormalTok"/>
-        </w:rPr>
-        <w:t xml:space="preserve">  evaluation </w:t>
-      </w:r>
-      <w:r>
-        <w:rPr>
-          <w:rStyle w:val="OtherTok"/>
-        </w:rPr>
-        <w:t xml:space="preserve">&lt;-</w:t>
-      </w:r>
-      <w:r>
-        <w:rPr>
-          <w:rStyle w:val="NormalTok"/>
-        </w:rPr>
-        <w:t xml:space="preserve"> </w:t>
-      </w:r>
-      <w:r>
-        <w:rPr>
-          <w:rStyle w:val="FunctionTok"/>
-        </w:rPr>
-        <w:t xml:space="preserve">evaluate</w:t>
-      </w:r>
-      <w:r>
-        <w:rPr>
-          <w:rStyle w:val="NormalTok"/>
-        </w:rPr>
-        <w:t xml:space="preserve">(model, detection</w:t>
-      </w:r>
-      <w:r>
-        <w:rPr>
-          <w:rStyle w:val="SpecialCharTok"/>
-        </w:rPr>
-        <w:t xml:space="preserve">$</w:t>
-      </w:r>
-      <w:r>
-        <w:rPr>
-          <w:rStyle w:val="NormalTok"/>
-        </w:rPr>
-        <w:t xml:space="preserve">event, dataset</w:t>
-      </w:r>
-      <w:r>
-        <w:rPr>
-          <w:rStyle w:val="SpecialCharTok"/>
-        </w:rPr>
-        <w:t xml:space="preserve">$</w:t>
-      </w:r>
-      <w:r>
-        <w:rPr>
-          <w:rStyle w:val="NormalTok"/>
-        </w:rPr>
-        <w:t xml:space="preserve">event)</w:t>
-      </w:r>
-      <w:r>
-        <w:br/>
-      </w:r>
-      <w:r>
-        <w:rPr>
-          <w:rStyle w:val="NormalTok"/>
-        </w:rPr>
-        <w:t xml:space="preserve">  </w:t>
-      </w:r>
-      <w:r>
-        <w:rPr>
-          <w:rStyle w:val="FunctionTok"/>
-        </w:rPr>
-        <w:t xml:space="preserve">print</w:t>
-      </w:r>
-      <w:r>
-        <w:rPr>
-          <w:rStyle w:val="NormalTok"/>
-        </w:rPr>
-        <w:t xml:space="preserve">(evaluation</w:t>
-      </w:r>
-      <w:r>
-        <w:rPr>
-          <w:rStyle w:val="SpecialCharTok"/>
-        </w:rPr>
-        <w:t xml:space="preserve">$</w:t>
-      </w:r>
-      <w:r>
-        <w:rPr>
-          <w:rStyle w:val="NormalTok"/>
-        </w:rPr>
-        <w:t xml:space="preserve">confMatrix)</w:t>
-      </w:r>
-    </w:p>
-    <w:bookmarkEnd w:id="15"/>
-    <w:bookmarkStart w:id="16" w:name="interpret-the-result-visually-1"/>
-    <w:p>
-      <w:pPr>
-        <w:pStyle w:val="Heading3"/>
-      </w:pPr>
-      <w:r>
-        <w:t xml:space="preserve">Interpret the Result Visually</w:t>
-      </w:r>
-    </w:p>
-    <w:p>
-      <w:pPr>
-        <w:pStyle w:val="FirstParagraph"/>
-      </w:pPr>
-      <w:r>
-        <w:t xml:space="preserve">This visual check puts the model output back on top of the original signal. What matters now is whether the highlighted reconstruction-based anomaly flags line up with the structure suggested by the method, which is the real semantic test of whether the example is teaching the right lesson.</w:t>
-      </w:r>
-    </w:p>
-    <w:p>
-      <w:pPr>
-        <w:pStyle w:val="SourceCode"/>
-      </w:pPr>
-      <w:r>
-        <w:rPr>
-          <w:rStyle w:val="CommentTok"/>
-        </w:rPr>
-        <w:t xml:space="preserve"># Plot detections over the series</w:t>
-      </w:r>
-      <w:r>
-        <w:br/>
-      </w:r>
-      <w:r>
-        <w:rPr>
-          <w:rStyle w:val="NormalTok"/>
-        </w:rPr>
-        <w:t xml:space="preserve">  </w:t>
-      </w:r>
-      <w:r>
-        <w:rPr>
-          <w:rStyle w:val="FunctionTok"/>
-        </w:rPr>
-        <w:t xml:space="preserve">har_plot</w:t>
-      </w:r>
-      <w:r>
-        <w:rPr>
-          <w:rStyle w:val="NormalTok"/>
-        </w:rPr>
-        <w:t xml:space="preserve">(model, dataset</w:t>
-      </w:r>
-      <w:r>
-        <w:rPr>
-          <w:rStyle w:val="SpecialCharTok"/>
-        </w:rPr>
-        <w:t xml:space="preserve">$</w:t>
-      </w:r>
-      <w:r>
-        <w:rPr>
-          <w:rStyle w:val="NormalTok"/>
-        </w:rPr>
-        <w:t xml:space="preserve">serie, detection, dataset</w:t>
-      </w:r>
-      <w:r>
-        <w:rPr>
-          <w:rStyle w:val="SpecialCharTok"/>
-        </w:rPr>
-        <w:t xml:space="preserve">$</w:t>
-      </w:r>
-      <w:r>
-        <w:rPr>
-          <w:rStyle w:val="NormalTok"/>
-        </w:rPr>
-        <w:t xml:space="preserve">event)</w:t>
-      </w:r>
-    </w:p>
-    <w:p>
-      <w:pPr>
-        <w:pStyle w:val="SourceCode"/>
-      </w:pPr>
-      <w:r>
-        <w:rPr>
-          <w:rStyle w:val="CommentTok"/>
-        </w:rPr>
-        <w:t xml:space="preserve"># Plot residual scores and threshold</w:t>
-      </w:r>
-      <w:r>
-        <w:br/>
-      </w:r>
-      <w:r>
-        <w:rPr>
-          <w:rStyle w:val="NormalTok"/>
-        </w:rPr>
-        <w:t xml:space="preserve">  </w:t>
-      </w:r>
-      <w:r>
-        <w:rPr>
-          <w:rStyle w:val="FunctionTok"/>
-        </w:rPr>
-        <w:t xml:space="preserve">har_plot</w:t>
-      </w:r>
-      <w:r>
-        <w:rPr>
-          <w:rStyle w:val="NormalTok"/>
-        </w:rPr>
-        <w:t xml:space="preserve">(model, </w:t>
-      </w:r>
-      <w:r>
-        <w:rPr>
-          <w:rStyle w:val="FunctionTok"/>
-        </w:rPr>
-        <w:t xml:space="preserve">attr</w:t>
-      </w:r>
-      <w:r>
-        <w:rPr>
-          <w:rStyle w:val="NormalTok"/>
-        </w:rPr>
-        <w:t xml:space="preserve">(detection, </w:t>
-      </w:r>
-      <w:r>
-        <w:rPr>
-          <w:rStyle w:val="StringTok"/>
-        </w:rPr>
-        <w:t xml:space="preserve">"res"</w:t>
-      </w:r>
-      <w:r>
-        <w:rPr>
-          <w:rStyle w:val="NormalTok"/>
-        </w:rPr>
-        <w:t xml:space="preserve">), detection, dataset</w:t>
-      </w:r>
-      <w:r>
-        <w:rPr>
-          <w:rStyle w:val="SpecialCharTok"/>
-        </w:rPr>
-        <w:t xml:space="preserve">$</w:t>
-      </w:r>
-      <w:r>
-        <w:rPr>
-          <w:rStyle w:val="NormalTok"/>
-        </w:rPr>
-        <w:t xml:space="preserve">event, </w:t>
-      </w:r>
-      <w:r>
-        <w:rPr>
-          <w:rStyle w:val="AttributeTok"/>
-        </w:rPr>
-        <w:t xml:space="preserve">yline =</w:t>
-      </w:r>
-      <w:r>
-        <w:rPr>
-          <w:rStyle w:val="NormalTok"/>
-        </w:rPr>
-        <w:t xml:space="preserve"> </w:t>
-      </w:r>
-      <w:r>
-        <w:rPr>
-          <w:rStyle w:val="FunctionTok"/>
-        </w:rPr>
-        <w:t xml:space="preserve">attr</w:t>
-      </w:r>
-      <w:r>
-        <w:rPr>
-          <w:rStyle w:val="NormalTok"/>
-        </w:rPr>
-        <w:t xml:space="preserve">(detection, </w:t>
-      </w:r>
-      <w:r>
-        <w:rPr>
-          <w:rStyle w:val="StringTok"/>
-        </w:rPr>
-        <w:t xml:space="preserve">"threshold"</w:t>
-      </w:r>
-      <w:r>
-        <w:rPr>
-          <w:rStyle w:val="NormalTok"/>
-        </w:rPr>
-        <w:t xml:space="preserve">))</w:t>
-      </w:r>
-    </w:p>
-    <w:bookmarkEnd w:id="16"/>
-    <w:bookmarkEnd w:id="17"/>
-    <w:bookmarkStart w:id="18" w:name="references"/>
+        <w:drawing>
+          <wp:inline>
+            <wp:extent cx="4620126" cy="3696101"/>
+            <wp:effectExtent b="0" l="0" r="0" t="0"/>
+            <wp:docPr descr="" title="" id="23" name="Picture"/>
+            <a:graphic>
+              <a:graphicData uri="http://schemas.openxmlformats.org/drawingml/2006/picture">
+                <pic:pic>
+                  <pic:nvPicPr>
+                    <pic:cNvPr descr="/home/gpca/harbinger/examples/anomalies/doc/40-autoencoder-han_autoenc_adv_ed_files/542f0a0aafe6eb4990f69f7ccd6d7eeeb089bef7.png" id="24" name="Picture"/>
+                    <pic:cNvPicPr>
+                      <a:picLocks noChangeArrowheads="1" noChangeAspect="1"/>
+                    </pic:cNvPicPr>
+                  </pic:nvPicPr>
+                  <pic:blipFill>
+                    <a:blip r:embed="rId22"/>
+                    <a:stretch>
+                      <a:fillRect/>
+                    </a:stretch>
+                  </pic:blipFill>
+                  <pic:spPr bwMode="auto">
+                    <a:xfrm>
+                      <a:off x="0" y="0"/>
+                      <a:ext cx="4620126" cy="3696101"/>
+                    </a:xfrm>
+                    <a:prstGeom prst="rect">
+                      <a:avLst/>
+                    </a:prstGeom>
+                    <a:noFill/>
+                    <a:ln w="9525">
+                      <a:noFill/>
+                      <a:headEnd/>
+                      <a:tailEnd/>
+                    </a:ln>
+                  </pic:spPr>
+                </pic:pic>
+              </a:graphicData>
+            </a:graphic>
+          </wp:inline>
+        </w:drawing>
+      </w:r>
+    </w:p>
+    <w:bookmarkEnd w:id="25"/>
+    <w:bookmarkEnd w:id="26"/>
+    <w:bookmarkStart w:id="27" w:name="references"/>
     <w:p>
       <w:pPr>
         <w:pStyle w:val="Heading2"/>
@@ -1179,7 +1293,7 @@
         <w:t xml:space="preserve">Chalapathy, R., &amp; Chawla, S. (2019). Deep Learning for Anomaly Detection: A Survey. arXiv:1901.03407.</w:t>
       </w:r>
     </w:p>
-    <w:bookmarkEnd w:id="18"/>
+    <w:bookmarkEnd w:id="27"/>
     <w:sectPr>
       <w:footnotePr>
         <w:numRestart w:val="eachSect"/>

--- a/examples/anomalies/doc/40-autoencoder-han_autoenc_adv_ed.docx
+++ b/examples/anomalies/doc/40-autoencoder-han_autoenc_adv_ed.docx
@@ -429,7 +429,7 @@
               <a:graphicData uri="http://schemas.openxmlformats.org/drawingml/2006/picture">
                 <pic:pic>
                   <pic:nvPicPr>
-                    <pic:cNvPr descr="/home/gpca/harbinger/examples/anomalies/doc/40-autoencoder-han_autoenc_adv_ed_files/46fd22c5619288bab818a9b18590cffbd2d68ef6.png" id="14" name="Picture"/>
+                    <pic:cNvPr descr="C:\Git\dal\harbinger\examples\anomalies\doc\40-autoencoder-han_autoenc_adv_ed_files/e75479f029ff0d53bb53eceb3546deeae29f0e97.png" id="14" name="Picture"/>
                     <pic:cNvPicPr>
                       <a:picLocks noChangeArrowheads="1" noChangeAspect="1"/>
                     </pic:cNvPicPr>
@@ -1074,7 +1074,7 @@
               <a:graphicData uri="http://schemas.openxmlformats.org/drawingml/2006/picture">
                 <pic:pic>
                   <pic:nvPicPr>
-                    <pic:cNvPr descr="/home/gpca/harbinger/examples/anomalies/doc/40-autoencoder-han_autoenc_adv_ed_files/340145a6a24854a6c9b3bc33d675594d5fc00a7e.png" id="21" name="Picture"/>
+                    <pic:cNvPr descr="C:\Git\dal\harbinger\examples\anomalies\doc\40-autoencoder-han_autoenc_adv_ed_files/73b7905c7a7b444bdb31994f17ea7ea3522f1f10.png" id="21" name="Picture"/>
                     <pic:cNvPicPr>
                       <a:picLocks noChangeArrowheads="1" noChangeAspect="1"/>
                     </pic:cNvPicPr>
@@ -1225,7 +1225,7 @@
               <a:graphicData uri="http://schemas.openxmlformats.org/drawingml/2006/picture">
                 <pic:pic>
                   <pic:nvPicPr>
-                    <pic:cNvPr descr="/home/gpca/harbinger/examples/anomalies/doc/40-autoencoder-han_autoenc_adv_ed_files/542f0a0aafe6eb4990f69f7ccd6d7eeeb089bef7.png" id="24" name="Picture"/>
+                    <pic:cNvPr descr="C:\Git\dal\harbinger\examples\anomalies\doc\40-autoencoder-han_autoenc_adv_ed_files/0074050bcd58310bc727060ded222bed315e7830.png" id="24" name="Picture"/>
                     <pic:cNvPicPr>
                       <a:picLocks noChangeArrowheads="1" noChangeAspect="1"/>
                     </pic:cNvPicPr>

--- a/examples/anomalies/doc/40-autoencoder-han_autoenc_adv_ed.docx
+++ b/examples/anomalies/doc/40-autoencoder-han_autoenc_adv_ed.docx
@@ -429,7 +429,7 @@
               <a:graphicData uri="http://schemas.openxmlformats.org/drawingml/2006/picture">
                 <pic:pic>
                   <pic:nvPicPr>
-                    <pic:cNvPr descr="C:\Git\dal\harbinger\examples\anomalies\doc\40-autoencoder-han_autoenc_adv_ed_files/e75479f029ff0d53bb53eceb3546deeae29f0e97.png" id="14" name="Picture"/>
+                    <pic:cNvPr descr="/home/gpca/harbinger/examples/anomalies/doc/40-autoencoder-han_autoenc_adv_ed_files/46fd22c5619288bab818a9b18590cffbd2d68ef6.png" id="14" name="Picture"/>
                     <pic:cNvPicPr>
                       <a:picLocks noChangeArrowheads="1" noChangeAspect="1"/>
                     </pic:cNvPicPr>
@@ -1074,7 +1074,7 @@
               <a:graphicData uri="http://schemas.openxmlformats.org/drawingml/2006/picture">
                 <pic:pic>
                   <pic:nvPicPr>
-                    <pic:cNvPr descr="C:\Git\dal\harbinger\examples\anomalies\doc\40-autoencoder-han_autoenc_adv_ed_files/73b7905c7a7b444bdb31994f17ea7ea3522f1f10.png" id="21" name="Picture"/>
+                    <pic:cNvPr descr="/home/gpca/harbinger/examples/anomalies/doc/40-autoencoder-han_autoenc_adv_ed_files/340145a6a24854a6c9b3bc33d675594d5fc00a7e.png" id="21" name="Picture"/>
                     <pic:cNvPicPr>
                       <a:picLocks noChangeArrowheads="1" noChangeAspect="1"/>
                     </pic:cNvPicPr>
@@ -1225,7 +1225,7 @@
               <a:graphicData uri="http://schemas.openxmlformats.org/drawingml/2006/picture">
                 <pic:pic>
                   <pic:nvPicPr>
-                    <pic:cNvPr descr="C:\Git\dal\harbinger\examples\anomalies\doc\40-autoencoder-han_autoenc_adv_ed_files/0074050bcd58310bc727060ded222bed315e7830.png" id="24" name="Picture"/>
+                    <pic:cNvPr descr="/home/gpca/harbinger/examples/anomalies/doc/40-autoencoder-han_autoenc_adv_ed_files/542f0a0aafe6eb4990f69f7ccd6d7eeeb089bef7.png" id="24" name="Picture"/>
                     <pic:cNvPicPr>
                       <a:picLocks noChangeArrowheads="1" noChangeAspect="1"/>
                     </pic:cNvPicPr>

--- a/examples/anomalies/doc/40-autoencoder-han_autoenc_adv_ed.docx
+++ b/examples/anomalies/doc/40-autoencoder-han_autoenc_adv_ed.docx
@@ -802,7 +802,7 @@
         <w:rPr>
           <w:rStyle w:val="VerbatimChar"/>
         </w:rPr>
-        <w:t xml:space="preserve">## [1] idx   event type </w:t>
+        <w:t xml:space="preserve">##   idx event    type</w:t>
       </w:r>
       <w:r>
         <w:br/>
@@ -811,7 +811,7 @@
         <w:rPr>
           <w:rStyle w:val="VerbatimChar"/>
         </w:rPr>
-        <w:t xml:space="preserve">## &lt;0 rows&gt; (or 0-length row.names)</w:t>
+        <w:t xml:space="preserve">## 1  52  TRUE anomaly</w:t>
       </w:r>
     </w:p>
     <w:bookmarkEnd w:id="17"/>
@@ -974,7 +974,7 @@
         <w:rPr>
           <w:rStyle w:val="VerbatimChar"/>
         </w:rPr>
-        <w:t xml:space="preserve">## TRUE      0     0    </w:t>
+        <w:t xml:space="preserve">## TRUE      0     1    </w:t>
       </w:r>
       <w:r>
         <w:br/>
@@ -983,7 +983,7 @@
         <w:rPr>
           <w:rStyle w:val="VerbatimChar"/>
         </w:rPr>
-        <w:t xml:space="preserve">## FALSE     1     100</w:t>
+        <w:t xml:space="preserve">## FALSE     1     99</w:t>
       </w:r>
     </w:p>
     <w:bookmarkEnd w:id="18"/>
@@ -1074,7 +1074,7 @@
               <a:graphicData uri="http://schemas.openxmlformats.org/drawingml/2006/picture">
                 <pic:pic>
                   <pic:nvPicPr>
-                    <pic:cNvPr descr="/home/gpca/harbinger/examples/anomalies/doc/40-autoencoder-han_autoenc_adv_ed_files/340145a6a24854a6c9b3bc33d675594d5fc00a7e.png" id="21" name="Picture"/>
+                    <pic:cNvPr descr="/home/gpca/harbinger/examples/anomalies/doc/40-autoencoder-han_autoenc_adv_ed_files/58277a5e1a2f35161ed1d6a218120a8083a078a2.png" id="21" name="Picture"/>
                     <pic:cNvPicPr>
                       <a:picLocks noChangeArrowheads="1" noChangeAspect="1"/>
                     </pic:cNvPicPr>
@@ -1225,7 +1225,7 @@
               <a:graphicData uri="http://schemas.openxmlformats.org/drawingml/2006/picture">
                 <pic:pic>
                   <pic:nvPicPr>
-                    <pic:cNvPr descr="/home/gpca/harbinger/examples/anomalies/doc/40-autoencoder-han_autoenc_adv_ed_files/542f0a0aafe6eb4990f69f7ccd6d7eeeb089bef7.png" id="24" name="Picture"/>
+                    <pic:cNvPr descr="/home/gpca/harbinger/examples/anomalies/doc/40-autoencoder-han_autoenc_adv_ed_files/05eb76acb0d0c1f74a8cf00eb81d9be8e51c727d.png" id="24" name="Picture"/>
                     <pic:cNvPicPr>
                       <a:picLocks noChangeArrowheads="1" noChangeAspect="1"/>
                     </pic:cNvPicPr>
